--- a/public/Leave Request Form.docx
+++ b/public/Leave Request Form.docx
@@ -260,7 +260,7 @@
     </w:p>
     <w:tbl>
       <w:tblPr>
-        <w:tblW w:w="0" w:type="auto"/>
+        <w:tblW w:w="10196" w:type="dxa"/>
         <w:tblInd w:w="10" w:type="dxa"/>
         <w:tblBorders>
           <w:top w:val="single" w:sz="4" w:space="0" w:color="auto"/>
@@ -281,9 +281,10 @@
         <w:gridCol w:w="2672"/>
         <w:gridCol w:w="1157"/>
         <w:gridCol w:w="1157"/>
-        <w:gridCol w:w="1157"/>
-        <w:gridCol w:w="1344"/>
-        <w:gridCol w:w="2709"/>
+        <w:gridCol w:w="170"/>
+        <w:gridCol w:w="987"/>
+        <w:gridCol w:w="1497"/>
+        <w:gridCol w:w="2556"/>
       </w:tblGrid>
       <w:tr>
         <w:trPr>
@@ -305,14 +306,12 @@
               <w:spacing w:before="33"/>
               <w:ind w:left="23"/>
               <w:rPr>
-                <w:rFonts w:ascii="Montserrat"/>
                 <w:b/>
                 <w:sz w:val="12"/>
               </w:rPr>
             </w:pPr>
             <w:r>
               <w:rPr>
-                <w:rFonts w:ascii="Montserrat"/>
                 <w:b/>
                 <w:w w:val="90"/>
                 <w:sz w:val="12"/>
@@ -321,7 +320,6 @@
             </w:r>
             <w:r>
               <w:rPr>
-                <w:rFonts w:ascii="Montserrat"/>
                 <w:b/>
                 <w:sz w:val="12"/>
               </w:rPr>
@@ -329,7 +327,6 @@
             </w:r>
             <w:r>
               <w:rPr>
-                <w:rFonts w:ascii="Montserrat"/>
                 <w:b/>
                 <w:w w:val="90"/>
                 <w:sz w:val="12"/>
@@ -338,7 +335,6 @@
             </w:r>
             <w:r>
               <w:rPr>
-                <w:rFonts w:ascii="Montserrat"/>
                 <w:b/>
                 <w:spacing w:val="1"/>
                 <w:sz w:val="12"/>
@@ -347,7 +343,6 @@
             </w:r>
             <w:r>
               <w:rPr>
-                <w:rFonts w:ascii="Montserrat"/>
                 <w:b/>
                 <w:spacing w:val="-5"/>
                 <w:w w:val="90"/>
@@ -359,8 +354,8 @@
         </w:tc>
         <w:tc>
           <w:tcPr>
-            <w:tcW w:w="4815" w:type="dxa"/>
-            <w:gridSpan w:val="4"/>
+            <w:tcW w:w="4968" w:type="dxa"/>
+            <w:gridSpan w:val="5"/>
             <w:tcBorders>
               <w:top w:val="nil"/>
               <w:left w:val="nil"/>
@@ -374,14 +369,12 @@
               <w:spacing w:before="33"/>
               <w:jc w:val="center"/>
               <w:rPr>
-                <w:rFonts w:ascii="Montserrat"/>
                 <w:b/>
                 <w:sz w:val="12"/>
               </w:rPr>
             </w:pPr>
             <w:r>
               <w:rPr>
-                <w:rFonts w:ascii="Montserrat"/>
                 <w:b/>
                 <w:spacing w:val="-4"/>
                 <w:sz w:val="12"/>
@@ -390,7 +383,6 @@
             </w:r>
             <w:r>
               <w:rPr>
-                <w:rFonts w:ascii="Montserrat"/>
                 <w:b/>
                 <w:spacing w:val="-5"/>
                 <w:sz w:val="12"/>
@@ -401,7 +393,7 @@
         </w:tc>
         <w:tc>
           <w:tcPr>
-            <w:tcW w:w="2709" w:type="dxa"/>
+            <w:tcW w:w="2556" w:type="dxa"/>
             <w:tcBorders>
               <w:top w:val="nil"/>
               <w:left w:val="nil"/>
@@ -416,17 +408,15 @@
               <w:spacing w:before="33"/>
               <w:ind w:left="19"/>
               <w:rPr>
-                <w:rFonts w:ascii="Montserrat" w:cs="Readex Pro Light"/>
                 <w:b/>
                 <w:bCs/>
                 <w:sz w:val="12"/>
                 <w:szCs w:val="12"/>
               </w:rPr>
             </w:pPr>
-            <w:proofErr w:type="spellStart"/>
-            <w:r>
-              <w:rPr>
-                <w:rFonts w:ascii="Montserrat" w:cs="Readex Pro Light"/>
+            <w:r>
+              <w:rPr>
+                <w:rFonts w:hint="cs"/>
                 <w:b/>
                 <w:bCs/>
                 <w:w w:val="132"/>
@@ -434,39 +424,10 @@
                 <w:szCs w:val="12"/>
                 <w:rtl/>
               </w:rPr>
-              <w:t>ﻣﺮﺟﻊ</w:t>
-            </w:r>
-            <w:proofErr w:type="spellEnd"/>
-            <w:r>
-              <w:rPr>
-                <w:rFonts w:ascii="Montserrat" w:cs="Readex Pro Light"/>
-                <w:b/>
-                <w:bCs/>
-                <w:spacing w:val="-14"/>
-                <w:w w:val="132"/>
-                <w:sz w:val="12"/>
-                <w:szCs w:val="12"/>
-                <w:rtl/>
-              </w:rPr>
-              <w:t xml:space="preserve"> </w:t>
-            </w:r>
-            <w:proofErr w:type="spellStart"/>
-            <w:r>
-              <w:rPr>
-                <w:rFonts w:ascii="Montserrat" w:cs="Readex Pro Light"/>
-                <w:b/>
-                <w:bCs/>
-                <w:w w:val="132"/>
-                <w:sz w:val="12"/>
-                <w:szCs w:val="12"/>
-                <w:rtl/>
-              </w:rPr>
-              <w:t>اﻟﻨﻤﻮذج</w:t>
-            </w:r>
-            <w:proofErr w:type="spellEnd"/>
-            <w:r>
-              <w:rPr>
-                <w:rFonts w:ascii="Montserrat" w:cs="Readex Pro Light"/>
+              <w:t>مرجع النموذج</w:t>
+            </w:r>
+            <w:r>
+              <w:rPr>
                 <w:b/>
                 <w:bCs/>
                 <w:w w:val="132"/>
@@ -498,14 +459,12 @@
               <w:ind w:left="4" w:right="8"/>
               <w:jc w:val="center"/>
               <w:rPr>
-                <w:rFonts w:ascii="Montserrat"/>
                 <w:b/>
                 <w:sz w:val="12"/>
               </w:rPr>
             </w:pPr>
             <w:r>
               <w:rPr>
-                <w:rFonts w:ascii="Montserrat"/>
                 <w:b/>
                 <w:color w:val="FFFFFF"/>
                 <w:w w:val="85"/>
@@ -515,7 +474,6 @@
             </w:r>
             <w:r>
               <w:rPr>
-                <w:rFonts w:ascii="Montserrat"/>
                 <w:b/>
                 <w:color w:val="FFFFFF"/>
                 <w:spacing w:val="-5"/>
@@ -526,7 +484,6 @@
             </w:r>
             <w:r>
               <w:rPr>
-                <w:rFonts w:ascii="Montserrat"/>
                 <w:b/>
                 <w:color w:val="FFFFFF"/>
                 <w:w w:val="85"/>
@@ -536,7 +493,6 @@
             </w:r>
             <w:r>
               <w:rPr>
-                <w:rFonts w:ascii="Montserrat"/>
                 <w:b/>
                 <w:color w:val="FFFFFF"/>
                 <w:spacing w:val="-5"/>
@@ -547,7 +503,6 @@
             </w:r>
             <w:r>
               <w:rPr>
-                <w:rFonts w:ascii="Montserrat"/>
                 <w:b/>
                 <w:color w:val="FFFFFF"/>
                 <w:spacing w:val="-4"/>
@@ -561,7 +516,7 @@
         <w:tc>
           <w:tcPr>
             <w:tcW w:w="5210" w:type="dxa"/>
-            <w:gridSpan w:val="3"/>
+            <w:gridSpan w:val="4"/>
             <w:tcBorders>
               <w:top w:val="nil"/>
             </w:tcBorders>
@@ -574,17 +529,17 @@
               <w:spacing w:before="25"/>
               <w:ind w:left="2127"/>
               <w:rPr>
-                <w:rFonts w:ascii="Montserrat" w:cs="Readex Pro Light"/>
                 <w:b/>
                 <w:bCs/>
                 <w:sz w:val="12"/>
                 <w:szCs w:val="12"/>
-              </w:rPr>
-            </w:pPr>
-            <w:proofErr w:type="spellStart"/>
-            <w:r>
-              <w:rPr>
-                <w:rFonts w:ascii="Montserrat" w:cs="Readex Pro Light"/>
+                <w:rtl/>
+                <w:lang w:bidi="ar-LY"/>
+              </w:rPr>
+            </w:pPr>
+            <w:r>
+              <w:rPr>
+                <w:rFonts w:hint="cs"/>
                 <w:b/>
                 <w:bCs/>
                 <w:color w:val="FFFFFF"/>
@@ -592,68 +547,10 @@
                 <w:sz w:val="12"/>
                 <w:szCs w:val="12"/>
                 <w:rtl/>
-              </w:rPr>
-              <w:t>ﻧﻤﻮذج</w:t>
-            </w:r>
-            <w:proofErr w:type="spellEnd"/>
-            <w:r>
-              <w:rPr>
-                <w:rFonts w:ascii="Montserrat" w:cs="Readex Pro Light"/>
-                <w:b/>
-                <w:bCs/>
-                <w:color w:val="FFFFFF"/>
-                <w:spacing w:val="-23"/>
-                <w:w w:val="140"/>
-                <w:sz w:val="12"/>
-                <w:szCs w:val="12"/>
-                <w:rtl/>
-              </w:rPr>
-              <w:t xml:space="preserve"> </w:t>
-            </w:r>
-            <w:proofErr w:type="spellStart"/>
-            <w:r>
-              <w:rPr>
-                <w:rFonts w:ascii="Montserrat" w:cs="Readex Pro Light"/>
-                <w:b/>
-                <w:bCs/>
-                <w:color w:val="FFFFFF"/>
-                <w:w w:val="140"/>
-                <w:sz w:val="12"/>
-                <w:szCs w:val="12"/>
-                <w:rtl/>
-              </w:rPr>
-              <w:t>ﻃﻠﺐ</w:t>
-            </w:r>
-            <w:proofErr w:type="spellEnd"/>
-            <w:r>
-              <w:rPr>
-                <w:rFonts w:ascii="Montserrat" w:cs="Readex Pro Light"/>
-                <w:b/>
-                <w:bCs/>
-                <w:color w:val="FFFFFF"/>
-                <w:spacing w:val="-23"/>
-                <w:w w:val="140"/>
-                <w:sz w:val="12"/>
-                <w:szCs w:val="12"/>
-                <w:rtl/>
-              </w:rPr>
-              <w:t xml:space="preserve"> </w:t>
-            </w:r>
-            <w:proofErr w:type="spellStart"/>
-            <w:r>
-              <w:rPr>
-                <w:rFonts w:ascii="Montserrat" w:cs="Readex Pro Light"/>
-                <w:b/>
-                <w:bCs/>
-                <w:color w:val="FFFFFF"/>
-                <w:w w:val="140"/>
-                <w:sz w:val="12"/>
-                <w:szCs w:val="12"/>
-                <w:rtl/>
-              </w:rPr>
-              <w:t>إﺟﺎزة</w:t>
-            </w:r>
-            <w:proofErr w:type="spellEnd"/>
+                <w:lang w:bidi="ar-LY"/>
+              </w:rPr>
+              <w:t>نموذج طلب إجازة</w:t>
+            </w:r>
           </w:p>
         </w:tc>
       </w:tr>
@@ -703,7 +600,7 @@
         <w:tc>
           <w:tcPr>
             <w:tcW w:w="5210" w:type="dxa"/>
-            <w:gridSpan w:val="3"/>
+            <w:gridSpan w:val="4"/>
             <w:shd w:val="clear" w:color="auto" w:fill="D9D4D9"/>
           </w:tcPr>
           <w:p>
@@ -717,17 +614,16 @@
                 <w:szCs w:val="12"/>
               </w:rPr>
             </w:pPr>
-            <w:proofErr w:type="spellStart"/>
-            <w:r>
-              <w:rPr>
+            <w:r>
+              <w:rPr>
+                <w:rFonts w:hint="cs"/>
                 <w:w w:val="120"/>
                 <w:sz w:val="12"/>
                 <w:szCs w:val="12"/>
                 <w:rtl/>
               </w:rPr>
-              <w:t>ﺑﻴﺎﻧﺎت</w:t>
-            </w:r>
-            <w:proofErr w:type="spellEnd"/>
+              <w:t>بيانات</w:t>
+            </w:r>
             <w:r>
               <w:rPr>
                 <w:spacing w:val="6"/>
@@ -738,17 +634,16 @@
               </w:rPr>
               <w:t xml:space="preserve"> </w:t>
             </w:r>
-            <w:proofErr w:type="spellStart"/>
-            <w:r>
-              <w:rPr>
+            <w:r>
+              <w:rPr>
+                <w:rFonts w:hint="cs"/>
                 <w:w w:val="120"/>
                 <w:sz w:val="12"/>
                 <w:szCs w:val="12"/>
                 <w:rtl/>
               </w:rPr>
-              <w:t>اﻟﻤﻮﻇﻒ</w:t>
-            </w:r>
-            <w:proofErr w:type="spellEnd"/>
+              <w:t>الموظف</w:t>
+            </w:r>
           </w:p>
         </w:tc>
       </w:tr>
@@ -793,22 +688,23 @@
         </w:tc>
         <w:tc>
           <w:tcPr>
-            <w:tcW w:w="4815" w:type="dxa"/>
-            <w:gridSpan w:val="4"/>
-          </w:tcPr>
-          <w:p>
-            <w:pPr>
-              <w:pStyle w:val="TableParagraph"/>
-              <w:ind w:left="1538"/>
-              <w:rPr>
-                <w:sz w:val="12"/>
-              </w:rPr>
-            </w:pPr>
-          </w:p>
-        </w:tc>
-        <w:tc>
-          <w:tcPr>
-            <w:tcW w:w="2709" w:type="dxa"/>
+            <w:tcW w:w="4968" w:type="dxa"/>
+            <w:gridSpan w:val="5"/>
+            <w:vAlign w:val="center"/>
+          </w:tcPr>
+          <w:p>
+            <w:pPr>
+              <w:pStyle w:val="TableParagraph"/>
+              <w:jc w:val="center"/>
+              <w:rPr>
+                <w:sz w:val="12"/>
+              </w:rPr>
+            </w:pPr>
+          </w:p>
+        </w:tc>
+        <w:tc>
+          <w:tcPr>
+            <w:tcW w:w="2556" w:type="dxa"/>
           </w:tcPr>
           <w:p>
             <w:pPr>
@@ -820,37 +716,16 @@
                 <w:szCs w:val="12"/>
               </w:rPr>
             </w:pPr>
-            <w:proofErr w:type="spellStart"/>
-            <w:r>
-              <w:rPr>
+            <w:r>
+              <w:rPr>
+                <w:rFonts w:hint="cs"/>
                 <w:w w:val="118"/>
                 <w:sz w:val="12"/>
                 <w:szCs w:val="12"/>
                 <w:rtl/>
               </w:rPr>
-              <w:t>اﺳﻢ</w:t>
-            </w:r>
-            <w:proofErr w:type="spellEnd"/>
-            <w:r>
-              <w:rPr>
-                <w:w w:val="118"/>
-                <w:sz w:val="12"/>
-                <w:szCs w:val="12"/>
-                <w:rtl/>
-              </w:rPr>
-              <w:t xml:space="preserve"> </w:t>
-            </w:r>
-            <w:proofErr w:type="spellStart"/>
-            <w:r>
-              <w:rPr>
-                <w:w w:val="118"/>
-                <w:sz w:val="12"/>
-                <w:szCs w:val="12"/>
-                <w:rtl/>
-              </w:rPr>
-              <w:t>اﻟﻤﻮﻇﻒ</w:t>
-            </w:r>
-            <w:proofErr w:type="spellEnd"/>
+              <w:t>اسم الموظف</w:t>
+            </w:r>
           </w:p>
         </w:tc>
       </w:tr>
@@ -897,8 +772,9 @@
         </w:tc>
         <w:tc>
           <w:tcPr>
-            <w:tcW w:w="4815" w:type="dxa"/>
-            <w:gridSpan w:val="4"/>
+            <w:tcW w:w="4968" w:type="dxa"/>
+            <w:gridSpan w:val="5"/>
+            <w:vAlign w:val="center"/>
           </w:tcPr>
           <w:p>
             <w:pPr>
@@ -913,7 +789,7 @@
         </w:tc>
         <w:tc>
           <w:tcPr>
-            <w:tcW w:w="2709" w:type="dxa"/>
+            <w:tcW w:w="2556" w:type="dxa"/>
           </w:tcPr>
           <w:p>
             <w:pPr>
@@ -925,38 +801,16 @@
                 <w:szCs w:val="12"/>
               </w:rPr>
             </w:pPr>
-            <w:proofErr w:type="spellStart"/>
-            <w:r>
-              <w:rPr>
+            <w:r>
+              <w:rPr>
+                <w:rFonts w:hint="cs"/>
                 <w:w w:val="114"/>
                 <w:sz w:val="12"/>
                 <w:szCs w:val="12"/>
                 <w:rtl/>
               </w:rPr>
-              <w:t>اﻟﺮﻗﻢ</w:t>
-            </w:r>
-            <w:proofErr w:type="spellEnd"/>
-            <w:r>
-              <w:rPr>
-                <w:spacing w:val="-16"/>
-                <w:w w:val="114"/>
-                <w:sz w:val="12"/>
-                <w:szCs w:val="12"/>
-                <w:rtl/>
-              </w:rPr>
-              <w:t xml:space="preserve"> </w:t>
-            </w:r>
-            <w:proofErr w:type="spellStart"/>
-            <w:r>
-              <w:rPr>
-                <w:w w:val="114"/>
-                <w:sz w:val="12"/>
-                <w:szCs w:val="12"/>
-                <w:rtl/>
-              </w:rPr>
-              <w:t>اﻟﻮﻇﻴﻔﻲ</w:t>
-            </w:r>
-            <w:proofErr w:type="spellEnd"/>
+              <w:t>الرقم الوظيفي</w:t>
+            </w:r>
           </w:p>
         </w:tc>
       </w:tr>
@@ -987,22 +841,23 @@
         </w:tc>
         <w:tc>
           <w:tcPr>
-            <w:tcW w:w="4815" w:type="dxa"/>
-            <w:gridSpan w:val="4"/>
-          </w:tcPr>
-          <w:p>
-            <w:pPr>
-              <w:pStyle w:val="TableParagraph"/>
-              <w:ind w:left="1553"/>
-              <w:rPr>
-                <w:sz w:val="12"/>
-              </w:rPr>
-            </w:pPr>
-          </w:p>
-        </w:tc>
-        <w:tc>
-          <w:tcPr>
-            <w:tcW w:w="2709" w:type="dxa"/>
+            <w:tcW w:w="4968" w:type="dxa"/>
+            <w:gridSpan w:val="5"/>
+            <w:vAlign w:val="center"/>
+          </w:tcPr>
+          <w:p>
+            <w:pPr>
+              <w:pStyle w:val="TableParagraph"/>
+              <w:jc w:val="center"/>
+              <w:rPr>
+                <w:sz w:val="12"/>
+              </w:rPr>
+            </w:pPr>
+          </w:p>
+        </w:tc>
+        <w:tc>
+          <w:tcPr>
+            <w:tcW w:w="2556" w:type="dxa"/>
           </w:tcPr>
           <w:p>
             <w:pPr>
@@ -1014,17 +869,26 @@
                 <w:szCs w:val="12"/>
               </w:rPr>
             </w:pPr>
-            <w:proofErr w:type="spellStart"/>
-            <w:r>
-              <w:rPr>
+            <w:r>
+              <w:rPr>
+                <w:rFonts w:hint="eastAsia"/>
                 <w:w w:val="106"/>
                 <w:sz w:val="12"/>
                 <w:szCs w:val="12"/>
                 <w:rtl/>
               </w:rPr>
-              <w:t>اﻹدارة</w:t>
-            </w:r>
-            <w:proofErr w:type="spellEnd"/>
+              <w:t>الإدارة</w:t>
+            </w:r>
+            <w:r>
+              <w:rPr>
+                <w:rFonts w:hint="cs"/>
+                <w:w w:val="106"/>
+                <w:sz w:val="12"/>
+                <w:szCs w:val="12"/>
+                <w:rtl/>
+              </w:rPr>
+              <w:t xml:space="preserve"> </w:t>
+            </w:r>
           </w:p>
         </w:tc>
       </w:tr>
@@ -1055,8 +919,9 @@
         </w:tc>
         <w:tc>
           <w:tcPr>
-            <w:tcW w:w="4815" w:type="dxa"/>
-            <w:gridSpan w:val="4"/>
+            <w:tcW w:w="4968" w:type="dxa"/>
+            <w:gridSpan w:val="5"/>
+            <w:vAlign w:val="center"/>
           </w:tcPr>
           <w:p>
             <w:pPr>
@@ -1071,7 +936,7 @@
         </w:tc>
         <w:tc>
           <w:tcPr>
-            <w:tcW w:w="2709" w:type="dxa"/>
+            <w:tcW w:w="2556" w:type="dxa"/>
           </w:tcPr>
           <w:p>
             <w:pPr>
@@ -1083,17 +948,16 @@
                 <w:szCs w:val="12"/>
               </w:rPr>
             </w:pPr>
-            <w:proofErr w:type="spellStart"/>
-            <w:r>
-              <w:rPr>
+            <w:r>
+              <w:rPr>
+                <w:rFonts w:hint="cs"/>
                 <w:w w:val="110"/>
                 <w:sz w:val="12"/>
                 <w:szCs w:val="12"/>
                 <w:rtl/>
               </w:rPr>
-              <w:t>اﻟﻘﺴﻢ</w:t>
-            </w:r>
-            <w:proofErr w:type="spellEnd"/>
+              <w:t>القسم</w:t>
+            </w:r>
           </w:p>
         </w:tc>
       </w:tr>
@@ -1124,22 +988,23 @@
         </w:tc>
         <w:tc>
           <w:tcPr>
-            <w:tcW w:w="4815" w:type="dxa"/>
-            <w:gridSpan w:val="4"/>
-          </w:tcPr>
-          <w:p>
-            <w:pPr>
-              <w:pStyle w:val="TableParagraph"/>
-              <w:ind w:left="1323"/>
-              <w:rPr>
-                <w:sz w:val="12"/>
-              </w:rPr>
-            </w:pPr>
-          </w:p>
-        </w:tc>
-        <w:tc>
-          <w:tcPr>
-            <w:tcW w:w="2709" w:type="dxa"/>
+            <w:tcW w:w="4968" w:type="dxa"/>
+            <w:gridSpan w:val="5"/>
+            <w:vAlign w:val="center"/>
+          </w:tcPr>
+          <w:p>
+            <w:pPr>
+              <w:pStyle w:val="TableParagraph"/>
+              <w:jc w:val="center"/>
+              <w:rPr>
+                <w:sz w:val="12"/>
+              </w:rPr>
+            </w:pPr>
+          </w:p>
+        </w:tc>
+        <w:tc>
+          <w:tcPr>
+            <w:tcW w:w="2556" w:type="dxa"/>
           </w:tcPr>
           <w:p>
             <w:pPr>
@@ -1151,17 +1016,16 @@
                 <w:szCs w:val="12"/>
               </w:rPr>
             </w:pPr>
-            <w:proofErr w:type="spellStart"/>
-            <w:r>
-              <w:rPr>
+            <w:r>
+              <w:rPr>
+                <w:rFonts w:hint="cs"/>
                 <w:w w:val="124"/>
                 <w:sz w:val="12"/>
                 <w:szCs w:val="12"/>
                 <w:rtl/>
               </w:rPr>
-              <w:t>اﻟﻮﻇﻴﻔﺔ</w:t>
-            </w:r>
-            <w:proofErr w:type="spellEnd"/>
+              <w:t>الوظيفة</w:t>
+            </w:r>
           </w:p>
         </w:tc>
       </w:tr>
@@ -1218,8 +1082,9 @@
         </w:tc>
         <w:tc>
           <w:tcPr>
-            <w:tcW w:w="4815" w:type="dxa"/>
-            <w:gridSpan w:val="4"/>
+            <w:tcW w:w="4968" w:type="dxa"/>
+            <w:gridSpan w:val="5"/>
+            <w:vAlign w:val="center"/>
           </w:tcPr>
           <w:p>
             <w:pPr>
@@ -1233,7 +1098,7 @@
         </w:tc>
         <w:tc>
           <w:tcPr>
-            <w:tcW w:w="2709" w:type="dxa"/>
+            <w:tcW w:w="2556" w:type="dxa"/>
           </w:tcPr>
           <w:p>
             <w:pPr>
@@ -1245,80 +1110,16 @@
                 <w:szCs w:val="12"/>
               </w:rPr>
             </w:pPr>
-            <w:proofErr w:type="spellStart"/>
-            <w:r>
-              <w:rPr>
+            <w:r>
+              <w:rPr>
+                <w:rFonts w:hint="cs"/>
                 <w:w w:val="114"/>
                 <w:sz w:val="12"/>
                 <w:szCs w:val="12"/>
                 <w:rtl/>
               </w:rPr>
-              <w:t>ﺗﺎر</w:t>
-            </w:r>
-            <w:proofErr w:type="spellEnd"/>
-            <w:r>
-              <w:rPr>
-                <w:spacing w:val="-20"/>
-                <w:w w:val="114"/>
-                <w:sz w:val="12"/>
-                <w:szCs w:val="12"/>
-                <w:rtl/>
-              </w:rPr>
-              <w:t xml:space="preserve"> </w:t>
-            </w:r>
-            <w:proofErr w:type="spellStart"/>
-            <w:r>
-              <w:rPr>
-                <w:w w:val="114"/>
-                <w:sz w:val="12"/>
-                <w:szCs w:val="12"/>
-                <w:rtl/>
-              </w:rPr>
-              <w:t>ﻳﺦ</w:t>
-            </w:r>
-            <w:proofErr w:type="spellEnd"/>
-            <w:r>
-              <w:rPr>
-                <w:spacing w:val="-5"/>
-                <w:w w:val="114"/>
-                <w:sz w:val="12"/>
-                <w:szCs w:val="12"/>
-                <w:rtl/>
-              </w:rPr>
-              <w:t xml:space="preserve"> </w:t>
-            </w:r>
-            <w:proofErr w:type="spellStart"/>
-            <w:r>
-              <w:rPr>
-                <w:w w:val="114"/>
-                <w:sz w:val="12"/>
-                <w:szCs w:val="12"/>
-                <w:rtl/>
-              </w:rPr>
-              <w:t>ﺑﺪاﻳﺔ</w:t>
-            </w:r>
-            <w:proofErr w:type="spellEnd"/>
-            <w:r>
-              <w:rPr>
-                <w:spacing w:val="-6"/>
-                <w:w w:val="114"/>
-                <w:sz w:val="12"/>
-                <w:szCs w:val="12"/>
-                <w:rtl/>
-              </w:rPr>
-              <w:t xml:space="preserve"> </w:t>
-            </w:r>
-            <w:proofErr w:type="spellStart"/>
-            <w:r>
-              <w:rPr>
-                <w:w w:val="114"/>
-                <w:sz w:val="12"/>
-                <w:szCs w:val="12"/>
-                <w:rtl/>
-              </w:rPr>
-              <w:t>اﻟﻌﻘﺪ</w:t>
-            </w:r>
-            <w:proofErr w:type="spellEnd"/>
+              <w:t xml:space="preserve">تاريخ بداية العقد </w:t>
+            </w:r>
           </w:p>
         </w:tc>
       </w:tr>
@@ -1375,8 +1176,9 @@
         </w:tc>
         <w:tc>
           <w:tcPr>
-            <w:tcW w:w="4815" w:type="dxa"/>
-            <w:gridSpan w:val="4"/>
+            <w:tcW w:w="4968" w:type="dxa"/>
+            <w:gridSpan w:val="5"/>
+            <w:vAlign w:val="center"/>
           </w:tcPr>
           <w:p>
             <w:pPr>
@@ -1391,7 +1193,7 @@
         </w:tc>
         <w:tc>
           <w:tcPr>
-            <w:tcW w:w="2709" w:type="dxa"/>
+            <w:tcW w:w="2556" w:type="dxa"/>
           </w:tcPr>
           <w:p>
             <w:pPr>
@@ -1403,80 +1205,16 @@
                 <w:szCs w:val="12"/>
               </w:rPr>
             </w:pPr>
-            <w:proofErr w:type="spellStart"/>
-            <w:r>
-              <w:rPr>
+            <w:r>
+              <w:rPr>
+                <w:rFonts w:hint="cs"/>
                 <w:w w:val="122"/>
                 <w:sz w:val="12"/>
                 <w:szCs w:val="12"/>
                 <w:rtl/>
               </w:rPr>
-              <w:t>ﺗﺎر</w:t>
-            </w:r>
-            <w:proofErr w:type="spellEnd"/>
-            <w:r>
-              <w:rPr>
-                <w:spacing w:val="-22"/>
-                <w:w w:val="122"/>
-                <w:sz w:val="12"/>
-                <w:szCs w:val="12"/>
-                <w:rtl/>
-              </w:rPr>
-              <w:t xml:space="preserve"> </w:t>
-            </w:r>
-            <w:proofErr w:type="spellStart"/>
-            <w:r>
-              <w:rPr>
-                <w:w w:val="122"/>
-                <w:sz w:val="12"/>
-                <w:szCs w:val="12"/>
-                <w:rtl/>
-              </w:rPr>
-              <w:t>ﻳﺦ</w:t>
-            </w:r>
-            <w:proofErr w:type="spellEnd"/>
-            <w:r>
-              <w:rPr>
-                <w:spacing w:val="-6"/>
-                <w:w w:val="122"/>
-                <w:sz w:val="12"/>
-                <w:szCs w:val="12"/>
-                <w:rtl/>
-              </w:rPr>
-              <w:t xml:space="preserve"> </w:t>
-            </w:r>
-            <w:proofErr w:type="spellStart"/>
-            <w:r>
-              <w:rPr>
-                <w:w w:val="122"/>
-                <w:sz w:val="12"/>
-                <w:szCs w:val="12"/>
-                <w:rtl/>
-              </w:rPr>
-              <w:t>اﻧﺘﻬﺎء</w:t>
-            </w:r>
-            <w:proofErr w:type="spellEnd"/>
-            <w:r>
-              <w:rPr>
-                <w:spacing w:val="-6"/>
-                <w:w w:val="122"/>
-                <w:sz w:val="12"/>
-                <w:szCs w:val="12"/>
-                <w:rtl/>
-              </w:rPr>
-              <w:t xml:space="preserve"> </w:t>
-            </w:r>
-            <w:proofErr w:type="spellStart"/>
-            <w:r>
-              <w:rPr>
-                <w:w w:val="122"/>
-                <w:sz w:val="12"/>
-                <w:szCs w:val="12"/>
-                <w:rtl/>
-              </w:rPr>
-              <w:t>اﻟﻌﻘﺪ</w:t>
-            </w:r>
-            <w:proofErr w:type="spellEnd"/>
+              <w:t>تاريخ انتهاء العقد</w:t>
+            </w:r>
           </w:p>
         </w:tc>
       </w:tr>
@@ -1521,8 +1259,9 @@
         </w:tc>
         <w:tc>
           <w:tcPr>
-            <w:tcW w:w="4815" w:type="dxa"/>
-            <w:gridSpan w:val="4"/>
+            <w:tcW w:w="4968" w:type="dxa"/>
+            <w:gridSpan w:val="5"/>
+            <w:vAlign w:val="center"/>
           </w:tcPr>
           <w:p>
             <w:pPr>
@@ -1538,7 +1277,7 @@
         </w:tc>
         <w:tc>
           <w:tcPr>
-            <w:tcW w:w="2709" w:type="dxa"/>
+            <w:tcW w:w="2556" w:type="dxa"/>
           </w:tcPr>
           <w:p>
             <w:pPr>
@@ -1550,38 +1289,16 @@
                 <w:szCs w:val="12"/>
               </w:rPr>
             </w:pPr>
-            <w:proofErr w:type="spellStart"/>
-            <w:r>
-              <w:rPr>
+            <w:r>
+              <w:rPr>
+                <w:rFonts w:hint="cs"/>
                 <w:w w:val="121"/>
                 <w:sz w:val="12"/>
                 <w:szCs w:val="12"/>
                 <w:rtl/>
               </w:rPr>
-              <w:t>ﻋﻘﺪ</w:t>
-            </w:r>
-            <w:proofErr w:type="spellEnd"/>
-            <w:r>
-              <w:rPr>
-                <w:spacing w:val="2"/>
-                <w:w w:val="121"/>
-                <w:sz w:val="12"/>
-                <w:szCs w:val="12"/>
-                <w:rtl/>
-              </w:rPr>
-              <w:t xml:space="preserve"> </w:t>
-            </w:r>
-            <w:proofErr w:type="spellStart"/>
-            <w:r>
-              <w:rPr>
-                <w:w w:val="121"/>
-                <w:sz w:val="12"/>
-                <w:szCs w:val="12"/>
-                <w:rtl/>
-              </w:rPr>
-              <w:t>اﻟﻤﻮﻇﻒ</w:t>
-            </w:r>
-            <w:proofErr w:type="spellEnd"/>
+              <w:t>عقد الموظف</w:t>
+            </w:r>
           </w:p>
         </w:tc>
       </w:tr>
@@ -1626,23 +1343,24 @@
         </w:tc>
         <w:tc>
           <w:tcPr>
-            <w:tcW w:w="4815" w:type="dxa"/>
-            <w:gridSpan w:val="4"/>
-          </w:tcPr>
-          <w:p>
-            <w:pPr>
-              <w:pStyle w:val="TableParagraph"/>
-              <w:ind w:left="1488"/>
-              <w:rPr>
-                <w:sz w:val="12"/>
-                <w:szCs w:val="12"/>
-              </w:rPr>
-            </w:pPr>
-          </w:p>
-        </w:tc>
-        <w:tc>
-          <w:tcPr>
-            <w:tcW w:w="2709" w:type="dxa"/>
+            <w:tcW w:w="4968" w:type="dxa"/>
+            <w:gridSpan w:val="5"/>
+            <w:vAlign w:val="center"/>
+          </w:tcPr>
+          <w:p>
+            <w:pPr>
+              <w:pStyle w:val="TableParagraph"/>
+              <w:jc w:val="center"/>
+              <w:rPr>
+                <w:sz w:val="12"/>
+                <w:szCs w:val="12"/>
+              </w:rPr>
+            </w:pPr>
+          </w:p>
+        </w:tc>
+        <w:tc>
+          <w:tcPr>
+            <w:tcW w:w="2556" w:type="dxa"/>
           </w:tcPr>
           <w:p>
             <w:pPr>
@@ -1654,38 +1372,16 @@
                 <w:szCs w:val="12"/>
               </w:rPr>
             </w:pPr>
-            <w:proofErr w:type="spellStart"/>
-            <w:r>
-              <w:rPr>
+            <w:r>
+              <w:rPr>
+                <w:rFonts w:hint="cs"/>
                 <w:w w:val="115"/>
                 <w:sz w:val="12"/>
                 <w:szCs w:val="12"/>
                 <w:rtl/>
               </w:rPr>
-              <w:t>ﺣﺎﻟﺔ</w:t>
-            </w:r>
-            <w:proofErr w:type="spellEnd"/>
-            <w:r>
-              <w:rPr>
-                <w:spacing w:val="-3"/>
-                <w:w w:val="115"/>
-                <w:sz w:val="12"/>
-                <w:szCs w:val="12"/>
-                <w:rtl/>
-              </w:rPr>
-              <w:t xml:space="preserve"> </w:t>
-            </w:r>
-            <w:proofErr w:type="spellStart"/>
-            <w:r>
-              <w:rPr>
-                <w:w w:val="115"/>
-                <w:sz w:val="12"/>
-                <w:szCs w:val="12"/>
-                <w:rtl/>
-              </w:rPr>
-              <w:t>اﻹﻗﺎﻣﺔ</w:t>
-            </w:r>
-            <w:proofErr w:type="spellEnd"/>
+              <w:t>حالة الاقامة</w:t>
+            </w:r>
           </w:p>
         </w:tc>
       </w:tr>
@@ -1698,6 +1394,7 @@
             <w:tcW w:w="4986" w:type="dxa"/>
             <w:gridSpan w:val="3"/>
             <w:shd w:val="clear" w:color="auto" w:fill="4C1130"/>
+            <w:vAlign w:val="center"/>
           </w:tcPr>
           <w:p>
             <w:pPr>
@@ -1706,14 +1403,12 @@
               <w:ind w:left="8" w:right="4"/>
               <w:jc w:val="center"/>
               <w:rPr>
-                <w:rFonts w:ascii="Montserrat"/>
                 <w:b/>
                 <w:sz w:val="12"/>
               </w:rPr>
             </w:pPr>
             <w:r>
               <w:rPr>
-                <w:rFonts w:ascii="Montserrat"/>
                 <w:b/>
                 <w:color w:val="FFFFFF"/>
                 <w:w w:val="90"/>
@@ -1723,7 +1418,6 @@
             </w:r>
             <w:r>
               <w:rPr>
-                <w:rFonts w:ascii="Montserrat"/>
                 <w:b/>
                 <w:color w:val="FFFFFF"/>
                 <w:spacing w:val="-6"/>
@@ -1734,7 +1428,6 @@
             </w:r>
             <w:r>
               <w:rPr>
-                <w:rFonts w:ascii="Montserrat"/>
                 <w:b/>
                 <w:color w:val="FFFFFF"/>
                 <w:spacing w:val="-2"/>
@@ -1747,8 +1440,9 @@
         <w:tc>
           <w:tcPr>
             <w:tcW w:w="5210" w:type="dxa"/>
-            <w:gridSpan w:val="3"/>
+            <w:gridSpan w:val="4"/>
             <w:shd w:val="clear" w:color="auto" w:fill="4C1130"/>
+            <w:vAlign w:val="center"/>
           </w:tcPr>
           <w:p>
             <w:pPr>
@@ -1756,18 +1450,17 @@
               <w:bidi/>
               <w:spacing w:before="25"/>
               <w:ind w:left="2142"/>
-              <w:rPr>
-                <w:rFonts w:ascii="Montserrat" w:cs="Readex Pro Light"/>
+              <w:jc w:val="center"/>
+              <w:rPr>
                 <w:b/>
                 <w:bCs/>
                 <w:sz w:val="12"/>
                 <w:szCs w:val="12"/>
               </w:rPr>
             </w:pPr>
-            <w:proofErr w:type="spellStart"/>
-            <w:r>
-              <w:rPr>
-                <w:rFonts w:ascii="Montserrat" w:cs="Readex Pro Light"/>
+            <w:r>
+              <w:rPr>
+                <w:rFonts w:hint="cs"/>
                 <w:b/>
                 <w:bCs/>
                 <w:color w:val="FFFFFF"/>
@@ -1775,36 +1468,508 @@
                 <w:szCs w:val="12"/>
                 <w:rtl/>
               </w:rPr>
-              <w:t>ﺑﻴﺎﻧـــــــــــــــﺎت</w:t>
-            </w:r>
-            <w:proofErr w:type="spellEnd"/>
-            <w:r>
-              <w:rPr>
-                <w:rFonts w:ascii="Montserrat" w:cs="Readex Pro Light"/>
-                <w:b/>
-                <w:bCs/>
-                <w:color w:val="FFFFFF"/>
-                <w:spacing w:val="34"/>
-                <w:sz w:val="12"/>
-                <w:szCs w:val="12"/>
-                <w:rtl/>
-              </w:rPr>
-              <w:t xml:space="preserve"> </w:t>
-            </w:r>
-            <w:proofErr w:type="spellStart"/>
-            <w:r>
-              <w:rPr>
-                <w:rFonts w:ascii="Montserrat" w:cs="Readex Pro Light"/>
-                <w:b/>
-                <w:bCs/>
-                <w:color w:val="FFFFFF"/>
-                <w:sz w:val="12"/>
-                <w:szCs w:val="12"/>
-                <w:rtl/>
-              </w:rPr>
-              <w:t>اﻹﺟﺎزة</w:t>
-            </w:r>
-            <w:proofErr w:type="spellEnd"/>
+              <w:t>بيانات الإجازة</w:t>
+            </w:r>
+          </w:p>
+        </w:tc>
+      </w:tr>
+      <w:tr>
+        <w:trPr>
+          <w:trHeight w:val="288"/>
+        </w:trPr>
+        <w:tc>
+          <w:tcPr>
+            <w:tcW w:w="2672" w:type="dxa"/>
+          </w:tcPr>
+          <w:p>
+            <w:pPr>
+              <w:pStyle w:val="TableParagraph"/>
+              <w:spacing w:before="96"/>
+              <w:ind w:left="23"/>
+              <w:rPr>
+                <w:sz w:val="12"/>
+              </w:rPr>
+            </w:pPr>
+            <w:r>
+              <w:rPr>
+                <w:spacing w:val="-2"/>
+                <w:sz w:val="12"/>
+              </w:rPr>
+              <w:t>Type</w:t>
+            </w:r>
+            <w:r>
+              <w:rPr>
+                <w:spacing w:val="-8"/>
+                <w:sz w:val="12"/>
+              </w:rPr>
+              <w:t xml:space="preserve"> </w:t>
+            </w:r>
+            <w:r>
+              <w:rPr>
+                <w:spacing w:val="-2"/>
+                <w:sz w:val="12"/>
+              </w:rPr>
+              <w:t>of</w:t>
+            </w:r>
+            <w:r>
+              <w:rPr>
+                <w:spacing w:val="-8"/>
+                <w:sz w:val="12"/>
+              </w:rPr>
+              <w:t xml:space="preserve"> </w:t>
+            </w:r>
+            <w:r>
+              <w:rPr>
+                <w:spacing w:val="-2"/>
+                <w:sz w:val="12"/>
+              </w:rPr>
+              <w:t>Leave</w:t>
+            </w:r>
+          </w:p>
+        </w:tc>
+        <w:tc>
+          <w:tcPr>
+            <w:tcW w:w="4968" w:type="dxa"/>
+            <w:gridSpan w:val="5"/>
+            <w:vAlign w:val="center"/>
+          </w:tcPr>
+          <w:p>
+            <w:pPr>
+              <w:pStyle w:val="TableParagraph"/>
+              <w:bidi/>
+              <w:spacing w:before="96"/>
+              <w:jc w:val="center"/>
+              <w:rPr>
+                <w:sz w:val="12"/>
+                <w:szCs w:val="12"/>
+              </w:rPr>
+            </w:pPr>
+          </w:p>
+        </w:tc>
+        <w:tc>
+          <w:tcPr>
+            <w:tcW w:w="2556" w:type="dxa"/>
+          </w:tcPr>
+          <w:p>
+            <w:pPr>
+              <w:pStyle w:val="TableParagraph"/>
+              <w:bidi/>
+              <w:spacing w:before="96"/>
+              <w:ind w:left="46"/>
+              <w:rPr>
+                <w:sz w:val="12"/>
+                <w:szCs w:val="12"/>
+              </w:rPr>
+            </w:pPr>
+            <w:r>
+              <w:rPr>
+                <w:rFonts w:hint="cs"/>
+                <w:w w:val="111"/>
+                <w:sz w:val="12"/>
+                <w:szCs w:val="12"/>
+                <w:rtl/>
+              </w:rPr>
+              <w:t xml:space="preserve">نوع الإجازة </w:t>
+            </w:r>
+          </w:p>
+        </w:tc>
+      </w:tr>
+      <w:tr>
+        <w:trPr>
+          <w:trHeight w:val="288"/>
+        </w:trPr>
+        <w:tc>
+          <w:tcPr>
+            <w:tcW w:w="2672" w:type="dxa"/>
+          </w:tcPr>
+          <w:p>
+            <w:pPr>
+              <w:pStyle w:val="TableParagraph"/>
+              <w:spacing w:before="96"/>
+              <w:ind w:left="23"/>
+              <w:rPr>
+                <w:sz w:val="12"/>
+              </w:rPr>
+            </w:pPr>
+            <w:r>
+              <w:rPr>
+                <w:spacing w:val="-4"/>
+                <w:sz w:val="12"/>
+              </w:rPr>
+              <w:t>From</w:t>
+            </w:r>
+          </w:p>
+        </w:tc>
+        <w:tc>
+          <w:tcPr>
+            <w:tcW w:w="4968" w:type="dxa"/>
+            <w:gridSpan w:val="5"/>
+            <w:vAlign w:val="center"/>
+          </w:tcPr>
+          <w:p>
+            <w:pPr>
+              <w:pStyle w:val="TableParagraph"/>
+              <w:spacing w:before="96"/>
+              <w:ind w:right="7"/>
+              <w:jc w:val="center"/>
+              <w:rPr>
+                <w:sz w:val="12"/>
+              </w:rPr>
+            </w:pPr>
+          </w:p>
+        </w:tc>
+        <w:tc>
+          <w:tcPr>
+            <w:tcW w:w="2556" w:type="dxa"/>
+          </w:tcPr>
+          <w:p>
+            <w:pPr>
+              <w:pStyle w:val="TableParagraph"/>
+              <w:bidi/>
+              <w:spacing w:before="96"/>
+              <w:ind w:left="46"/>
+              <w:rPr>
+                <w:sz w:val="12"/>
+                <w:szCs w:val="12"/>
+              </w:rPr>
+            </w:pPr>
+            <w:r>
+              <w:rPr>
+                <w:rFonts w:hint="cs"/>
+                <w:w w:val="120"/>
+                <w:sz w:val="12"/>
+                <w:szCs w:val="12"/>
+                <w:rtl/>
+              </w:rPr>
+              <w:t>من</w:t>
+            </w:r>
+          </w:p>
+        </w:tc>
+      </w:tr>
+      <w:tr>
+        <w:trPr>
+          <w:trHeight w:val="288"/>
+        </w:trPr>
+        <w:tc>
+          <w:tcPr>
+            <w:tcW w:w="2672" w:type="dxa"/>
+          </w:tcPr>
+          <w:p>
+            <w:pPr>
+              <w:pStyle w:val="TableParagraph"/>
+              <w:spacing w:before="96"/>
+              <w:ind w:left="23"/>
+              <w:rPr>
+                <w:sz w:val="12"/>
+              </w:rPr>
+            </w:pPr>
+            <w:r>
+              <w:rPr>
+                <w:spacing w:val="-5"/>
+                <w:sz w:val="12"/>
+              </w:rPr>
+              <w:t>To</w:t>
+            </w:r>
+          </w:p>
+        </w:tc>
+        <w:tc>
+          <w:tcPr>
+            <w:tcW w:w="4968" w:type="dxa"/>
+            <w:gridSpan w:val="5"/>
+            <w:vAlign w:val="center"/>
+          </w:tcPr>
+          <w:p>
+            <w:pPr>
+              <w:pStyle w:val="TableParagraph"/>
+              <w:spacing w:before="96"/>
+              <w:ind w:right="8"/>
+              <w:jc w:val="center"/>
+              <w:rPr>
+                <w:sz w:val="12"/>
+              </w:rPr>
+            </w:pPr>
+          </w:p>
+        </w:tc>
+        <w:tc>
+          <w:tcPr>
+            <w:tcW w:w="2556" w:type="dxa"/>
+          </w:tcPr>
+          <w:p>
+            <w:pPr>
+              <w:pStyle w:val="TableParagraph"/>
+              <w:bidi/>
+              <w:spacing w:before="96"/>
+              <w:ind w:left="46"/>
+              <w:rPr>
+                <w:sz w:val="12"/>
+                <w:szCs w:val="12"/>
+              </w:rPr>
+            </w:pPr>
+            <w:r>
+              <w:rPr>
+                <w:rFonts w:hint="cs"/>
+                <w:w w:val="88"/>
+                <w:sz w:val="12"/>
+                <w:szCs w:val="12"/>
+                <w:rtl/>
+              </w:rPr>
+              <w:t>الى</w:t>
+            </w:r>
+          </w:p>
+        </w:tc>
+      </w:tr>
+      <w:tr>
+        <w:trPr>
+          <w:trHeight w:val="288"/>
+        </w:trPr>
+        <w:tc>
+          <w:tcPr>
+            <w:tcW w:w="2672" w:type="dxa"/>
+          </w:tcPr>
+          <w:p>
+            <w:pPr>
+              <w:pStyle w:val="TableParagraph"/>
+              <w:spacing w:before="96"/>
+              <w:ind w:left="23"/>
+              <w:rPr>
+                <w:sz w:val="12"/>
+              </w:rPr>
+            </w:pPr>
+            <w:r>
+              <w:rPr>
+                <w:sz w:val="12"/>
+              </w:rPr>
+              <w:t>Total</w:t>
+            </w:r>
+            <w:r>
+              <w:rPr>
+                <w:spacing w:val="-8"/>
+                <w:sz w:val="12"/>
+              </w:rPr>
+              <w:t xml:space="preserve"> </w:t>
+            </w:r>
+            <w:r>
+              <w:rPr>
+                <w:sz w:val="12"/>
+              </w:rPr>
+              <w:t>number</w:t>
+            </w:r>
+            <w:r>
+              <w:rPr>
+                <w:spacing w:val="-8"/>
+                <w:sz w:val="12"/>
+              </w:rPr>
+              <w:t xml:space="preserve"> </w:t>
+            </w:r>
+            <w:r>
+              <w:rPr>
+                <w:sz w:val="12"/>
+              </w:rPr>
+              <w:t>of</w:t>
+            </w:r>
+            <w:r>
+              <w:rPr>
+                <w:spacing w:val="-8"/>
+                <w:sz w:val="12"/>
+              </w:rPr>
+              <w:t xml:space="preserve"> </w:t>
+            </w:r>
+            <w:r>
+              <w:rPr>
+                <w:sz w:val="12"/>
+              </w:rPr>
+              <w:t>day</w:t>
+            </w:r>
+            <w:r>
+              <w:rPr>
+                <w:spacing w:val="-8"/>
+                <w:sz w:val="12"/>
+              </w:rPr>
+              <w:t xml:space="preserve"> </w:t>
+            </w:r>
+            <w:r>
+              <w:rPr>
+                <w:sz w:val="12"/>
+              </w:rPr>
+              <w:t>(s)</w:t>
+            </w:r>
+            <w:r>
+              <w:rPr>
+                <w:spacing w:val="-8"/>
+                <w:sz w:val="12"/>
+              </w:rPr>
+              <w:t xml:space="preserve"> </w:t>
+            </w:r>
+            <w:r>
+              <w:rPr>
+                <w:spacing w:val="-2"/>
+                <w:sz w:val="12"/>
+              </w:rPr>
+              <w:t>requested</w:t>
+            </w:r>
+          </w:p>
+        </w:tc>
+        <w:tc>
+          <w:tcPr>
+            <w:tcW w:w="4968" w:type="dxa"/>
+            <w:gridSpan w:val="5"/>
+            <w:vAlign w:val="center"/>
+          </w:tcPr>
+          <w:p>
+            <w:pPr>
+              <w:pStyle w:val="TableParagraph"/>
+              <w:spacing w:before="96"/>
+              <w:ind w:right="5"/>
+              <w:jc w:val="center"/>
+              <w:rPr>
+                <w:sz w:val="12"/>
+              </w:rPr>
+            </w:pPr>
+          </w:p>
+        </w:tc>
+        <w:tc>
+          <w:tcPr>
+            <w:tcW w:w="2556" w:type="dxa"/>
+          </w:tcPr>
+          <w:p>
+            <w:pPr>
+              <w:pStyle w:val="TableParagraph"/>
+              <w:bidi/>
+              <w:spacing w:before="96"/>
+              <w:ind w:left="46"/>
+              <w:rPr>
+                <w:sz w:val="12"/>
+                <w:szCs w:val="12"/>
+              </w:rPr>
+            </w:pPr>
+            <w:r>
+              <w:rPr>
+                <w:rFonts w:hint="cs"/>
+                <w:w w:val="116"/>
+                <w:sz w:val="12"/>
+                <w:szCs w:val="12"/>
+                <w:rtl/>
+              </w:rPr>
+              <w:t xml:space="preserve">عدد </w:t>
+            </w:r>
+            <w:r>
+              <w:rPr>
+                <w:rFonts w:hint="eastAsia"/>
+                <w:w w:val="116"/>
+                <w:sz w:val="12"/>
+                <w:szCs w:val="12"/>
+                <w:rtl/>
+              </w:rPr>
+              <w:t>الأيام</w:t>
+            </w:r>
+            <w:r>
+              <w:rPr>
+                <w:rFonts w:hint="cs"/>
+                <w:w w:val="116"/>
+                <w:sz w:val="12"/>
+                <w:szCs w:val="12"/>
+                <w:rtl/>
+              </w:rPr>
+              <w:t xml:space="preserve"> المطلوبة</w:t>
+            </w:r>
+          </w:p>
+        </w:tc>
+      </w:tr>
+      <w:tr>
+        <w:trPr>
+          <w:trHeight w:val="288"/>
+        </w:trPr>
+        <w:tc>
+          <w:tcPr>
+            <w:tcW w:w="2672" w:type="dxa"/>
+          </w:tcPr>
+          <w:p>
+            <w:pPr>
+              <w:pStyle w:val="TableParagraph"/>
+              <w:spacing w:before="96"/>
+              <w:ind w:left="23"/>
+              <w:rPr>
+                <w:sz w:val="12"/>
+              </w:rPr>
+            </w:pPr>
+            <w:r>
+              <w:rPr>
+                <w:sz w:val="12"/>
+              </w:rPr>
+              <w:t>Start</w:t>
+            </w:r>
+            <w:r>
+              <w:rPr>
+                <w:spacing w:val="-8"/>
+                <w:sz w:val="12"/>
+              </w:rPr>
+              <w:t xml:space="preserve"> </w:t>
+            </w:r>
+            <w:r>
+              <w:rPr>
+                <w:sz w:val="12"/>
+              </w:rPr>
+              <w:t>Working</w:t>
+            </w:r>
+            <w:r>
+              <w:rPr>
+                <w:spacing w:val="-10"/>
+                <w:sz w:val="12"/>
+              </w:rPr>
+              <w:t xml:space="preserve"> </w:t>
+            </w:r>
+            <w:r>
+              <w:rPr>
+                <w:spacing w:val="-4"/>
+                <w:sz w:val="12"/>
+              </w:rPr>
+              <w:t>Date</w:t>
+            </w:r>
+          </w:p>
+        </w:tc>
+        <w:tc>
+          <w:tcPr>
+            <w:tcW w:w="4968" w:type="dxa"/>
+            <w:gridSpan w:val="5"/>
+            <w:vAlign w:val="center"/>
+          </w:tcPr>
+          <w:p>
+            <w:pPr>
+              <w:pStyle w:val="TableParagraph"/>
+              <w:spacing w:before="96"/>
+              <w:ind w:left="3"/>
+              <w:jc w:val="center"/>
+              <w:rPr>
+                <w:sz w:val="12"/>
+              </w:rPr>
+            </w:pPr>
+          </w:p>
+        </w:tc>
+        <w:tc>
+          <w:tcPr>
+            <w:tcW w:w="2556" w:type="dxa"/>
+          </w:tcPr>
+          <w:p>
+            <w:pPr>
+              <w:pStyle w:val="TableParagraph"/>
+              <w:bidi/>
+              <w:spacing w:before="96"/>
+              <w:ind w:left="46"/>
+              <w:rPr>
+                <w:sz w:val="12"/>
+                <w:szCs w:val="12"/>
+              </w:rPr>
+            </w:pPr>
+            <w:r>
+              <w:rPr>
+                <w:rFonts w:hint="cs"/>
+                <w:w w:val="112"/>
+                <w:sz w:val="12"/>
+                <w:szCs w:val="12"/>
+                <w:rtl/>
+              </w:rPr>
+              <w:t>تاريخ استئناف العمل</w:t>
+            </w:r>
           </w:p>
         </w:tc>
       </w:tr>
@@ -1827,106 +1992,203 @@
             </w:pPr>
             <w:r>
               <w:rPr>
-                <w:spacing w:val="-2"/>
-                <w:sz w:val="12"/>
-              </w:rPr>
-              <w:t>Type</w:t>
-            </w:r>
-            <w:r>
-              <w:rPr>
-                <w:spacing w:val="-8"/>
-                <w:sz w:val="12"/>
-              </w:rPr>
-              <w:t xml:space="preserve"> </w:t>
-            </w:r>
-            <w:r>
-              <w:rPr>
-                <w:spacing w:val="-2"/>
-                <w:sz w:val="12"/>
-              </w:rPr>
-              <w:t>of</w:t>
-            </w:r>
-            <w:r>
-              <w:rPr>
-                <w:spacing w:val="-8"/>
-                <w:sz w:val="12"/>
-              </w:rPr>
-              <w:t xml:space="preserve"> </w:t>
-            </w:r>
-            <w:r>
-              <w:rPr>
-                <w:spacing w:val="-2"/>
-                <w:sz w:val="12"/>
-              </w:rPr>
-              <w:t>Leave</w:t>
-            </w:r>
-          </w:p>
-        </w:tc>
-        <w:tc>
-          <w:tcPr>
-            <w:tcW w:w="4815" w:type="dxa"/>
-            <w:gridSpan w:val="4"/>
+                <w:sz w:val="12"/>
+              </w:rPr>
+              <w:t>Signature</w:t>
+            </w:r>
+            <w:r>
+              <w:rPr>
+                <w:spacing w:val="-9"/>
+                <w:sz w:val="12"/>
+              </w:rPr>
+              <w:t xml:space="preserve"> </w:t>
+            </w:r>
+            <w:r>
+              <w:rPr>
+                <w:sz w:val="12"/>
+              </w:rPr>
+              <w:t>and</w:t>
+            </w:r>
+            <w:r>
+              <w:rPr>
+                <w:spacing w:val="-10"/>
+                <w:sz w:val="12"/>
+              </w:rPr>
+              <w:t xml:space="preserve"> </w:t>
+            </w:r>
+            <w:r>
+              <w:rPr>
+                <w:spacing w:val="-4"/>
+                <w:sz w:val="12"/>
+              </w:rPr>
+              <w:t>Date</w:t>
+            </w:r>
+          </w:p>
+        </w:tc>
+        <w:tc>
+          <w:tcPr>
+            <w:tcW w:w="2484" w:type="dxa"/>
+            <w:gridSpan w:val="3"/>
+            <w:tcBorders>
+              <w:right w:val="nil"/>
+            </w:tcBorders>
+            <w:vAlign w:val="center"/>
+          </w:tcPr>
+          <w:p>
+            <w:pPr>
+              <w:pStyle w:val="TableParagraph"/>
+              <w:spacing w:before="0"/>
+              <w:jc w:val="center"/>
+              <w:rPr>
+                <w:sz w:val="12"/>
+              </w:rPr>
+            </w:pPr>
+          </w:p>
+        </w:tc>
+        <w:tc>
+          <w:tcPr>
+            <w:tcW w:w="2484" w:type="dxa"/>
+            <w:gridSpan w:val="2"/>
+            <w:tcBorders>
+              <w:top w:val="single" w:sz="4" w:space="0" w:color="000000"/>
+              <w:left w:val="nil"/>
+              <w:bottom w:val="single" w:sz="4" w:space="0" w:color="000000"/>
+            </w:tcBorders>
+            <w:vAlign w:val="center"/>
+          </w:tcPr>
+          <w:p>
+            <w:pPr>
+              <w:pStyle w:val="TableParagraph"/>
+              <w:spacing w:before="0"/>
+              <w:jc w:val="center"/>
+              <w:rPr>
+                <w:sz w:val="12"/>
+              </w:rPr>
+            </w:pPr>
+          </w:p>
+        </w:tc>
+        <w:tc>
+          <w:tcPr>
+            <w:tcW w:w="2556" w:type="dxa"/>
           </w:tcPr>
           <w:p>
             <w:pPr>
               <w:pStyle w:val="TableParagraph"/>
               <w:bidi/>
               <w:spacing w:before="96"/>
-              <w:ind w:left="540"/>
-              <w:rPr>
-                <w:sz w:val="12"/>
-                <w:szCs w:val="12"/>
-              </w:rPr>
-            </w:pPr>
-          </w:p>
-        </w:tc>
-        <w:tc>
-          <w:tcPr>
-            <w:tcW w:w="2709" w:type="dxa"/>
+              <w:ind w:left="19"/>
+              <w:rPr>
+                <w:sz w:val="12"/>
+                <w:szCs w:val="12"/>
+              </w:rPr>
+            </w:pPr>
+            <w:r>
+              <w:rPr>
+                <w:rFonts w:hint="cs"/>
+                <w:w w:val="117"/>
+                <w:sz w:val="12"/>
+                <w:szCs w:val="12"/>
+                <w:rtl/>
+              </w:rPr>
+              <w:t>التوقيع والتاريخ</w:t>
+            </w:r>
+          </w:p>
+        </w:tc>
+      </w:tr>
+      <w:tr>
+        <w:trPr>
+          <w:trHeight w:val="288"/>
+        </w:trPr>
+        <w:tc>
+          <w:tcPr>
+            <w:tcW w:w="2672" w:type="dxa"/>
+            <w:tcBorders>
+              <w:top w:val="single" w:sz="4" w:space="0" w:color="000000"/>
+            </w:tcBorders>
+          </w:tcPr>
+          <w:p>
+            <w:pPr>
+              <w:pStyle w:val="TableParagraph"/>
+              <w:spacing w:before="96"/>
+              <w:ind w:left="23"/>
+              <w:rPr>
+                <w:sz w:val="12"/>
+              </w:rPr>
+            </w:pPr>
+            <w:r>
+              <w:rPr>
+                <w:sz w:val="12"/>
+              </w:rPr>
+              <w:t>Replacement</w:t>
+            </w:r>
+            <w:r>
+              <w:rPr>
+                <w:spacing w:val="-5"/>
+                <w:sz w:val="12"/>
+              </w:rPr>
+              <w:t xml:space="preserve"> </w:t>
+            </w:r>
+            <w:r>
+              <w:rPr>
+                <w:sz w:val="12"/>
+              </w:rPr>
+              <w:t>Employee</w:t>
+            </w:r>
+            <w:r>
+              <w:rPr>
+                <w:spacing w:val="-4"/>
+                <w:sz w:val="12"/>
+              </w:rPr>
+              <w:t xml:space="preserve"> name</w:t>
+            </w:r>
+          </w:p>
+        </w:tc>
+        <w:tc>
+          <w:tcPr>
+            <w:tcW w:w="4968" w:type="dxa"/>
+            <w:gridSpan w:val="5"/>
+            <w:tcBorders>
+              <w:top w:val="single" w:sz="4" w:space="0" w:color="000000"/>
+            </w:tcBorders>
+            <w:vAlign w:val="center"/>
+          </w:tcPr>
+          <w:p>
+            <w:pPr>
+              <w:pStyle w:val="TableParagraph"/>
+              <w:spacing w:before="96"/>
+              <w:ind w:right="1"/>
+              <w:jc w:val="center"/>
+              <w:rPr>
+                <w:sz w:val="12"/>
+              </w:rPr>
+            </w:pPr>
+          </w:p>
+        </w:tc>
+        <w:tc>
+          <w:tcPr>
+            <w:tcW w:w="2556" w:type="dxa"/>
           </w:tcPr>
           <w:p>
             <w:pPr>
               <w:pStyle w:val="TableParagraph"/>
               <w:bidi/>
               <w:spacing w:before="96"/>
-              <w:ind w:left="46"/>
-              <w:rPr>
-                <w:sz w:val="12"/>
-                <w:szCs w:val="12"/>
-              </w:rPr>
-            </w:pPr>
-            <w:proofErr w:type="spellStart"/>
-            <w:r>
-              <w:rPr>
-                <w:w w:val="111"/>
-                <w:sz w:val="12"/>
-                <w:szCs w:val="12"/>
-                <w:rtl/>
-              </w:rPr>
-              <w:t>ﻧﻮع</w:t>
-            </w:r>
-            <w:proofErr w:type="spellEnd"/>
-            <w:r>
-              <w:rPr>
-                <w:spacing w:val="-15"/>
-                <w:w w:val="111"/>
-                <w:sz w:val="12"/>
-                <w:szCs w:val="12"/>
-                <w:rtl/>
-              </w:rPr>
-              <w:t xml:space="preserve"> </w:t>
-            </w:r>
-            <w:proofErr w:type="spellStart"/>
-            <w:r>
-              <w:rPr>
-                <w:w w:val="111"/>
-                <w:sz w:val="12"/>
-                <w:szCs w:val="12"/>
-                <w:rtl/>
-              </w:rPr>
-              <w:t>اﻹﺟﺎزة</w:t>
-            </w:r>
-            <w:proofErr w:type="spellEnd"/>
+              <w:ind w:left="19"/>
+              <w:rPr>
+                <w:sz w:val="12"/>
+                <w:szCs w:val="12"/>
+              </w:rPr>
+            </w:pPr>
+            <w:r>
+              <w:rPr>
+                <w:rFonts w:hint="cs"/>
+                <w:w w:val="116"/>
+                <w:sz w:val="12"/>
+                <w:szCs w:val="12"/>
+                <w:rtl/>
+              </w:rPr>
+              <w:t>اسم الموظف البديل</w:t>
+            </w:r>
           </w:p>
         </w:tc>
       </w:tr>
@@ -1949,23 +2211,65 @@
             </w:pPr>
             <w:r>
               <w:rPr>
+                <w:sz w:val="12"/>
+              </w:rPr>
+              <w:t>Replacement</w:t>
+            </w:r>
+            <w:r>
+              <w:rPr>
+                <w:spacing w:val="-5"/>
+                <w:sz w:val="12"/>
+              </w:rPr>
+              <w:t xml:space="preserve"> </w:t>
+            </w:r>
+            <w:r>
+              <w:rPr>
+                <w:sz w:val="12"/>
+              </w:rPr>
+              <w:t>Signature</w:t>
+            </w:r>
+            <w:r>
+              <w:rPr>
+                <w:spacing w:val="-5"/>
+                <w:sz w:val="12"/>
+              </w:rPr>
+              <w:t xml:space="preserve"> </w:t>
+            </w:r>
+            <w:r>
+              <w:rPr>
+                <w:sz w:val="12"/>
+              </w:rPr>
+              <w:t>and</w:t>
+            </w:r>
+            <w:r>
+              <w:rPr>
+                <w:spacing w:val="-6"/>
+                <w:sz w:val="12"/>
+              </w:rPr>
+              <w:t xml:space="preserve"> </w:t>
+            </w:r>
+            <w:r>
+              <w:rPr>
                 <w:spacing w:val="-4"/>
                 <w:sz w:val="12"/>
               </w:rPr>
-              <w:t>From</w:t>
-            </w:r>
-          </w:p>
-        </w:tc>
-        <w:tc>
-          <w:tcPr>
-            <w:tcW w:w="4815" w:type="dxa"/>
-            <w:gridSpan w:val="4"/>
-          </w:tcPr>
-          <w:p>
-            <w:pPr>
-              <w:pStyle w:val="TableParagraph"/>
-              <w:spacing w:before="96"/>
-              <w:ind w:right="7"/>
+              <w:t>Date</w:t>
+            </w:r>
+          </w:p>
+        </w:tc>
+        <w:tc>
+          <w:tcPr>
+            <w:tcW w:w="2484" w:type="dxa"/>
+            <w:gridSpan w:val="3"/>
+            <w:tcBorders>
+              <w:right w:val="nil"/>
+            </w:tcBorders>
+            <w:vAlign w:val="center"/>
+          </w:tcPr>
+          <w:p>
+            <w:pPr>
+              <w:pStyle w:val="TableParagraph"/>
+              <w:spacing w:before="0"/>
               <w:jc w:val="center"/>
               <w:rPr>
                 <w:sz w:val="12"/>
@@ -1975,908 +2279,50 @@
         </w:tc>
         <w:tc>
           <w:tcPr>
-            <w:tcW w:w="2709" w:type="dxa"/>
+            <w:tcW w:w="2484" w:type="dxa"/>
+            <w:gridSpan w:val="2"/>
+            <w:tcBorders>
+              <w:top w:val="single" w:sz="4" w:space="0" w:color="000000"/>
+              <w:left w:val="nil"/>
+              <w:bottom w:val="single" w:sz="4" w:space="0" w:color="000000"/>
+            </w:tcBorders>
+            <w:vAlign w:val="center"/>
+          </w:tcPr>
+          <w:p>
+            <w:pPr>
+              <w:pStyle w:val="TableParagraph"/>
+              <w:spacing w:before="0"/>
+              <w:jc w:val="center"/>
+              <w:rPr>
+                <w:sz w:val="12"/>
+              </w:rPr>
+            </w:pPr>
+          </w:p>
+        </w:tc>
+        <w:tc>
+          <w:tcPr>
+            <w:tcW w:w="2556" w:type="dxa"/>
           </w:tcPr>
           <w:p>
             <w:pPr>
               <w:pStyle w:val="TableParagraph"/>
               <w:bidi/>
               <w:spacing w:before="96"/>
-              <w:ind w:left="46"/>
-              <w:rPr>
-                <w:sz w:val="12"/>
-                <w:szCs w:val="12"/>
-              </w:rPr>
-            </w:pPr>
-            <w:proofErr w:type="spellStart"/>
-            <w:r>
-              <w:rPr>
-                <w:w w:val="120"/>
-                <w:sz w:val="12"/>
-                <w:szCs w:val="12"/>
-                <w:rtl/>
-              </w:rPr>
-              <w:t>ﻣﻦ</w:t>
-            </w:r>
-            <w:proofErr w:type="spellEnd"/>
-          </w:p>
-        </w:tc>
-      </w:tr>
-      <w:tr>
-        <w:trPr>
-          <w:trHeight w:val="385"/>
-        </w:trPr>
-        <w:tc>
-          <w:tcPr>
-            <w:tcW w:w="2672" w:type="dxa"/>
-          </w:tcPr>
-          <w:p>
-            <w:pPr>
-              <w:pStyle w:val="TableParagraph"/>
-              <w:spacing w:before="96"/>
-              <w:ind w:left="23"/>
-              <w:rPr>
-                <w:sz w:val="12"/>
-              </w:rPr>
-            </w:pPr>
-            <w:r>
-              <w:rPr>
-                <w:spacing w:val="-5"/>
-                <w:sz w:val="12"/>
-              </w:rPr>
-              <w:t>To</w:t>
-            </w:r>
-          </w:p>
-        </w:tc>
-        <w:tc>
-          <w:tcPr>
-            <w:tcW w:w="4815" w:type="dxa"/>
-            <w:gridSpan w:val="4"/>
-          </w:tcPr>
-          <w:p>
-            <w:pPr>
-              <w:pStyle w:val="TableParagraph"/>
-              <w:spacing w:before="96"/>
-              <w:ind w:right="8"/>
-              <w:jc w:val="center"/>
-              <w:rPr>
-                <w:sz w:val="12"/>
-              </w:rPr>
-            </w:pPr>
-          </w:p>
-        </w:tc>
-        <w:tc>
-          <w:tcPr>
-            <w:tcW w:w="2709" w:type="dxa"/>
-          </w:tcPr>
-          <w:p>
-            <w:pPr>
-              <w:pStyle w:val="TableParagraph"/>
-              <w:bidi/>
-              <w:spacing w:before="96"/>
-              <w:ind w:left="46"/>
-              <w:rPr>
-                <w:sz w:val="12"/>
-                <w:szCs w:val="12"/>
-              </w:rPr>
-            </w:pPr>
-            <w:proofErr w:type="spellStart"/>
-            <w:r>
-              <w:rPr>
-                <w:w w:val="88"/>
-                <w:sz w:val="12"/>
-                <w:szCs w:val="12"/>
-                <w:rtl/>
-              </w:rPr>
-              <w:t>إﻟﻰ</w:t>
-            </w:r>
-            <w:proofErr w:type="spellEnd"/>
-          </w:p>
-        </w:tc>
-      </w:tr>
-      <w:tr>
-        <w:trPr>
-          <w:trHeight w:val="385"/>
-        </w:trPr>
-        <w:tc>
-          <w:tcPr>
-            <w:tcW w:w="2672" w:type="dxa"/>
-          </w:tcPr>
-          <w:p>
-            <w:pPr>
-              <w:pStyle w:val="TableParagraph"/>
-              <w:spacing w:before="96"/>
-              <w:ind w:left="23"/>
-              <w:rPr>
-                <w:sz w:val="12"/>
-              </w:rPr>
-            </w:pPr>
-            <w:r>
-              <w:rPr>
-                <w:sz w:val="12"/>
-              </w:rPr>
-              <w:t>Total</w:t>
-            </w:r>
-            <w:r>
-              <w:rPr>
-                <w:spacing w:val="-8"/>
-                <w:sz w:val="12"/>
-              </w:rPr>
-              <w:t xml:space="preserve"> </w:t>
-            </w:r>
-            <w:r>
-              <w:rPr>
-                <w:sz w:val="12"/>
-              </w:rPr>
-              <w:t>number</w:t>
-            </w:r>
-            <w:r>
-              <w:rPr>
-                <w:spacing w:val="-8"/>
-                <w:sz w:val="12"/>
-              </w:rPr>
-              <w:t xml:space="preserve"> </w:t>
-            </w:r>
-            <w:r>
-              <w:rPr>
-                <w:sz w:val="12"/>
-              </w:rPr>
-              <w:t>of</w:t>
-            </w:r>
-            <w:r>
-              <w:rPr>
-                <w:spacing w:val="-8"/>
-                <w:sz w:val="12"/>
-              </w:rPr>
-              <w:t xml:space="preserve"> </w:t>
-            </w:r>
-            <w:r>
-              <w:rPr>
-                <w:sz w:val="12"/>
-              </w:rPr>
-              <w:t>day</w:t>
-            </w:r>
-            <w:r>
-              <w:rPr>
-                <w:spacing w:val="-8"/>
-                <w:sz w:val="12"/>
-              </w:rPr>
-              <w:t xml:space="preserve"> </w:t>
-            </w:r>
-            <w:r>
-              <w:rPr>
-                <w:sz w:val="12"/>
-              </w:rPr>
-              <w:t>(s)</w:t>
-            </w:r>
-            <w:r>
-              <w:rPr>
-                <w:spacing w:val="-8"/>
-                <w:sz w:val="12"/>
-              </w:rPr>
-              <w:t xml:space="preserve"> </w:t>
-            </w:r>
-            <w:r>
-              <w:rPr>
-                <w:spacing w:val="-2"/>
-                <w:sz w:val="12"/>
-              </w:rPr>
-              <w:t>requested</w:t>
-            </w:r>
-          </w:p>
-        </w:tc>
-        <w:tc>
-          <w:tcPr>
-            <w:tcW w:w="4815" w:type="dxa"/>
-            <w:gridSpan w:val="4"/>
-          </w:tcPr>
-          <w:p>
-            <w:pPr>
-              <w:pStyle w:val="TableParagraph"/>
-              <w:spacing w:before="96"/>
-              <w:ind w:right="5"/>
-              <w:jc w:val="center"/>
-              <w:rPr>
-                <w:sz w:val="12"/>
-              </w:rPr>
-            </w:pPr>
-          </w:p>
-        </w:tc>
-        <w:tc>
-          <w:tcPr>
-            <w:tcW w:w="2709" w:type="dxa"/>
-          </w:tcPr>
-          <w:p>
-            <w:pPr>
-              <w:pStyle w:val="TableParagraph"/>
-              <w:bidi/>
-              <w:spacing w:before="96"/>
-              <w:ind w:left="46"/>
-              <w:rPr>
-                <w:sz w:val="12"/>
-                <w:szCs w:val="12"/>
-              </w:rPr>
-            </w:pPr>
-            <w:proofErr w:type="spellStart"/>
-            <w:r>
-              <w:rPr>
-                <w:w w:val="116"/>
-                <w:sz w:val="12"/>
-                <w:szCs w:val="12"/>
-                <w:rtl/>
-              </w:rPr>
-              <w:t>ﻋﺪد</w:t>
-            </w:r>
-            <w:proofErr w:type="spellEnd"/>
-            <w:r>
-              <w:rPr>
-                <w:spacing w:val="-12"/>
-                <w:w w:val="116"/>
-                <w:sz w:val="12"/>
-                <w:szCs w:val="12"/>
-                <w:rtl/>
-              </w:rPr>
-              <w:t xml:space="preserve"> </w:t>
-            </w:r>
-            <w:proofErr w:type="spellStart"/>
-            <w:r>
-              <w:rPr>
-                <w:w w:val="116"/>
-                <w:sz w:val="12"/>
-                <w:szCs w:val="12"/>
-                <w:rtl/>
-              </w:rPr>
-              <w:t>أﻳﺎم</w:t>
-            </w:r>
-            <w:proofErr w:type="spellEnd"/>
-            <w:r>
-              <w:rPr>
-                <w:spacing w:val="-13"/>
-                <w:w w:val="116"/>
-                <w:sz w:val="12"/>
-                <w:szCs w:val="12"/>
-                <w:rtl/>
-              </w:rPr>
-              <w:t xml:space="preserve"> </w:t>
-            </w:r>
-            <w:proofErr w:type="spellStart"/>
-            <w:r>
-              <w:rPr>
-                <w:w w:val="116"/>
-                <w:sz w:val="12"/>
-                <w:szCs w:val="12"/>
-                <w:rtl/>
-              </w:rPr>
-              <w:t>اﻹﺟﺎزة</w:t>
-            </w:r>
-            <w:proofErr w:type="spellEnd"/>
-            <w:r>
-              <w:rPr>
-                <w:spacing w:val="-13"/>
-                <w:w w:val="116"/>
-                <w:sz w:val="12"/>
-                <w:szCs w:val="12"/>
-                <w:rtl/>
-              </w:rPr>
-              <w:t xml:space="preserve"> </w:t>
-            </w:r>
-            <w:proofErr w:type="spellStart"/>
-            <w:r>
-              <w:rPr>
-                <w:w w:val="116"/>
-                <w:sz w:val="12"/>
-                <w:szCs w:val="12"/>
-                <w:rtl/>
-              </w:rPr>
-              <w:t>اﻟﻤﻄﻠﻮﺑﺔ</w:t>
-            </w:r>
-            <w:proofErr w:type="spellEnd"/>
-          </w:p>
-        </w:tc>
-      </w:tr>
-      <w:tr>
-        <w:trPr>
-          <w:trHeight w:val="385"/>
-        </w:trPr>
-        <w:tc>
-          <w:tcPr>
-            <w:tcW w:w="2672" w:type="dxa"/>
-          </w:tcPr>
-          <w:p>
-            <w:pPr>
-              <w:pStyle w:val="TableParagraph"/>
-              <w:spacing w:before="96"/>
-              <w:ind w:left="23"/>
-              <w:rPr>
-                <w:sz w:val="12"/>
-              </w:rPr>
-            </w:pPr>
-            <w:r>
-              <w:rPr>
-                <w:sz w:val="12"/>
-              </w:rPr>
-              <w:t>Start</w:t>
-            </w:r>
-            <w:r>
-              <w:rPr>
-                <w:spacing w:val="-8"/>
-                <w:sz w:val="12"/>
-              </w:rPr>
-              <w:t xml:space="preserve"> </w:t>
-            </w:r>
-            <w:r>
-              <w:rPr>
-                <w:sz w:val="12"/>
-              </w:rPr>
-              <w:t>Working</w:t>
-            </w:r>
-            <w:r>
-              <w:rPr>
-                <w:spacing w:val="-10"/>
-                <w:sz w:val="12"/>
-              </w:rPr>
-              <w:t xml:space="preserve"> </w:t>
-            </w:r>
-            <w:r>
-              <w:rPr>
-                <w:spacing w:val="-4"/>
-                <w:sz w:val="12"/>
-              </w:rPr>
-              <w:t>Date</w:t>
-            </w:r>
-          </w:p>
-        </w:tc>
-        <w:tc>
-          <w:tcPr>
-            <w:tcW w:w="4815" w:type="dxa"/>
-            <w:gridSpan w:val="4"/>
-          </w:tcPr>
-          <w:p>
-            <w:pPr>
-              <w:pStyle w:val="TableParagraph"/>
-              <w:spacing w:before="96"/>
-              <w:ind w:left="3"/>
-              <w:jc w:val="center"/>
-              <w:rPr>
-                <w:sz w:val="12"/>
-              </w:rPr>
-            </w:pPr>
-          </w:p>
-        </w:tc>
-        <w:tc>
-          <w:tcPr>
-            <w:tcW w:w="2709" w:type="dxa"/>
-          </w:tcPr>
-          <w:p>
-            <w:pPr>
-              <w:pStyle w:val="TableParagraph"/>
-              <w:bidi/>
-              <w:spacing w:before="96"/>
-              <w:ind w:left="46"/>
-              <w:rPr>
-                <w:sz w:val="12"/>
-                <w:szCs w:val="12"/>
-              </w:rPr>
-            </w:pPr>
-            <w:proofErr w:type="spellStart"/>
-            <w:r>
-              <w:rPr>
-                <w:w w:val="112"/>
-                <w:sz w:val="12"/>
-                <w:szCs w:val="12"/>
-                <w:rtl/>
-              </w:rPr>
-              <w:t>ﺗﺎر</w:t>
-            </w:r>
-            <w:proofErr w:type="spellEnd"/>
-            <w:r>
-              <w:rPr>
-                <w:spacing w:val="-23"/>
-                <w:w w:val="112"/>
-                <w:sz w:val="12"/>
-                <w:szCs w:val="12"/>
-                <w:rtl/>
-              </w:rPr>
-              <w:t xml:space="preserve"> </w:t>
-            </w:r>
-            <w:proofErr w:type="spellStart"/>
-            <w:r>
-              <w:rPr>
-                <w:w w:val="112"/>
-                <w:sz w:val="12"/>
-                <w:szCs w:val="12"/>
-                <w:rtl/>
-              </w:rPr>
-              <w:t>ﻳﺦ</w:t>
-            </w:r>
-            <w:proofErr w:type="spellEnd"/>
-            <w:r>
-              <w:rPr>
-                <w:spacing w:val="-10"/>
-                <w:w w:val="112"/>
-                <w:sz w:val="12"/>
-                <w:szCs w:val="12"/>
-                <w:rtl/>
-              </w:rPr>
-              <w:t xml:space="preserve"> </w:t>
-            </w:r>
-            <w:proofErr w:type="spellStart"/>
-            <w:r>
-              <w:rPr>
-                <w:w w:val="112"/>
-                <w:sz w:val="12"/>
-                <w:szCs w:val="12"/>
-                <w:rtl/>
-              </w:rPr>
-              <w:t>اﺳﺘﺌﻨﺎف</w:t>
-            </w:r>
-            <w:proofErr w:type="spellEnd"/>
-            <w:r>
-              <w:rPr>
-                <w:spacing w:val="-10"/>
-                <w:w w:val="112"/>
-                <w:sz w:val="12"/>
-                <w:szCs w:val="12"/>
-                <w:rtl/>
-              </w:rPr>
-              <w:t xml:space="preserve"> </w:t>
-            </w:r>
-            <w:proofErr w:type="spellStart"/>
-            <w:r>
-              <w:rPr>
-                <w:w w:val="112"/>
-                <w:sz w:val="12"/>
-                <w:szCs w:val="12"/>
-                <w:rtl/>
-              </w:rPr>
-              <w:t>اﻟﻌﻤﻞ</w:t>
-            </w:r>
-            <w:proofErr w:type="spellEnd"/>
-          </w:p>
-        </w:tc>
-      </w:tr>
-      <w:tr>
-        <w:trPr>
-          <w:trHeight w:val="385"/>
-        </w:trPr>
-        <w:tc>
-          <w:tcPr>
-            <w:tcW w:w="2672" w:type="dxa"/>
-          </w:tcPr>
-          <w:p>
-            <w:pPr>
-              <w:pStyle w:val="TableParagraph"/>
-              <w:spacing w:before="96"/>
-              <w:ind w:left="23"/>
-              <w:rPr>
-                <w:sz w:val="12"/>
-              </w:rPr>
-            </w:pPr>
-            <w:r>
-              <w:rPr>
-                <w:sz w:val="12"/>
-              </w:rPr>
-              <w:t>Signature</w:t>
-            </w:r>
-            <w:r>
-              <w:rPr>
-                <w:spacing w:val="-9"/>
-                <w:sz w:val="12"/>
-              </w:rPr>
-              <w:t xml:space="preserve"> </w:t>
-            </w:r>
-            <w:r>
-              <w:rPr>
-                <w:sz w:val="12"/>
-              </w:rPr>
-              <w:t>and</w:t>
-            </w:r>
-            <w:r>
-              <w:rPr>
-                <w:spacing w:val="-10"/>
-                <w:sz w:val="12"/>
-              </w:rPr>
-              <w:t xml:space="preserve"> </w:t>
-            </w:r>
-            <w:r>
-              <w:rPr>
-                <w:spacing w:val="-4"/>
-                <w:sz w:val="12"/>
-              </w:rPr>
-              <w:t>Date</w:t>
-            </w:r>
-          </w:p>
-        </w:tc>
-        <w:tc>
-          <w:tcPr>
-            <w:tcW w:w="4815" w:type="dxa"/>
-            <w:gridSpan w:val="4"/>
-          </w:tcPr>
-          <w:p>
-            <w:pPr>
-              <w:pStyle w:val="TableParagraph"/>
-              <w:spacing w:before="0"/>
-              <w:rPr>
-                <w:rFonts w:ascii="Montserrat"/>
-                <w:sz w:val="12"/>
-              </w:rPr>
-            </w:pPr>
-          </w:p>
-        </w:tc>
-        <w:tc>
-          <w:tcPr>
-            <w:tcW w:w="2709" w:type="dxa"/>
-          </w:tcPr>
-          <w:p>
-            <w:pPr>
-              <w:pStyle w:val="TableParagraph"/>
-              <w:bidi/>
-              <w:spacing w:before="96"/>
-              <w:ind w:left="19"/>
-              <w:rPr>
-                <w:sz w:val="12"/>
-                <w:szCs w:val="12"/>
-              </w:rPr>
-            </w:pPr>
-            <w:proofErr w:type="spellStart"/>
-            <w:r>
-              <w:rPr>
-                <w:w w:val="117"/>
-                <w:sz w:val="12"/>
-                <w:szCs w:val="12"/>
-                <w:rtl/>
-              </w:rPr>
-              <w:t>اﻟﺘﻮﻗﻴﻊ</w:t>
-            </w:r>
-            <w:proofErr w:type="spellEnd"/>
-            <w:r>
-              <w:rPr>
-                <w:spacing w:val="-16"/>
-                <w:w w:val="117"/>
-                <w:sz w:val="12"/>
-                <w:szCs w:val="12"/>
-                <w:rtl/>
-              </w:rPr>
-              <w:t xml:space="preserve"> </w:t>
-            </w:r>
-            <w:proofErr w:type="spellStart"/>
-            <w:r>
-              <w:rPr>
-                <w:w w:val="117"/>
-                <w:sz w:val="12"/>
-                <w:szCs w:val="12"/>
-                <w:rtl/>
-              </w:rPr>
-              <w:t>واﻟﺘﺎر</w:t>
-            </w:r>
-            <w:proofErr w:type="spellEnd"/>
-            <w:r>
-              <w:rPr>
-                <w:spacing w:val="-28"/>
-                <w:w w:val="117"/>
-                <w:sz w:val="12"/>
-                <w:szCs w:val="12"/>
-                <w:rtl/>
-              </w:rPr>
-              <w:t xml:space="preserve"> </w:t>
-            </w:r>
-            <w:proofErr w:type="spellStart"/>
-            <w:r>
-              <w:rPr>
-                <w:w w:val="117"/>
-                <w:sz w:val="12"/>
-                <w:szCs w:val="12"/>
-                <w:rtl/>
-              </w:rPr>
-              <w:t>ﻳﺦ</w:t>
-            </w:r>
-            <w:proofErr w:type="spellEnd"/>
-          </w:p>
-        </w:tc>
-      </w:tr>
-      <w:tr>
-        <w:trPr>
-          <w:trHeight w:val="385"/>
-        </w:trPr>
-        <w:tc>
-          <w:tcPr>
-            <w:tcW w:w="2672" w:type="dxa"/>
-          </w:tcPr>
-          <w:p>
-            <w:pPr>
-              <w:pStyle w:val="TableParagraph"/>
-              <w:spacing w:before="96"/>
-              <w:ind w:left="23"/>
-              <w:rPr>
-                <w:sz w:val="12"/>
-              </w:rPr>
-            </w:pPr>
-            <w:r>
-              <w:rPr>
-                <w:sz w:val="12"/>
-              </w:rPr>
-              <w:t>Replacement</w:t>
-            </w:r>
-            <w:r>
-              <w:rPr>
-                <w:spacing w:val="-5"/>
-                <w:sz w:val="12"/>
-              </w:rPr>
-              <w:t xml:space="preserve"> </w:t>
-            </w:r>
-            <w:r>
-              <w:rPr>
-                <w:sz w:val="12"/>
-              </w:rPr>
-              <w:t>Employee</w:t>
-            </w:r>
-            <w:r>
-              <w:rPr>
-                <w:spacing w:val="-4"/>
-                <w:sz w:val="12"/>
-              </w:rPr>
-              <w:t xml:space="preserve"> name</w:t>
-            </w:r>
-          </w:p>
-        </w:tc>
-        <w:tc>
-          <w:tcPr>
-            <w:tcW w:w="4815" w:type="dxa"/>
-            <w:gridSpan w:val="4"/>
-          </w:tcPr>
-          <w:p>
-            <w:pPr>
-              <w:pStyle w:val="TableParagraph"/>
-              <w:spacing w:before="96"/>
-              <w:ind w:right="1"/>
-              <w:jc w:val="center"/>
-              <w:rPr>
-                <w:sz w:val="12"/>
-              </w:rPr>
-            </w:pPr>
-          </w:p>
-        </w:tc>
-        <w:tc>
-          <w:tcPr>
-            <w:tcW w:w="2709" w:type="dxa"/>
-          </w:tcPr>
-          <w:p>
-            <w:pPr>
-              <w:pStyle w:val="TableParagraph"/>
-              <w:bidi/>
-              <w:spacing w:before="96"/>
-              <w:ind w:left="19"/>
-              <w:rPr>
-                <w:sz w:val="12"/>
-                <w:szCs w:val="12"/>
-              </w:rPr>
-            </w:pPr>
-            <w:proofErr w:type="spellStart"/>
-            <w:r>
-              <w:rPr>
-                <w:w w:val="116"/>
-                <w:sz w:val="12"/>
-                <w:szCs w:val="12"/>
-                <w:rtl/>
-              </w:rPr>
-              <w:t>اﺳﻢ</w:t>
-            </w:r>
-            <w:proofErr w:type="spellEnd"/>
-            <w:r>
-              <w:rPr>
-                <w:spacing w:val="-4"/>
-                <w:w w:val="116"/>
-                <w:sz w:val="12"/>
-                <w:szCs w:val="12"/>
-                <w:rtl/>
-              </w:rPr>
-              <w:t xml:space="preserve"> </w:t>
-            </w:r>
-            <w:proofErr w:type="spellStart"/>
-            <w:r>
-              <w:rPr>
-                <w:w w:val="116"/>
-                <w:sz w:val="12"/>
-                <w:szCs w:val="12"/>
-                <w:rtl/>
-              </w:rPr>
-              <w:t>اﻟﻤﻮﻇﻒ</w:t>
-            </w:r>
-            <w:proofErr w:type="spellEnd"/>
-            <w:r>
-              <w:rPr>
-                <w:spacing w:val="-5"/>
-                <w:w w:val="116"/>
-                <w:sz w:val="12"/>
-                <w:szCs w:val="12"/>
-                <w:rtl/>
-              </w:rPr>
-              <w:t xml:space="preserve"> </w:t>
-            </w:r>
-            <w:proofErr w:type="spellStart"/>
-            <w:r>
-              <w:rPr>
-                <w:w w:val="116"/>
-                <w:sz w:val="12"/>
-                <w:szCs w:val="12"/>
-                <w:rtl/>
-              </w:rPr>
-              <w:t>اﻟﺒﺪﻳﻞ</w:t>
-            </w:r>
-            <w:proofErr w:type="spellEnd"/>
-          </w:p>
-        </w:tc>
-      </w:tr>
-      <w:tr>
-        <w:trPr>
-          <w:trHeight w:val="385"/>
-        </w:trPr>
-        <w:tc>
-          <w:tcPr>
-            <w:tcW w:w="2672" w:type="dxa"/>
-          </w:tcPr>
-          <w:p>
-            <w:pPr>
-              <w:pStyle w:val="TableParagraph"/>
-              <w:spacing w:before="96"/>
-              <w:ind w:left="23"/>
-              <w:rPr>
-                <w:sz w:val="12"/>
-              </w:rPr>
-            </w:pPr>
-            <w:r>
-              <w:rPr>
-                <w:sz w:val="12"/>
-              </w:rPr>
-              <w:t>Replacement</w:t>
-            </w:r>
-            <w:r>
-              <w:rPr>
-                <w:spacing w:val="-5"/>
-                <w:sz w:val="12"/>
-              </w:rPr>
-              <w:t xml:space="preserve"> </w:t>
-            </w:r>
-            <w:r>
-              <w:rPr>
-                <w:sz w:val="12"/>
-              </w:rPr>
-              <w:t>Signature</w:t>
-            </w:r>
-            <w:r>
-              <w:rPr>
-                <w:spacing w:val="-5"/>
-                <w:sz w:val="12"/>
-              </w:rPr>
-              <w:t xml:space="preserve"> </w:t>
-            </w:r>
-            <w:r>
-              <w:rPr>
-                <w:sz w:val="12"/>
-              </w:rPr>
-              <w:t>and</w:t>
-            </w:r>
-            <w:r>
-              <w:rPr>
-                <w:spacing w:val="-6"/>
-                <w:sz w:val="12"/>
-              </w:rPr>
-              <w:t xml:space="preserve"> </w:t>
-            </w:r>
-            <w:r>
-              <w:rPr>
-                <w:spacing w:val="-4"/>
-                <w:sz w:val="12"/>
-              </w:rPr>
-              <w:t>Date</w:t>
-            </w:r>
-          </w:p>
-        </w:tc>
-        <w:tc>
-          <w:tcPr>
-            <w:tcW w:w="4815" w:type="dxa"/>
-            <w:gridSpan w:val="4"/>
-          </w:tcPr>
-          <w:p>
-            <w:pPr>
-              <w:pStyle w:val="TableParagraph"/>
-              <w:spacing w:before="0"/>
-              <w:rPr>
-                <w:rFonts w:ascii="Montserrat"/>
-                <w:sz w:val="12"/>
-              </w:rPr>
-            </w:pPr>
-          </w:p>
-        </w:tc>
-        <w:tc>
-          <w:tcPr>
-            <w:tcW w:w="2709" w:type="dxa"/>
-          </w:tcPr>
-          <w:p>
-            <w:pPr>
-              <w:pStyle w:val="TableParagraph"/>
-              <w:bidi/>
-              <w:spacing w:before="96"/>
-              <w:ind w:left="19"/>
-              <w:rPr>
-                <w:sz w:val="12"/>
-                <w:szCs w:val="12"/>
-              </w:rPr>
-            </w:pPr>
-            <w:proofErr w:type="spellStart"/>
-            <w:r>
-              <w:rPr>
+              <w:rPr>
+                <w:sz w:val="12"/>
+                <w:szCs w:val="12"/>
+              </w:rPr>
+            </w:pPr>
+            <w:r>
+              <w:rPr>
+                <w:rFonts w:hint="cs"/>
                 <w:w w:val="118"/>
                 <w:sz w:val="12"/>
                 <w:szCs w:val="12"/>
                 <w:rtl/>
               </w:rPr>
-              <w:t>ﺗﻮﻗﻴﻊ</w:t>
-            </w:r>
-            <w:proofErr w:type="spellEnd"/>
-            <w:r>
-              <w:rPr>
-                <w:spacing w:val="-17"/>
-                <w:w w:val="118"/>
-                <w:sz w:val="12"/>
-                <w:szCs w:val="12"/>
-                <w:rtl/>
-              </w:rPr>
-              <w:t xml:space="preserve"> </w:t>
-            </w:r>
-            <w:proofErr w:type="spellStart"/>
-            <w:r>
-              <w:rPr>
-                <w:w w:val="118"/>
-                <w:sz w:val="12"/>
-                <w:szCs w:val="12"/>
-                <w:rtl/>
-              </w:rPr>
-              <w:t>وﺗﺎر</w:t>
-            </w:r>
-            <w:proofErr w:type="spellEnd"/>
-            <w:r>
-              <w:rPr>
-                <w:spacing w:val="-28"/>
-                <w:w w:val="118"/>
-                <w:sz w:val="12"/>
-                <w:szCs w:val="12"/>
-                <w:rtl/>
-              </w:rPr>
-              <w:t xml:space="preserve"> </w:t>
-            </w:r>
-            <w:proofErr w:type="spellStart"/>
-            <w:r>
-              <w:rPr>
-                <w:w w:val="118"/>
-                <w:sz w:val="12"/>
-                <w:szCs w:val="12"/>
-                <w:rtl/>
-              </w:rPr>
-              <w:t>ﻳﺦ</w:t>
-            </w:r>
-            <w:proofErr w:type="spellEnd"/>
-            <w:r>
-              <w:rPr>
-                <w:spacing w:val="-17"/>
-                <w:w w:val="118"/>
-                <w:sz w:val="12"/>
-                <w:szCs w:val="12"/>
-                <w:rtl/>
-              </w:rPr>
-              <w:t xml:space="preserve"> </w:t>
-            </w:r>
-            <w:proofErr w:type="spellStart"/>
-            <w:r>
-              <w:rPr>
-                <w:w w:val="118"/>
-                <w:sz w:val="12"/>
-                <w:szCs w:val="12"/>
-                <w:rtl/>
-              </w:rPr>
-              <w:t>اﻟﺒﺪﻳﻞ</w:t>
-            </w:r>
-            <w:proofErr w:type="spellEnd"/>
+              <w:t>توقيع الموظف البديل</w:t>
+            </w:r>
           </w:p>
         </w:tc>
       </w:tr>
@@ -2896,14 +2342,12 @@
               <w:spacing w:before="25"/>
               <w:ind w:left="1639"/>
               <w:rPr>
-                <w:rFonts w:ascii="Montserrat"/>
                 <w:b/>
                 <w:sz w:val="12"/>
               </w:rPr>
             </w:pPr>
             <w:r>
               <w:rPr>
-                <w:rFonts w:ascii="Montserrat"/>
                 <w:b/>
                 <w:color w:val="FFFFFF"/>
                 <w:spacing w:val="-6"/>
@@ -2913,7 +2357,6 @@
             </w:r>
             <w:r>
               <w:rPr>
-                <w:rFonts w:ascii="Montserrat"/>
                 <w:b/>
                 <w:color w:val="FFFFFF"/>
                 <w:sz w:val="12"/>
@@ -2922,7 +2365,6 @@
             </w:r>
             <w:r>
               <w:rPr>
-                <w:rFonts w:ascii="Montserrat"/>
                 <w:b/>
                 <w:color w:val="FFFFFF"/>
                 <w:spacing w:val="-6"/>
@@ -2932,7 +2374,6 @@
             </w:r>
             <w:r>
               <w:rPr>
-                <w:rFonts w:ascii="Montserrat"/>
                 <w:b/>
                 <w:color w:val="FFFFFF"/>
                 <w:spacing w:val="1"/>
@@ -2942,7 +2383,6 @@
             </w:r>
             <w:r>
               <w:rPr>
-                <w:rFonts w:ascii="Montserrat"/>
                 <w:b/>
                 <w:color w:val="FFFFFF"/>
                 <w:spacing w:val="-6"/>
@@ -2952,7 +2392,6 @@
             </w:r>
             <w:r>
               <w:rPr>
-                <w:rFonts w:ascii="Montserrat"/>
                 <w:b/>
                 <w:color w:val="FFFFFF"/>
                 <w:spacing w:val="1"/>
@@ -2962,7 +2401,6 @@
             </w:r>
             <w:r>
               <w:rPr>
-                <w:rFonts w:ascii="Montserrat"/>
                 <w:b/>
                 <w:color w:val="FFFFFF"/>
                 <w:spacing w:val="-6"/>
@@ -2972,7 +2410,6 @@
             </w:r>
             <w:r>
               <w:rPr>
-                <w:rFonts w:ascii="Montserrat"/>
                 <w:b/>
                 <w:color w:val="FFFFFF"/>
                 <w:spacing w:val="1"/>
@@ -2982,7 +2419,6 @@
             </w:r>
             <w:r>
               <w:rPr>
-                <w:rFonts w:ascii="Montserrat"/>
                 <w:b/>
                 <w:color w:val="FFFFFF"/>
                 <w:spacing w:val="-6"/>
@@ -2995,7 +2431,7 @@
         <w:tc>
           <w:tcPr>
             <w:tcW w:w="5210" w:type="dxa"/>
-            <w:gridSpan w:val="3"/>
+            <w:gridSpan w:val="4"/>
             <w:shd w:val="clear" w:color="auto" w:fill="4C1130"/>
           </w:tcPr>
           <w:p>
@@ -3005,17 +2441,17 @@
               <w:spacing w:before="25"/>
               <w:ind w:left="2200"/>
               <w:rPr>
-                <w:rFonts w:ascii="Montserrat" w:cs="Readex Pro Light"/>
                 <w:b/>
                 <w:bCs/>
                 <w:sz w:val="12"/>
                 <w:szCs w:val="12"/>
-              </w:rPr>
-            </w:pPr>
-            <w:proofErr w:type="spellStart"/>
-            <w:r>
-              <w:rPr>
-                <w:rFonts w:ascii="Montserrat" w:cs="Readex Pro Light"/>
+                <w:rtl/>
+                <w:lang w:bidi="ar-LY"/>
+              </w:rPr>
+            </w:pPr>
+            <w:r>
+              <w:rPr>
+                <w:rFonts w:hint="cs"/>
                 <w:b/>
                 <w:bCs/>
                 <w:color w:val="FFFFFF"/>
@@ -3023,68 +2459,10 @@
                 <w:sz w:val="12"/>
                 <w:szCs w:val="12"/>
                 <w:rtl/>
-              </w:rPr>
-              <w:t>اﻟﻤﻮارد</w:t>
-            </w:r>
-            <w:proofErr w:type="spellEnd"/>
-            <w:r>
-              <w:rPr>
-                <w:rFonts w:ascii="Montserrat" w:cs="Readex Pro Light"/>
-                <w:b/>
-                <w:bCs/>
-                <w:color w:val="FFFFFF"/>
-                <w:spacing w:val="-12"/>
-                <w:w w:val="128"/>
-                <w:sz w:val="12"/>
-                <w:szCs w:val="12"/>
-                <w:rtl/>
-              </w:rPr>
-              <w:t xml:space="preserve"> </w:t>
-            </w:r>
-            <w:proofErr w:type="spellStart"/>
-            <w:r>
-              <w:rPr>
-                <w:rFonts w:ascii="Montserrat" w:cs="Readex Pro Light"/>
-                <w:b/>
-                <w:bCs/>
-                <w:color w:val="FFFFFF"/>
-                <w:w w:val="128"/>
-                <w:sz w:val="12"/>
-                <w:szCs w:val="12"/>
-                <w:rtl/>
-              </w:rPr>
-              <w:t>اﻟﺒﺸﺮ</w:t>
-            </w:r>
-            <w:proofErr w:type="spellEnd"/>
-            <w:r>
-              <w:rPr>
-                <w:rFonts w:ascii="Montserrat" w:cs="Readex Pro Light"/>
-                <w:b/>
-                <w:bCs/>
-                <w:color w:val="FFFFFF"/>
-                <w:spacing w:val="-25"/>
-                <w:w w:val="128"/>
-                <w:sz w:val="12"/>
-                <w:szCs w:val="12"/>
-                <w:rtl/>
-              </w:rPr>
-              <w:t xml:space="preserve"> </w:t>
-            </w:r>
-            <w:proofErr w:type="spellStart"/>
-            <w:r>
-              <w:rPr>
-                <w:rFonts w:ascii="Montserrat" w:cs="Readex Pro Light"/>
-                <w:b/>
-                <w:bCs/>
-                <w:color w:val="FFFFFF"/>
-                <w:w w:val="128"/>
-                <w:sz w:val="12"/>
-                <w:szCs w:val="12"/>
-                <w:rtl/>
-              </w:rPr>
-              <w:t>ﻳﺔ</w:t>
-            </w:r>
-            <w:proofErr w:type="spellEnd"/>
+                <w:lang w:bidi="ar-LY"/>
+              </w:rPr>
+              <w:t>الموارد البشرية</w:t>
+            </w:r>
           </w:p>
         </w:tc>
       </w:tr>
@@ -3101,7 +2479,6 @@
               <w:pStyle w:val="TableParagraph"/>
               <w:spacing w:before="0"/>
               <w:rPr>
-                <w:rFonts w:ascii="Montserrat"/>
                 <w:sz w:val="12"/>
               </w:rPr>
             </w:pPr>
@@ -3154,86 +2531,22 @@
                 <w:szCs w:val="12"/>
               </w:rPr>
             </w:pPr>
-            <w:proofErr w:type="spellStart"/>
-            <w:r>
-              <w:rPr>
+            <w:r>
+              <w:rPr>
+                <w:rFonts w:hint="cs"/>
                 <w:w w:val="111"/>
                 <w:sz w:val="12"/>
                 <w:szCs w:val="12"/>
                 <w:rtl/>
               </w:rPr>
-              <w:t>ﻋﺪد</w:t>
-            </w:r>
-            <w:proofErr w:type="spellEnd"/>
-            <w:r>
-              <w:rPr>
-                <w:spacing w:val="-14"/>
-                <w:w w:val="111"/>
-                <w:sz w:val="12"/>
-                <w:szCs w:val="12"/>
-                <w:rtl/>
-              </w:rPr>
-              <w:t xml:space="preserve"> </w:t>
-            </w:r>
-            <w:proofErr w:type="spellStart"/>
-            <w:r>
-              <w:rPr>
-                <w:w w:val="111"/>
-                <w:sz w:val="12"/>
-                <w:szCs w:val="12"/>
-                <w:rtl/>
-              </w:rPr>
-              <w:t>أﻳﺎم</w:t>
-            </w:r>
-            <w:proofErr w:type="spellEnd"/>
-            <w:r>
-              <w:rPr>
-                <w:spacing w:val="-14"/>
-                <w:w w:val="111"/>
-                <w:sz w:val="12"/>
-                <w:szCs w:val="12"/>
-                <w:rtl/>
-              </w:rPr>
-              <w:t xml:space="preserve"> </w:t>
-            </w:r>
-            <w:proofErr w:type="spellStart"/>
-            <w:r>
-              <w:rPr>
-                <w:w w:val="111"/>
-                <w:sz w:val="12"/>
-                <w:szCs w:val="12"/>
-                <w:rtl/>
-              </w:rPr>
-              <w:t>اﻹﺟﺎزة</w:t>
-            </w:r>
-            <w:proofErr w:type="spellEnd"/>
-            <w:r>
-              <w:rPr>
-                <w:spacing w:val="-14"/>
-                <w:w w:val="111"/>
-                <w:sz w:val="12"/>
-                <w:szCs w:val="12"/>
-                <w:rtl/>
-              </w:rPr>
-              <w:t xml:space="preserve"> </w:t>
-            </w:r>
-            <w:proofErr w:type="spellStart"/>
-            <w:r>
-              <w:rPr>
-                <w:w w:val="111"/>
-                <w:sz w:val="12"/>
-                <w:szCs w:val="12"/>
-                <w:rtl/>
-              </w:rPr>
-              <w:t>اﻟﻤﺴﺘﺤﻘﺔ</w:t>
-            </w:r>
-            <w:proofErr w:type="spellEnd"/>
-          </w:p>
-        </w:tc>
-        <w:tc>
-          <w:tcPr>
-            <w:tcW w:w="2501" w:type="dxa"/>
-            <w:gridSpan w:val="2"/>
+              <w:t>عدد أيام الاجازة المستحقة</w:t>
+            </w:r>
+          </w:p>
+        </w:tc>
+        <w:tc>
+          <w:tcPr>
+            <w:tcW w:w="2654" w:type="dxa"/>
+            <w:gridSpan w:val="3"/>
           </w:tcPr>
           <w:p>
             <w:pPr>
@@ -3320,92 +2633,28 @@
                 <w:szCs w:val="12"/>
               </w:rPr>
             </w:pPr>
-            <w:proofErr w:type="spellStart"/>
-            <w:r>
-              <w:rPr>
+            <w:r>
+              <w:rPr>
+                <w:rFonts w:hint="cs"/>
                 <w:w w:val="120"/>
                 <w:sz w:val="12"/>
                 <w:szCs w:val="12"/>
                 <w:rtl/>
               </w:rPr>
-              <w:t>اﻹﺟﺎزة</w:t>
-            </w:r>
-            <w:proofErr w:type="spellEnd"/>
-            <w:r>
-              <w:rPr>
-                <w:spacing w:val="-4"/>
-                <w:w w:val="120"/>
-                <w:sz w:val="12"/>
-                <w:szCs w:val="12"/>
-                <w:rtl/>
-              </w:rPr>
-              <w:t xml:space="preserve"> </w:t>
-            </w:r>
-            <w:proofErr w:type="spellStart"/>
-            <w:r>
-              <w:rPr>
-                <w:w w:val="120"/>
-                <w:sz w:val="12"/>
-                <w:szCs w:val="12"/>
-                <w:rtl/>
-              </w:rPr>
-              <w:t>اﻟﻤﺨﺼﻮﻣﺔ</w:t>
-            </w:r>
-            <w:proofErr w:type="spellEnd"/>
-            <w:r>
-              <w:rPr>
-                <w:spacing w:val="-5"/>
-                <w:w w:val="120"/>
-                <w:sz w:val="12"/>
-                <w:szCs w:val="12"/>
-                <w:rtl/>
-              </w:rPr>
-              <w:t xml:space="preserve"> </w:t>
-            </w:r>
-            <w:proofErr w:type="spellStart"/>
-            <w:r>
-              <w:rPr>
-                <w:w w:val="120"/>
-                <w:sz w:val="12"/>
-                <w:szCs w:val="12"/>
-                <w:rtl/>
-              </w:rPr>
-              <w:t>ﻟﻬﺬا</w:t>
-            </w:r>
-            <w:proofErr w:type="spellEnd"/>
-            <w:r>
-              <w:rPr>
-                <w:spacing w:val="-5"/>
-                <w:w w:val="120"/>
-                <w:sz w:val="12"/>
-                <w:szCs w:val="12"/>
-                <w:rtl/>
-              </w:rPr>
-              <w:t xml:space="preserve"> </w:t>
-            </w:r>
-            <w:proofErr w:type="spellStart"/>
-            <w:r>
-              <w:rPr>
-                <w:w w:val="120"/>
-                <w:sz w:val="12"/>
-                <w:szCs w:val="12"/>
-                <w:rtl/>
-              </w:rPr>
-              <w:t>اﻟﻄﻠﺐ</w:t>
-            </w:r>
-            <w:proofErr w:type="spellEnd"/>
-          </w:p>
-        </w:tc>
-        <w:tc>
-          <w:tcPr>
-            <w:tcW w:w="2709" w:type="dxa"/>
+              <w:t>الإجازة المخصومة لهذا الطلب</w:t>
+            </w:r>
+          </w:p>
+        </w:tc>
+        <w:tc>
+          <w:tcPr>
+            <w:tcW w:w="2556" w:type="dxa"/>
           </w:tcPr>
           <w:p>
             <w:pPr>
               <w:pStyle w:val="TableParagraph"/>
               <w:spacing w:before="24"/>
               <w:ind w:right="751"/>
-              <w:jc w:val="right"/>
+              <w:jc w:val="center"/>
               <w:rPr>
                 <w:sz w:val="12"/>
               </w:rPr>
@@ -3450,64 +2699,411 @@
               <w:bidi/>
               <w:spacing w:before="57"/>
               <w:ind w:left="735"/>
-              <w:rPr>
-                <w:sz w:val="12"/>
-                <w:szCs w:val="12"/>
-              </w:rPr>
-            </w:pPr>
+              <w:jc w:val="center"/>
+              <w:rPr>
+                <w:sz w:val="12"/>
+                <w:szCs w:val="12"/>
+              </w:rPr>
+            </w:pPr>
+            <w:r>
+              <w:rPr>
+                <w:rFonts w:hint="cs"/>
+                <w:w w:val="108"/>
+                <w:sz w:val="12"/>
+                <w:szCs w:val="12"/>
+                <w:rtl/>
+              </w:rPr>
+              <w:t>إجمالي الإجازة المتبقية</w:t>
+            </w:r>
+          </w:p>
+        </w:tc>
+      </w:tr>
+      <w:tr>
+        <w:trPr>
+          <w:trHeight w:val="288"/>
+        </w:trPr>
+        <w:tc>
+          <w:tcPr>
+            <w:tcW w:w="2672" w:type="dxa"/>
+          </w:tcPr>
+          <w:p>
+            <w:pPr>
+              <w:pStyle w:val="TableParagraph"/>
+              <w:spacing w:before="32"/>
+              <w:ind w:left="799"/>
+              <w:rPr>
+                <w:sz w:val="12"/>
+              </w:rPr>
+            </w:pPr>
+            <w:r>
+              <w:rPr>
+                <w:spacing w:val="-2"/>
+                <w:w w:val="105"/>
+                <w:sz w:val="12"/>
+              </w:rPr>
+              <w:t>Annual</w:t>
+            </w:r>
+            <w:r>
+              <w:rPr>
+                <w:spacing w:val="-3"/>
+                <w:w w:val="105"/>
+                <w:sz w:val="12"/>
+              </w:rPr>
+              <w:t xml:space="preserve"> </w:t>
+            </w:r>
+            <w:r>
+              <w:rPr>
+                <w:spacing w:val="-2"/>
+                <w:w w:val="105"/>
+                <w:sz w:val="12"/>
+              </w:rPr>
+              <w:t>(paid)</w:t>
+            </w:r>
+            <w:r>
+              <w:rPr>
+                <w:spacing w:val="-3"/>
+                <w:w w:val="105"/>
+                <w:sz w:val="12"/>
+              </w:rPr>
+              <w:t xml:space="preserve"> </w:t>
+            </w:r>
+            <w:r>
+              <w:rPr>
+                <w:spacing w:val="-4"/>
+                <w:w w:val="105"/>
+                <w:sz w:val="12"/>
+              </w:rPr>
+              <w:t>leave</w:t>
+            </w:r>
+          </w:p>
+          <w:p>
+            <w:pPr>
+              <w:pStyle w:val="TableParagraph"/>
+              <w:bidi/>
+              <w:spacing w:before="56"/>
+              <w:ind w:left="489"/>
+              <w:rPr>
+                <w:sz w:val="12"/>
+                <w:szCs w:val="12"/>
+              </w:rPr>
+            </w:pPr>
+            <w:r>
+              <w:rPr>
+                <w:rFonts w:hint="cs"/>
+                <w:w w:val="112"/>
+                <w:sz w:val="12"/>
+                <w:szCs w:val="12"/>
+                <w:rtl/>
+              </w:rPr>
+              <w:t xml:space="preserve">الإجازة </w:t>
+            </w:r>
             <w:proofErr w:type="spellStart"/>
             <w:r>
               <w:rPr>
-                <w:w w:val="108"/>
-                <w:sz w:val="12"/>
-                <w:szCs w:val="12"/>
-                <w:rtl/>
-              </w:rPr>
-              <w:t>إﺟﻤﺎﻟﻲ</w:t>
+                <w:rFonts w:hint="cs"/>
+                <w:w w:val="112"/>
+                <w:sz w:val="12"/>
+                <w:szCs w:val="12"/>
+                <w:rtl/>
+              </w:rPr>
+              <w:t>السنوبة</w:t>
             </w:r>
             <w:proofErr w:type="spellEnd"/>
             <w:r>
               <w:rPr>
-                <w:spacing w:val="7"/>
-                <w:w w:val="108"/>
-                <w:sz w:val="12"/>
-                <w:szCs w:val="12"/>
-                <w:rtl/>
-              </w:rPr>
-              <w:t xml:space="preserve"> </w:t>
-            </w:r>
-            <w:proofErr w:type="spellStart"/>
-            <w:r>
-              <w:rPr>
-                <w:w w:val="108"/>
-                <w:sz w:val="12"/>
-                <w:szCs w:val="12"/>
-                <w:rtl/>
-              </w:rPr>
-              <w:t>اﻹﺟﺎزة</w:t>
-            </w:r>
-            <w:proofErr w:type="spellEnd"/>
-            <w:r>
-              <w:rPr>
-                <w:spacing w:val="7"/>
-                <w:w w:val="108"/>
-                <w:sz w:val="12"/>
-                <w:szCs w:val="12"/>
-                <w:rtl/>
-              </w:rPr>
-              <w:t xml:space="preserve"> </w:t>
-            </w:r>
-            <w:proofErr w:type="spellStart"/>
-            <w:r>
-              <w:rPr>
-                <w:w w:val="108"/>
-                <w:sz w:val="12"/>
-                <w:szCs w:val="12"/>
-                <w:rtl/>
-              </w:rPr>
-              <w:t>اﻟﻤﺘﺒﻘﻴﺔ</w:t>
-            </w:r>
-            <w:proofErr w:type="spellEnd"/>
+                <w:rFonts w:hint="cs"/>
+                <w:w w:val="112"/>
+                <w:sz w:val="12"/>
+                <w:szCs w:val="12"/>
+                <w:rtl/>
+              </w:rPr>
+              <w:t xml:space="preserve"> (مدفوعة الاجر)</w:t>
+            </w:r>
+          </w:p>
+        </w:tc>
+        <w:tc>
+          <w:tcPr>
+            <w:tcW w:w="2314" w:type="dxa"/>
+            <w:gridSpan w:val="2"/>
+            <w:vAlign w:val="center"/>
+          </w:tcPr>
+          <w:p>
+            <w:pPr>
+              <w:pStyle w:val="TableParagraph"/>
+              <w:spacing w:before="132"/>
+              <w:ind w:left="7" w:right="4"/>
+              <w:jc w:val="center"/>
+              <w:rPr>
+                <w:sz w:val="12"/>
+              </w:rPr>
+            </w:pPr>
+          </w:p>
+        </w:tc>
+        <w:tc>
+          <w:tcPr>
+            <w:tcW w:w="2654" w:type="dxa"/>
+            <w:gridSpan w:val="3"/>
+            <w:vAlign w:val="center"/>
+          </w:tcPr>
+          <w:p>
+            <w:pPr>
+              <w:pStyle w:val="TableParagraph"/>
+              <w:spacing w:before="132"/>
+              <w:ind w:left="7" w:right="7"/>
+              <w:jc w:val="center"/>
+              <w:rPr>
+                <w:sz w:val="12"/>
+              </w:rPr>
+            </w:pPr>
+          </w:p>
+        </w:tc>
+        <w:tc>
+          <w:tcPr>
+            <w:tcW w:w="2556" w:type="dxa"/>
+            <w:vAlign w:val="center"/>
+          </w:tcPr>
+          <w:p>
+            <w:pPr>
+              <w:pStyle w:val="TableParagraph"/>
+              <w:spacing w:before="132"/>
+              <w:ind w:left="1" w:right="8"/>
+              <w:jc w:val="center"/>
+              <w:rPr>
+                <w:sz w:val="12"/>
+              </w:rPr>
+            </w:pPr>
+          </w:p>
+        </w:tc>
+      </w:tr>
+      <w:tr>
+        <w:trPr>
+          <w:trHeight w:val="288"/>
+        </w:trPr>
+        <w:tc>
+          <w:tcPr>
+            <w:tcW w:w="2672" w:type="dxa"/>
+          </w:tcPr>
+          <w:p>
+            <w:pPr>
+              <w:pStyle w:val="TableParagraph"/>
+              <w:spacing w:before="32"/>
+              <w:ind w:right="961"/>
+              <w:jc w:val="right"/>
+              <w:rPr>
+                <w:sz w:val="12"/>
+              </w:rPr>
+            </w:pPr>
+            <w:r>
+              <w:rPr>
+                <w:sz w:val="12"/>
+              </w:rPr>
+              <w:t>Unpaid</w:t>
+            </w:r>
+            <w:r>
+              <w:rPr>
+                <w:spacing w:val="-5"/>
+                <w:sz w:val="12"/>
+              </w:rPr>
+              <w:t xml:space="preserve"> </w:t>
+            </w:r>
+            <w:r>
+              <w:rPr>
+                <w:spacing w:val="-2"/>
+                <w:sz w:val="12"/>
+              </w:rPr>
+              <w:t>Leave</w:t>
+            </w:r>
+          </w:p>
+          <w:p>
+            <w:pPr>
+              <w:pStyle w:val="TableParagraph"/>
+              <w:bidi/>
+              <w:spacing w:before="56"/>
+              <w:ind w:left="951"/>
+              <w:rPr>
+                <w:sz w:val="12"/>
+                <w:szCs w:val="12"/>
+              </w:rPr>
+            </w:pPr>
+            <w:r>
+              <w:rPr>
+                <w:rFonts w:hint="cs"/>
+                <w:w w:val="111"/>
+                <w:sz w:val="12"/>
+                <w:szCs w:val="12"/>
+                <w:rtl/>
+              </w:rPr>
+              <w:t>إجازة بدون اجر</w:t>
+            </w:r>
+          </w:p>
+        </w:tc>
+        <w:tc>
+          <w:tcPr>
+            <w:tcW w:w="2314" w:type="dxa"/>
+            <w:gridSpan w:val="2"/>
+            <w:vAlign w:val="center"/>
+          </w:tcPr>
+          <w:p>
+            <w:pPr>
+              <w:pStyle w:val="TableParagraph"/>
+              <w:spacing w:before="132"/>
+              <w:ind w:left="10" w:right="4"/>
+              <w:jc w:val="center"/>
+              <w:rPr>
+                <w:sz w:val="12"/>
+              </w:rPr>
+            </w:pPr>
+          </w:p>
+        </w:tc>
+        <w:tc>
+          <w:tcPr>
+            <w:tcW w:w="2654" w:type="dxa"/>
+            <w:gridSpan w:val="3"/>
+            <w:vAlign w:val="center"/>
+          </w:tcPr>
+          <w:p>
+            <w:pPr>
+              <w:pStyle w:val="TableParagraph"/>
+              <w:spacing w:before="132"/>
+              <w:ind w:left="1" w:right="7"/>
+              <w:jc w:val="center"/>
+              <w:rPr>
+                <w:sz w:val="12"/>
+              </w:rPr>
+            </w:pPr>
+          </w:p>
+        </w:tc>
+        <w:tc>
+          <w:tcPr>
+            <w:tcW w:w="2556" w:type="dxa"/>
+            <w:vAlign w:val="center"/>
+          </w:tcPr>
+          <w:p>
+            <w:pPr>
+              <w:pStyle w:val="TableParagraph"/>
+              <w:spacing w:before="132"/>
+              <w:ind w:left="1" w:right="8"/>
+              <w:jc w:val="center"/>
+              <w:rPr>
+                <w:sz w:val="12"/>
+              </w:rPr>
+            </w:pPr>
+          </w:p>
+        </w:tc>
+      </w:tr>
+      <w:tr>
+        <w:trPr>
+          <w:trHeight w:val="288"/>
+        </w:trPr>
+        <w:tc>
+          <w:tcPr>
+            <w:tcW w:w="2672" w:type="dxa"/>
+          </w:tcPr>
+          <w:p>
+            <w:pPr>
+              <w:pStyle w:val="TableParagraph"/>
+              <w:spacing w:before="32"/>
+              <w:ind w:left="891"/>
+              <w:rPr>
+                <w:sz w:val="12"/>
+              </w:rPr>
+            </w:pPr>
+            <w:r>
+              <w:rPr>
+                <w:spacing w:val="-2"/>
+                <w:sz w:val="12"/>
+              </w:rPr>
+              <w:t>Emergency</w:t>
+            </w:r>
+            <w:r>
+              <w:rPr>
+                <w:spacing w:val="-6"/>
+                <w:sz w:val="12"/>
+              </w:rPr>
+              <w:t xml:space="preserve"> </w:t>
+            </w:r>
+            <w:r>
+              <w:rPr>
+                <w:spacing w:val="-2"/>
+                <w:sz w:val="12"/>
+              </w:rPr>
+              <w:t>Leave</w:t>
+            </w:r>
+          </w:p>
+          <w:p>
+            <w:pPr>
+              <w:pStyle w:val="TableParagraph"/>
+              <w:bidi/>
+              <w:spacing w:before="56"/>
+              <w:ind w:left="1036"/>
+              <w:rPr>
+                <w:sz w:val="12"/>
+                <w:szCs w:val="12"/>
+              </w:rPr>
+            </w:pPr>
+            <w:r>
+              <w:rPr>
+                <w:rFonts w:hint="cs"/>
+                <w:w w:val="110"/>
+                <w:sz w:val="12"/>
+                <w:szCs w:val="12"/>
+                <w:rtl/>
+              </w:rPr>
+              <w:t>إجازة طارئة</w:t>
+            </w:r>
+          </w:p>
+        </w:tc>
+        <w:tc>
+          <w:tcPr>
+            <w:tcW w:w="2314" w:type="dxa"/>
+            <w:gridSpan w:val="2"/>
+            <w:vAlign w:val="center"/>
+          </w:tcPr>
+          <w:p>
+            <w:pPr>
+              <w:pStyle w:val="TableParagraph"/>
+              <w:spacing w:before="132"/>
+              <w:ind w:left="6" w:right="10"/>
+              <w:jc w:val="center"/>
+              <w:rPr>
+                <w:sz w:val="12"/>
+              </w:rPr>
+            </w:pPr>
+          </w:p>
+        </w:tc>
+        <w:tc>
+          <w:tcPr>
+            <w:tcW w:w="2654" w:type="dxa"/>
+            <w:gridSpan w:val="3"/>
+            <w:vAlign w:val="center"/>
+          </w:tcPr>
+          <w:p>
+            <w:pPr>
+              <w:pStyle w:val="TableParagraph"/>
+              <w:spacing w:before="132"/>
+              <w:ind w:right="7"/>
+              <w:jc w:val="center"/>
+              <w:rPr>
+                <w:sz w:val="12"/>
+              </w:rPr>
+            </w:pPr>
+          </w:p>
+        </w:tc>
+        <w:tc>
+          <w:tcPr>
+            <w:tcW w:w="2556" w:type="dxa"/>
+            <w:vAlign w:val="center"/>
+          </w:tcPr>
+          <w:p>
+            <w:pPr>
+              <w:pStyle w:val="TableParagraph"/>
+              <w:spacing w:before="132"/>
+              <w:ind w:right="8"/>
+              <w:jc w:val="center"/>
+              <w:rPr>
+                <w:sz w:val="12"/>
+              </w:rPr>
+            </w:pPr>
           </w:p>
         </w:tc>
       </w:tr>
@@ -3522,533 +3118,16 @@
           <w:p>
             <w:pPr>
               <w:pStyle w:val="TableParagraph"/>
-              <w:spacing w:before="32"/>
-              <w:ind w:left="799"/>
-              <w:rPr>
-                <w:sz w:val="12"/>
-              </w:rPr>
-            </w:pPr>
-            <w:r>
-              <w:rPr>
-                <w:spacing w:val="-2"/>
-                <w:w w:val="105"/>
-                <w:sz w:val="12"/>
-              </w:rPr>
-              <w:t>Annual</w:t>
-            </w:r>
-            <w:r>
-              <w:rPr>
-                <w:spacing w:val="-3"/>
-                <w:w w:val="105"/>
-                <w:sz w:val="12"/>
-              </w:rPr>
-              <w:t xml:space="preserve"> </w:t>
-            </w:r>
-            <w:r>
-              <w:rPr>
-                <w:spacing w:val="-2"/>
-                <w:w w:val="105"/>
-                <w:sz w:val="12"/>
-              </w:rPr>
-              <w:t>(paid)</w:t>
-            </w:r>
-            <w:r>
-              <w:rPr>
-                <w:spacing w:val="-3"/>
-                <w:w w:val="105"/>
-                <w:sz w:val="12"/>
-              </w:rPr>
-              <w:t xml:space="preserve"> </w:t>
-            </w:r>
-            <w:r>
-              <w:rPr>
-                <w:spacing w:val="-4"/>
-                <w:w w:val="105"/>
-                <w:sz w:val="12"/>
-              </w:rPr>
-              <w:t>leave</w:t>
-            </w:r>
-          </w:p>
-          <w:p>
-            <w:pPr>
-              <w:pStyle w:val="TableParagraph"/>
-              <w:bidi/>
-              <w:spacing w:before="56"/>
-              <w:ind w:left="489"/>
-              <w:rPr>
-                <w:sz w:val="12"/>
-                <w:szCs w:val="12"/>
-              </w:rPr>
-            </w:pPr>
-            <w:proofErr w:type="spellStart"/>
-            <w:r>
-              <w:rPr>
-                <w:w w:val="112"/>
-                <w:sz w:val="12"/>
-                <w:szCs w:val="12"/>
-                <w:rtl/>
-              </w:rPr>
-              <w:t>اﻹﺟﺎزة</w:t>
-            </w:r>
-            <w:proofErr w:type="spellEnd"/>
-            <w:r>
-              <w:rPr>
-                <w:spacing w:val="-10"/>
-                <w:w w:val="112"/>
-                <w:sz w:val="12"/>
-                <w:szCs w:val="12"/>
-                <w:rtl/>
-              </w:rPr>
-              <w:t xml:space="preserve"> </w:t>
-            </w:r>
-            <w:proofErr w:type="spellStart"/>
-            <w:proofErr w:type="gramStart"/>
-            <w:r>
-              <w:rPr>
-                <w:w w:val="112"/>
-                <w:sz w:val="12"/>
-                <w:szCs w:val="12"/>
-                <w:rtl/>
-              </w:rPr>
-              <w:t>اﻟﺴﻨﻮﻳﺔ</w:t>
-            </w:r>
-            <w:proofErr w:type="spellEnd"/>
-            <w:r>
-              <w:rPr>
-                <w:spacing w:val="-11"/>
-                <w:w w:val="112"/>
-                <w:sz w:val="12"/>
-                <w:szCs w:val="12"/>
-                <w:rtl/>
-              </w:rPr>
-              <w:t xml:space="preserve"> </w:t>
-            </w:r>
-            <w:r>
-              <w:rPr>
-                <w:w w:val="112"/>
-                <w:sz w:val="12"/>
-                <w:szCs w:val="12"/>
-              </w:rPr>
-              <w:t>)</w:t>
-            </w:r>
-            <w:proofErr w:type="spellStart"/>
-            <w:r>
-              <w:rPr>
-                <w:w w:val="112"/>
-                <w:sz w:val="12"/>
-                <w:szCs w:val="12"/>
-                <w:rtl/>
-              </w:rPr>
-              <w:t>ﻣﺪﻓﻮﻋﺔ</w:t>
-            </w:r>
-            <w:proofErr w:type="spellEnd"/>
-            <w:proofErr w:type="gramEnd"/>
-            <w:r>
-              <w:rPr>
-                <w:spacing w:val="-10"/>
-                <w:w w:val="112"/>
-                <w:sz w:val="12"/>
-                <w:szCs w:val="12"/>
-                <w:rtl/>
-              </w:rPr>
-              <w:t xml:space="preserve"> </w:t>
-            </w:r>
-            <w:proofErr w:type="spellStart"/>
-            <w:r>
-              <w:rPr>
-                <w:w w:val="112"/>
-                <w:sz w:val="12"/>
-                <w:szCs w:val="12"/>
-                <w:rtl/>
-              </w:rPr>
-              <w:t>اﻷﺟﺮ</w:t>
-            </w:r>
-            <w:proofErr w:type="spellEnd"/>
-            <w:r>
-              <w:rPr>
-                <w:spacing w:val="-21"/>
-                <w:w w:val="112"/>
-                <w:sz w:val="12"/>
-                <w:szCs w:val="12"/>
-                <w:rtl/>
-              </w:rPr>
-              <w:t xml:space="preserve"> </w:t>
-            </w:r>
-            <w:r>
-              <w:rPr>
-                <w:w w:val="112"/>
-                <w:sz w:val="12"/>
-                <w:szCs w:val="12"/>
-              </w:rPr>
-              <w:t>(</w:t>
-            </w:r>
-          </w:p>
-        </w:tc>
-        <w:tc>
-          <w:tcPr>
-            <w:tcW w:w="2314" w:type="dxa"/>
-            <w:gridSpan w:val="2"/>
-          </w:tcPr>
-          <w:p>
-            <w:pPr>
-              <w:pStyle w:val="TableParagraph"/>
-              <w:spacing w:before="132"/>
-              <w:ind w:left="7" w:right="4"/>
-              <w:jc w:val="center"/>
-              <w:rPr>
-                <w:sz w:val="12"/>
-              </w:rPr>
-            </w:pPr>
-          </w:p>
-        </w:tc>
-        <w:tc>
-          <w:tcPr>
-            <w:tcW w:w="2501" w:type="dxa"/>
-            <w:gridSpan w:val="2"/>
-          </w:tcPr>
-          <w:p>
-            <w:pPr>
-              <w:pStyle w:val="TableParagraph"/>
-              <w:spacing w:before="132"/>
-              <w:ind w:left="7" w:right="7"/>
-              <w:jc w:val="center"/>
-              <w:rPr>
-                <w:sz w:val="12"/>
-              </w:rPr>
-            </w:pPr>
-          </w:p>
-        </w:tc>
-        <w:tc>
-          <w:tcPr>
-            <w:tcW w:w="2709" w:type="dxa"/>
-          </w:tcPr>
-          <w:p>
-            <w:pPr>
-              <w:pStyle w:val="TableParagraph"/>
-              <w:spacing w:before="132"/>
-              <w:ind w:left="1" w:right="8"/>
-              <w:jc w:val="center"/>
-              <w:rPr>
-                <w:sz w:val="12"/>
-              </w:rPr>
-            </w:pPr>
-          </w:p>
-        </w:tc>
-      </w:tr>
-      <w:tr>
-        <w:trPr>
-          <w:trHeight w:val="449"/>
-        </w:trPr>
-        <w:tc>
-          <w:tcPr>
-            <w:tcW w:w="2672" w:type="dxa"/>
-          </w:tcPr>
-          <w:p>
-            <w:pPr>
-              <w:pStyle w:val="TableParagraph"/>
-              <w:spacing w:before="32"/>
-              <w:ind w:right="961"/>
-              <w:jc w:val="right"/>
-              <w:rPr>
-                <w:sz w:val="12"/>
-              </w:rPr>
-            </w:pPr>
-            <w:r>
-              <w:rPr>
-                <w:sz w:val="12"/>
-              </w:rPr>
-              <w:t>Unpaid</w:t>
-            </w:r>
-            <w:r>
-              <w:rPr>
-                <w:spacing w:val="-5"/>
-                <w:sz w:val="12"/>
-              </w:rPr>
-              <w:t xml:space="preserve"> </w:t>
-            </w:r>
-            <w:r>
-              <w:rPr>
-                <w:spacing w:val="-2"/>
-                <w:sz w:val="12"/>
-              </w:rPr>
-              <w:t>Leave</w:t>
-            </w:r>
-          </w:p>
-          <w:p>
-            <w:pPr>
-              <w:pStyle w:val="TableParagraph"/>
-              <w:bidi/>
-              <w:spacing w:before="56"/>
-              <w:ind w:left="951"/>
-              <w:rPr>
-                <w:sz w:val="12"/>
-                <w:szCs w:val="12"/>
-              </w:rPr>
-            </w:pPr>
-            <w:proofErr w:type="spellStart"/>
-            <w:r>
-              <w:rPr>
-                <w:w w:val="111"/>
-                <w:sz w:val="12"/>
-                <w:szCs w:val="12"/>
-                <w:rtl/>
-              </w:rPr>
-              <w:t>إﺟﺎزة</w:t>
-            </w:r>
-            <w:proofErr w:type="spellEnd"/>
-            <w:r>
-              <w:rPr>
-                <w:spacing w:val="-9"/>
-                <w:w w:val="111"/>
-                <w:sz w:val="12"/>
-                <w:szCs w:val="12"/>
-                <w:rtl/>
-              </w:rPr>
-              <w:t xml:space="preserve"> </w:t>
-            </w:r>
-            <w:proofErr w:type="spellStart"/>
-            <w:r>
-              <w:rPr>
-                <w:w w:val="111"/>
-                <w:sz w:val="12"/>
-                <w:szCs w:val="12"/>
-                <w:rtl/>
-              </w:rPr>
-              <w:t>ﺑﺪون</w:t>
-            </w:r>
-            <w:proofErr w:type="spellEnd"/>
-            <w:r>
-              <w:rPr>
-                <w:spacing w:val="-10"/>
-                <w:w w:val="111"/>
-                <w:sz w:val="12"/>
-                <w:szCs w:val="12"/>
-                <w:rtl/>
-              </w:rPr>
-              <w:t xml:space="preserve"> </w:t>
-            </w:r>
-            <w:proofErr w:type="spellStart"/>
-            <w:r>
-              <w:rPr>
-                <w:w w:val="111"/>
-                <w:sz w:val="12"/>
-                <w:szCs w:val="12"/>
-                <w:rtl/>
-              </w:rPr>
-              <w:t>أﺟﺮ</w:t>
-            </w:r>
-            <w:proofErr w:type="spellEnd"/>
-          </w:p>
-        </w:tc>
-        <w:tc>
-          <w:tcPr>
-            <w:tcW w:w="2314" w:type="dxa"/>
-            <w:gridSpan w:val="2"/>
-          </w:tcPr>
-          <w:p>
-            <w:pPr>
-              <w:pStyle w:val="TableParagraph"/>
-              <w:spacing w:before="132"/>
-              <w:ind w:left="10" w:right="4"/>
-              <w:jc w:val="center"/>
-              <w:rPr>
-                <w:sz w:val="12"/>
-              </w:rPr>
-            </w:pPr>
-          </w:p>
-        </w:tc>
-        <w:tc>
-          <w:tcPr>
-            <w:tcW w:w="2501" w:type="dxa"/>
-            <w:gridSpan w:val="2"/>
-          </w:tcPr>
-          <w:p>
-            <w:pPr>
-              <w:pStyle w:val="TableParagraph"/>
-              <w:spacing w:before="132"/>
-              <w:ind w:left="1" w:right="7"/>
-              <w:jc w:val="center"/>
-              <w:rPr>
-                <w:sz w:val="12"/>
-              </w:rPr>
-            </w:pPr>
-          </w:p>
-        </w:tc>
-        <w:tc>
-          <w:tcPr>
-            <w:tcW w:w="2709" w:type="dxa"/>
-          </w:tcPr>
-          <w:p>
-            <w:pPr>
-              <w:pStyle w:val="TableParagraph"/>
-              <w:spacing w:before="132"/>
-              <w:ind w:left="1" w:right="8"/>
-              <w:jc w:val="center"/>
-              <w:rPr>
-                <w:sz w:val="12"/>
-              </w:rPr>
-            </w:pPr>
-          </w:p>
-        </w:tc>
-      </w:tr>
-      <w:tr>
-        <w:trPr>
-          <w:trHeight w:val="449"/>
-        </w:trPr>
-        <w:tc>
-          <w:tcPr>
-            <w:tcW w:w="2672" w:type="dxa"/>
-          </w:tcPr>
-          <w:p>
-            <w:pPr>
-              <w:pStyle w:val="TableParagraph"/>
-              <w:spacing w:before="32"/>
-              <w:ind w:left="891"/>
-              <w:rPr>
-                <w:sz w:val="12"/>
-              </w:rPr>
-            </w:pPr>
-            <w:r>
-              <w:rPr>
-                <w:spacing w:val="-2"/>
-                <w:sz w:val="12"/>
-              </w:rPr>
-              <w:t>Emergency</w:t>
-            </w:r>
-            <w:r>
-              <w:rPr>
-                <w:spacing w:val="-6"/>
-                <w:sz w:val="12"/>
-              </w:rPr>
-              <w:t xml:space="preserve"> </w:t>
-            </w:r>
-            <w:r>
-              <w:rPr>
-                <w:spacing w:val="-2"/>
-                <w:sz w:val="12"/>
-              </w:rPr>
-              <w:t>Leave</w:t>
-            </w:r>
-          </w:p>
-          <w:p>
-            <w:pPr>
-              <w:pStyle w:val="TableParagraph"/>
-              <w:bidi/>
-              <w:spacing w:before="56"/>
-              <w:ind w:left="1036"/>
-              <w:rPr>
-                <w:sz w:val="12"/>
-                <w:szCs w:val="12"/>
-              </w:rPr>
-            </w:pPr>
-            <w:proofErr w:type="spellStart"/>
-            <w:r>
-              <w:rPr>
-                <w:w w:val="110"/>
-                <w:sz w:val="12"/>
-                <w:szCs w:val="12"/>
-                <w:rtl/>
-              </w:rPr>
-              <w:t>إﺟﺎزة</w:t>
-            </w:r>
-            <w:proofErr w:type="spellEnd"/>
-            <w:r>
-              <w:rPr>
-                <w:spacing w:val="-6"/>
-                <w:w w:val="110"/>
-                <w:sz w:val="12"/>
-                <w:szCs w:val="12"/>
-                <w:rtl/>
-              </w:rPr>
-              <w:t xml:space="preserve"> </w:t>
-            </w:r>
-            <w:proofErr w:type="spellStart"/>
-            <w:r>
-              <w:rPr>
-                <w:w w:val="110"/>
-                <w:sz w:val="12"/>
-                <w:szCs w:val="12"/>
-                <w:rtl/>
-              </w:rPr>
-              <w:t>ﻃﺎرﺋﺔ</w:t>
-            </w:r>
-            <w:proofErr w:type="spellEnd"/>
-          </w:p>
-        </w:tc>
-        <w:tc>
-          <w:tcPr>
-            <w:tcW w:w="2314" w:type="dxa"/>
-            <w:gridSpan w:val="2"/>
-          </w:tcPr>
-          <w:p>
-            <w:pPr>
-              <w:pStyle w:val="TableParagraph"/>
-              <w:spacing w:before="132"/>
-              <w:ind w:left="6" w:right="10"/>
-              <w:jc w:val="center"/>
-              <w:rPr>
-                <w:sz w:val="12"/>
-              </w:rPr>
-            </w:pPr>
-          </w:p>
-        </w:tc>
-        <w:tc>
-          <w:tcPr>
-            <w:tcW w:w="2501" w:type="dxa"/>
-            <w:gridSpan w:val="2"/>
-          </w:tcPr>
-          <w:p>
-            <w:pPr>
-              <w:pStyle w:val="TableParagraph"/>
-              <w:spacing w:before="132"/>
-              <w:ind w:right="7"/>
-              <w:jc w:val="center"/>
-              <w:rPr>
-                <w:sz w:val="12"/>
-              </w:rPr>
-            </w:pPr>
-          </w:p>
-        </w:tc>
-        <w:tc>
-          <w:tcPr>
-            <w:tcW w:w="2709" w:type="dxa"/>
-          </w:tcPr>
-          <w:p>
-            <w:pPr>
-              <w:pStyle w:val="TableParagraph"/>
-              <w:spacing w:before="132"/>
-              <w:ind w:right="8"/>
-              <w:jc w:val="center"/>
-              <w:rPr>
-                <w:sz w:val="12"/>
-              </w:rPr>
-            </w:pPr>
-          </w:p>
-        </w:tc>
-      </w:tr>
-      <w:tr>
-        <w:trPr>
-          <w:trHeight w:val="449"/>
-        </w:trPr>
-        <w:tc>
-          <w:tcPr>
-            <w:tcW w:w="2672" w:type="dxa"/>
-          </w:tcPr>
-          <w:p>
-            <w:pPr>
-              <w:pStyle w:val="TableParagraph"/>
               <w:spacing w:before="39"/>
               <w:ind w:left="4" w:right="4"/>
               <w:jc w:val="center"/>
               <w:rPr>
-                <w:rFonts w:ascii="Montserrat"/>
                 <w:b/>
                 <w:sz w:val="12"/>
               </w:rPr>
             </w:pPr>
             <w:r>
               <w:rPr>
-                <w:rFonts w:ascii="Montserrat"/>
                 <w:b/>
                 <w:w w:val="90"/>
                 <w:sz w:val="12"/>
@@ -4057,7 +3136,6 @@
             </w:r>
             <w:r>
               <w:rPr>
-                <w:rFonts w:ascii="Montserrat"/>
                 <w:b/>
                 <w:spacing w:val="-5"/>
                 <w:w w:val="90"/>
@@ -4067,7 +3145,6 @@
             </w:r>
             <w:r>
               <w:rPr>
-                <w:rFonts w:ascii="Montserrat"/>
                 <w:b/>
                 <w:w w:val="90"/>
                 <w:sz w:val="12"/>
@@ -4076,7 +3153,6 @@
             </w:r>
             <w:r>
               <w:rPr>
-                <w:rFonts w:ascii="Montserrat"/>
                 <w:b/>
                 <w:spacing w:val="-5"/>
                 <w:w w:val="90"/>
@@ -4092,14 +3168,12 @@
               <w:ind w:left="4" w:right="3"/>
               <w:jc w:val="center"/>
               <w:rPr>
-                <w:rFonts w:ascii="Montserrat"/>
                 <w:b/>
                 <w:sz w:val="12"/>
               </w:rPr>
             </w:pPr>
             <w:r>
               <w:rPr>
-                <w:rFonts w:ascii="Montserrat"/>
                 <w:b/>
                 <w:w w:val="90"/>
                 <w:sz w:val="12"/>
@@ -4108,7 +3182,6 @@
             </w:r>
             <w:r>
               <w:rPr>
-                <w:rFonts w:ascii="Montserrat"/>
                 <w:b/>
                 <w:spacing w:val="-1"/>
                 <w:w w:val="90"/>
@@ -4118,7 +3191,6 @@
             </w:r>
             <w:r>
               <w:rPr>
-                <w:rFonts w:ascii="Montserrat"/>
                 <w:b/>
                 <w:w w:val="90"/>
                 <w:sz w:val="12"/>
@@ -4127,7 +3199,6 @@
             </w:r>
             <w:r>
               <w:rPr>
-                <w:rFonts w:ascii="Montserrat"/>
                 <w:b/>
                 <w:spacing w:val="-3"/>
                 <w:sz w:val="12"/>
@@ -4136,7 +3207,6 @@
             </w:r>
             <w:r>
               <w:rPr>
-                <w:rFonts w:ascii="Montserrat"/>
                 <w:b/>
                 <w:w w:val="90"/>
                 <w:sz w:val="12"/>
@@ -4145,7 +3215,6 @@
             </w:r>
             <w:r>
               <w:rPr>
-                <w:rFonts w:ascii="Montserrat"/>
                 <w:b/>
                 <w:spacing w:val="-3"/>
                 <w:sz w:val="12"/>
@@ -4154,7 +3223,6 @@
             </w:r>
             <w:r>
               <w:rPr>
-                <w:rFonts w:ascii="Montserrat"/>
                 <w:b/>
                 <w:spacing w:val="-2"/>
                 <w:w w:val="90"/>
@@ -4173,7 +3241,6 @@
               <w:pStyle w:val="TableParagraph"/>
               <w:spacing w:before="7"/>
               <w:rPr>
-                <w:rFonts w:ascii="Montserrat"/>
                 <w:sz w:val="13"/>
               </w:rPr>
             </w:pPr>
@@ -4184,14 +3251,12 @@
               <w:spacing w:before="0" w:line="150" w:lineRule="exact"/>
               <w:ind w:left="504"/>
               <w:rPr>
-                <w:rFonts w:ascii="Montserrat"/>
                 <w:position w:val="-2"/>
                 <w:sz w:val="15"/>
               </w:rPr>
             </w:pPr>
             <w:r>
               <w:rPr>
-                <w:rFonts w:ascii="Montserrat"/>
                 <w:noProof/>
                 <w:position w:val="-2"/>
                 <w:sz w:val="15"/>
@@ -4267,29 +3332,28 @@
                 <w:szCs w:val="12"/>
               </w:rPr>
             </w:pPr>
-            <w:proofErr w:type="spellStart"/>
-            <w:r>
-              <w:rPr>
+            <w:r>
+              <w:rPr>
+                <w:rFonts w:hint="cs"/>
                 <w:w w:val="126"/>
                 <w:sz w:val="12"/>
                 <w:szCs w:val="12"/>
                 <w:rtl/>
               </w:rPr>
-              <w:t>اﻟﻤﻮﻇﻒ</w:t>
-            </w:r>
-            <w:proofErr w:type="spellEnd"/>
+              <w:t>الموظف</w:t>
+            </w:r>
           </w:p>
         </w:tc>
         <w:tc>
           <w:tcPr>
             <w:tcW w:w="1157" w:type="dxa"/>
+            <w:gridSpan w:val="2"/>
           </w:tcPr>
           <w:p>
             <w:pPr>
               <w:pStyle w:val="TableParagraph"/>
               <w:spacing w:before="7"/>
               <w:rPr>
-                <w:rFonts w:ascii="Montserrat"/>
                 <w:sz w:val="13"/>
               </w:rPr>
             </w:pPr>
@@ -4300,14 +3364,12 @@
               <w:spacing w:before="0" w:line="150" w:lineRule="exact"/>
               <w:ind w:left="503"/>
               <w:rPr>
-                <w:rFonts w:ascii="Montserrat"/>
                 <w:position w:val="-2"/>
                 <w:sz w:val="15"/>
               </w:rPr>
             </w:pPr>
             <w:r>
               <w:rPr>
-                <w:rFonts w:ascii="Montserrat"/>
                 <w:noProof/>
                 <w:position w:val="-2"/>
                 <w:sz w:val="15"/>
@@ -4352,7 +3414,7 @@
         </w:tc>
         <w:tc>
           <w:tcPr>
-            <w:tcW w:w="1344" w:type="dxa"/>
+            <w:tcW w:w="1497" w:type="dxa"/>
           </w:tcPr>
           <w:p>
             <w:pPr>
@@ -4384,265 +3446,74 @@
                 <w:szCs w:val="12"/>
               </w:rPr>
             </w:pPr>
-            <w:proofErr w:type="spellStart"/>
-            <w:r>
-              <w:rPr>
+            <w:r>
+              <w:rPr>
+                <w:rFonts w:hint="cs"/>
                 <w:w w:val="107"/>
                 <w:sz w:val="12"/>
                 <w:szCs w:val="12"/>
                 <w:rtl/>
               </w:rPr>
-              <w:t>اﻟﺸﺮﻛﺔ</w:t>
-            </w:r>
-            <w:proofErr w:type="spellEnd"/>
-          </w:p>
-        </w:tc>
-        <w:tc>
-          <w:tcPr>
-            <w:tcW w:w="2709" w:type="dxa"/>
+              <w:t>الشركة</w:t>
+            </w:r>
+          </w:p>
+        </w:tc>
+        <w:tc>
+          <w:tcPr>
+            <w:tcW w:w="2556" w:type="dxa"/>
           </w:tcPr>
           <w:p>
             <w:pPr>
               <w:pStyle w:val="TableParagraph"/>
               <w:bidi/>
-              <w:spacing w:before="39"/>
-              <w:ind w:left="700"/>
-              <w:rPr>
-                <w:rFonts w:ascii="Montserrat" w:cs="Readex Pro Light"/>
-                <w:b/>
-                <w:bCs/>
-                <w:sz w:val="12"/>
-                <w:szCs w:val="12"/>
-              </w:rPr>
-            </w:pPr>
-            <w:proofErr w:type="spellStart"/>
-            <w:r>
-              <w:rPr>
-                <w:rFonts w:ascii="Montserrat" w:cs="Readex Pro Light"/>
+              <w:spacing w:before="63"/>
+              <w:jc w:val="center"/>
+              <w:rPr>
                 <w:b/>
                 <w:bCs/>
                 <w:w w:val="150"/>
-                <w:sz w:val="12"/>
-                <w:szCs w:val="12"/>
-                <w:rtl/>
-              </w:rPr>
-              <w:t>ﺗﺤﻤّﻞ</w:t>
-            </w:r>
-            <w:proofErr w:type="spellEnd"/>
-            <w:r>
-              <w:rPr>
-                <w:rFonts w:ascii="Montserrat" w:cs="Readex Pro Light"/>
-                <w:b/>
-                <w:bCs/>
-                <w:spacing w:val="-26"/>
-                <w:w w:val="150"/>
-                <w:sz w:val="12"/>
-                <w:szCs w:val="12"/>
-                <w:rtl/>
-              </w:rPr>
-              <w:t xml:space="preserve"> </w:t>
-            </w:r>
-            <w:proofErr w:type="spellStart"/>
-            <w:r>
-              <w:rPr>
-                <w:rFonts w:ascii="Montserrat" w:cs="Readex Pro Light"/>
+                <w:sz w:val="10"/>
+                <w:szCs w:val="10"/>
+                <w:rtl/>
+              </w:rPr>
+            </w:pPr>
+            <w:r>
+              <w:rPr>
+                <w:rFonts w:hint="cs"/>
                 <w:b/>
                 <w:bCs/>
                 <w:w w:val="150"/>
-                <w:sz w:val="12"/>
-                <w:szCs w:val="12"/>
-                <w:rtl/>
-              </w:rPr>
-              <w:t>ﺗﻜﻠﻔﻪ</w:t>
-            </w:r>
-            <w:proofErr w:type="spellEnd"/>
-            <w:r>
-              <w:rPr>
-                <w:rFonts w:ascii="Montserrat" w:cs="Readex Pro Light"/>
+                <w:sz w:val="10"/>
+                <w:szCs w:val="10"/>
+                <w:rtl/>
+              </w:rPr>
+              <w:t>تحمل تكلفة تذاكر السفر</w:t>
+            </w:r>
+          </w:p>
+          <w:p>
+            <w:pPr>
+              <w:pStyle w:val="TableParagraph"/>
+              <w:bidi/>
+              <w:spacing w:before="63"/>
+              <w:jc w:val="center"/>
+              <w:rPr>
                 <w:b/>
                 <w:bCs/>
-                <w:spacing w:val="-27"/>
-                <w:w w:val="150"/>
-                <w:sz w:val="12"/>
-                <w:szCs w:val="12"/>
-                <w:rtl/>
-              </w:rPr>
-              <w:t xml:space="preserve"> </w:t>
-            </w:r>
-            <w:proofErr w:type="spellStart"/>
-            <w:r>
-              <w:rPr>
-                <w:rFonts w:ascii="Montserrat" w:cs="Readex Pro Light"/>
+                <w:sz w:val="12"/>
+                <w:szCs w:val="12"/>
+              </w:rPr>
+            </w:pPr>
+            <w:r>
+              <w:rPr>
+                <w:rFonts w:hint="cs"/>
                 <w:b/>
                 <w:bCs/>
                 <w:w w:val="150"/>
-                <w:sz w:val="12"/>
-                <w:szCs w:val="12"/>
-                <w:rtl/>
-              </w:rPr>
-              <w:t>ﺗﺬاﻛﺮ</w:t>
-            </w:r>
-            <w:proofErr w:type="spellEnd"/>
-            <w:r>
-              <w:rPr>
-                <w:rFonts w:ascii="Montserrat" w:cs="Readex Pro Light"/>
-                <w:b/>
-                <w:bCs/>
-                <w:spacing w:val="-29"/>
-                <w:w w:val="150"/>
-                <w:sz w:val="12"/>
-                <w:szCs w:val="12"/>
-                <w:rtl/>
-              </w:rPr>
-              <w:t xml:space="preserve"> </w:t>
-            </w:r>
-            <w:proofErr w:type="spellStart"/>
-            <w:r>
-              <w:rPr>
-                <w:rFonts w:ascii="Montserrat" w:cs="Readex Pro Light"/>
-                <w:b/>
-                <w:bCs/>
-                <w:w w:val="150"/>
-                <w:sz w:val="12"/>
-                <w:szCs w:val="12"/>
-                <w:rtl/>
-              </w:rPr>
-              <w:t>اﻟﺴﻔﺮ</w:t>
-            </w:r>
-            <w:proofErr w:type="spellEnd"/>
-          </w:p>
-          <w:p>
-            <w:pPr>
-              <w:pStyle w:val="TableParagraph"/>
-              <w:bidi/>
-              <w:spacing w:before="63"/>
-              <w:ind w:left="496"/>
-              <w:rPr>
-                <w:rFonts w:ascii="Montserrat" w:cs="Readex Pro Light"/>
-                <w:b/>
-                <w:bCs/>
-                <w:sz w:val="12"/>
-                <w:szCs w:val="12"/>
-              </w:rPr>
-            </w:pPr>
-            <w:proofErr w:type="gramStart"/>
-            <w:r>
-              <w:rPr>
-                <w:rFonts w:ascii="Montserrat" w:cs="Readex Pro Light"/>
-                <w:b/>
-                <w:bCs/>
-                <w:w w:val="154"/>
-                <w:sz w:val="12"/>
-                <w:szCs w:val="12"/>
-              </w:rPr>
-              <w:t>)</w:t>
-            </w:r>
-            <w:proofErr w:type="spellStart"/>
-            <w:r>
-              <w:rPr>
-                <w:rFonts w:ascii="Montserrat" w:cs="Readex Pro Light"/>
-                <w:b/>
-                <w:bCs/>
-                <w:w w:val="154"/>
-                <w:sz w:val="12"/>
-                <w:szCs w:val="12"/>
-                <w:rtl/>
-              </w:rPr>
-              <w:t>ﻟﻠﻤﻮﻇﻔﻴﻦ</w:t>
-            </w:r>
-            <w:proofErr w:type="spellEnd"/>
-            <w:proofErr w:type="gramEnd"/>
-            <w:r>
-              <w:rPr>
-                <w:rFonts w:ascii="Montserrat" w:cs="Readex Pro Light"/>
-                <w:b/>
-                <w:bCs/>
-                <w:spacing w:val="-27"/>
-                <w:w w:val="154"/>
-                <w:sz w:val="12"/>
-                <w:szCs w:val="12"/>
-                <w:rtl/>
-              </w:rPr>
-              <w:t xml:space="preserve"> </w:t>
-            </w:r>
-            <w:proofErr w:type="spellStart"/>
-            <w:r>
-              <w:rPr>
-                <w:rFonts w:ascii="Montserrat" w:cs="Readex Pro Light"/>
-                <w:b/>
-                <w:bCs/>
-                <w:w w:val="154"/>
-                <w:sz w:val="12"/>
-                <w:szCs w:val="12"/>
-                <w:rtl/>
-              </w:rPr>
-              <w:t>ﻏﻴﺮ</w:t>
-            </w:r>
-            <w:proofErr w:type="spellEnd"/>
-            <w:r>
-              <w:rPr>
-                <w:rFonts w:ascii="Montserrat" w:cs="Readex Pro Light"/>
-                <w:b/>
-                <w:bCs/>
-                <w:spacing w:val="-27"/>
-                <w:w w:val="154"/>
-                <w:sz w:val="12"/>
-                <w:szCs w:val="12"/>
-                <w:rtl/>
-              </w:rPr>
-              <w:t xml:space="preserve"> </w:t>
-            </w:r>
-            <w:proofErr w:type="spellStart"/>
-            <w:r>
-              <w:rPr>
-                <w:rFonts w:ascii="Montserrat" w:cs="Readex Pro Light"/>
-                <w:b/>
-                <w:bCs/>
-                <w:w w:val="154"/>
-                <w:sz w:val="12"/>
-                <w:szCs w:val="12"/>
-                <w:rtl/>
-              </w:rPr>
-              <w:t>اﻟﻤﻘﻴﻤﻴﻦ</w:t>
-            </w:r>
-            <w:proofErr w:type="spellEnd"/>
-            <w:r>
-              <w:rPr>
-                <w:rFonts w:ascii="Montserrat" w:cs="Readex Pro Light"/>
-                <w:b/>
-                <w:bCs/>
-                <w:spacing w:val="-28"/>
-                <w:w w:val="154"/>
-                <w:sz w:val="12"/>
-                <w:szCs w:val="12"/>
-                <w:rtl/>
-              </w:rPr>
-              <w:t xml:space="preserve"> </w:t>
-            </w:r>
-            <w:proofErr w:type="spellStart"/>
-            <w:r>
-              <w:rPr>
-                <w:rFonts w:ascii="Montserrat" w:cs="Readex Pro Light"/>
-                <w:b/>
-                <w:bCs/>
-                <w:w w:val="154"/>
-                <w:sz w:val="12"/>
-                <w:szCs w:val="12"/>
-                <w:rtl/>
-              </w:rPr>
-              <w:t>ﻓﻘﻂ</w:t>
-            </w:r>
-            <w:proofErr w:type="spellEnd"/>
-            <w:r>
-              <w:rPr>
-                <w:rFonts w:ascii="Montserrat" w:cs="Readex Pro Light"/>
-                <w:b/>
-                <w:bCs/>
-                <w:w w:val="154"/>
-                <w:sz w:val="12"/>
-                <w:szCs w:val="12"/>
-              </w:rPr>
-              <w:t>(</w:t>
+                <w:sz w:val="10"/>
+                <w:szCs w:val="10"/>
+                <w:rtl/>
+              </w:rPr>
+              <w:t>(للموظفين الغير مقيمين فقط)</w:t>
             </w:r>
           </w:p>
         </w:tc>
@@ -4664,14 +3535,12 @@
               <w:ind w:left="4" w:right="5"/>
               <w:jc w:val="center"/>
               <w:rPr>
-                <w:rFonts w:ascii="Montserrat"/>
                 <w:b/>
                 <w:sz w:val="12"/>
               </w:rPr>
             </w:pPr>
             <w:r>
               <w:rPr>
-                <w:rFonts w:ascii="Montserrat"/>
                 <w:b/>
                 <w:color w:val="FFFFFF"/>
                 <w:spacing w:val="-2"/>
@@ -4684,7 +3553,7 @@
         <w:tc>
           <w:tcPr>
             <w:tcW w:w="5210" w:type="dxa"/>
-            <w:gridSpan w:val="3"/>
+            <w:gridSpan w:val="4"/>
             <w:shd w:val="clear" w:color="auto" w:fill="4C1130"/>
           </w:tcPr>
           <w:p>
@@ -4694,17 +3563,15 @@
               <w:spacing w:before="25"/>
               <w:ind w:left="2084"/>
               <w:rPr>
-                <w:rFonts w:ascii="Montserrat" w:cs="Readex Pro Light"/>
                 <w:b/>
                 <w:bCs/>
                 <w:sz w:val="12"/>
                 <w:szCs w:val="12"/>
               </w:rPr>
             </w:pPr>
-            <w:proofErr w:type="spellStart"/>
-            <w:r>
-              <w:rPr>
-                <w:rFonts w:ascii="Montserrat" w:cs="Readex Pro Light"/>
+            <w:r>
+              <w:rPr>
+                <w:rFonts w:hint="cs"/>
                 <w:b/>
                 <w:bCs/>
                 <w:color w:val="FFFFFF"/>
@@ -4713,9 +3580,8 @@
                 <w:szCs w:val="12"/>
                 <w:rtl/>
               </w:rPr>
-              <w:t>اﻟﻤـــــــــــــــــــــــــــــﻮاﻓﻘﺎت</w:t>
-            </w:r>
-            <w:proofErr w:type="spellEnd"/>
+              <w:t>الموفقات</w:t>
+            </w:r>
           </w:p>
         </w:tc>
       </w:tr>
@@ -4731,7 +3597,7 @@
             <w:pPr>
               <w:pStyle w:val="TableParagraph"/>
               <w:spacing w:before="103"/>
-              <w:ind w:left="346"/>
+              <w:jc w:val="center"/>
               <w:rPr>
                 <w:sz w:val="12"/>
               </w:rPr>
@@ -4753,47 +3619,20 @@
               <w:rPr>
                 <w:sz w:val="12"/>
               </w:rPr>
-              <w:t>of Attendance</w:t>
-            </w:r>
-            <w:r>
-              <w:rPr>
-                <w:spacing w:val="-1"/>
-                <w:sz w:val="12"/>
-              </w:rPr>
-              <w:t xml:space="preserve"> </w:t>
-            </w:r>
-            <w:r>
-              <w:rPr>
-                <w:sz w:val="12"/>
-              </w:rPr>
-              <w:t>and</w:t>
+              <w:t xml:space="preserve">of </w:t>
+            </w:r>
+            <w:r>
+              <w:rPr>
+                <w:sz w:val="12"/>
+              </w:rPr>
+              <w:t>Personal Relations Department</w:t>
             </w:r>
             <w:r>
               <w:rPr>
                 <w:spacing w:val="-2"/>
                 <w:sz w:val="12"/>
               </w:rPr>
-              <w:t xml:space="preserve"> </w:t>
-            </w:r>
-            <w:r>
-              <w:rPr>
-                <w:sz w:val="12"/>
-              </w:rPr>
-              <w:t>Payroll</w:t>
-            </w:r>
-            <w:r>
-              <w:rPr>
-                <w:spacing w:val="-1"/>
-                <w:sz w:val="12"/>
-              </w:rPr>
-              <w:t xml:space="preserve"> </w:t>
-            </w:r>
-            <w:r>
-              <w:rPr>
-                <w:spacing w:val="-2"/>
-                <w:sz w:val="12"/>
-              </w:rPr>
-              <w:t>Unit:</w:t>
+              <w:t>:</w:t>
             </w:r>
           </w:p>
         </w:tc>
@@ -4806,7 +3645,6 @@
               <w:pStyle w:val="TableParagraph"/>
               <w:spacing w:before="1"/>
               <w:rPr>
-                <w:rFonts w:ascii="Montserrat"/>
                 <w:sz w:val="11"/>
               </w:rPr>
             </w:pPr>
@@ -4817,14 +3655,12 @@
               <w:spacing w:before="0" w:line="150" w:lineRule="exact"/>
               <w:ind w:left="504"/>
               <w:rPr>
-                <w:rFonts w:ascii="Montserrat"/>
                 <w:position w:val="-2"/>
                 <w:sz w:val="15"/>
               </w:rPr>
             </w:pPr>
             <w:r>
               <w:rPr>
-                <w:rFonts w:ascii="Montserrat"/>
                 <w:noProof/>
                 <w:position w:val="-2"/>
                 <w:sz w:val="15"/>
@@ -4869,8 +3705,8 @@
         </w:tc>
         <w:tc>
           <w:tcPr>
-            <w:tcW w:w="3658" w:type="dxa"/>
-            <w:gridSpan w:val="3"/>
+            <w:tcW w:w="3811" w:type="dxa"/>
+            <w:gridSpan w:val="4"/>
           </w:tcPr>
           <w:p>
             <w:pPr>
@@ -4916,99 +3752,45 @@
         </w:tc>
         <w:tc>
           <w:tcPr>
-            <w:tcW w:w="2709" w:type="dxa"/>
+            <w:tcW w:w="2556" w:type="dxa"/>
           </w:tcPr>
           <w:p>
             <w:pPr>
               <w:pStyle w:val="TableParagraph"/>
               <w:bidi/>
               <w:spacing w:before="103"/>
-              <w:ind w:left="567"/>
-              <w:rPr>
-                <w:sz w:val="12"/>
-                <w:szCs w:val="12"/>
-              </w:rPr>
-            </w:pPr>
-            <w:proofErr w:type="spellStart"/>
-            <w:r>
-              <w:rPr>
+              <w:jc w:val="center"/>
+              <w:rPr>
+                <w:sz w:val="12"/>
+                <w:szCs w:val="12"/>
+              </w:rPr>
+            </w:pPr>
+            <w:r>
+              <w:rPr>
+                <w:rFonts w:hint="cs"/>
                 <w:w w:val="117"/>
                 <w:sz w:val="12"/>
                 <w:szCs w:val="12"/>
                 <w:rtl/>
               </w:rPr>
-              <w:t>رﺋﻴﺲ</w:t>
-            </w:r>
-            <w:proofErr w:type="spellEnd"/>
-            <w:r>
-              <w:rPr>
-                <w:spacing w:val="-5"/>
+              <w:t xml:space="preserve">رئيس </w:t>
+            </w:r>
+            <w:r>
+              <w:rPr>
+                <w:rFonts w:hint="cs"/>
                 <w:w w:val="117"/>
                 <w:sz w:val="12"/>
                 <w:szCs w:val="12"/>
                 <w:rtl/>
               </w:rPr>
-              <w:t xml:space="preserve"> </w:t>
-            </w:r>
-            <w:proofErr w:type="spellStart"/>
-            <w:r>
-              <w:rPr>
-                <w:w w:val="117"/>
-                <w:sz w:val="12"/>
-                <w:szCs w:val="12"/>
-                <w:rtl/>
-              </w:rPr>
-              <w:t>وﺣﺪة</w:t>
-            </w:r>
-            <w:proofErr w:type="spellEnd"/>
-            <w:r>
-              <w:rPr>
-                <w:spacing w:val="-6"/>
-                <w:w w:val="117"/>
-                <w:sz w:val="12"/>
-                <w:szCs w:val="12"/>
-                <w:rtl/>
-              </w:rPr>
-              <w:t xml:space="preserve"> </w:t>
-            </w:r>
-            <w:proofErr w:type="spellStart"/>
-            <w:r>
-              <w:rPr>
-                <w:w w:val="117"/>
-                <w:sz w:val="12"/>
-                <w:szCs w:val="12"/>
-                <w:rtl/>
-              </w:rPr>
-              <w:t>اﻟﺤﻀﻮر</w:t>
-            </w:r>
-            <w:proofErr w:type="spellEnd"/>
-            <w:r>
-              <w:rPr>
-                <w:spacing w:val="-6"/>
-                <w:w w:val="117"/>
-                <w:sz w:val="12"/>
-                <w:szCs w:val="12"/>
-                <w:rtl/>
-              </w:rPr>
-              <w:t xml:space="preserve"> </w:t>
-            </w:r>
-            <w:proofErr w:type="spellStart"/>
-            <w:r>
-              <w:rPr>
-                <w:w w:val="117"/>
-                <w:sz w:val="12"/>
-                <w:szCs w:val="12"/>
-                <w:rtl/>
-              </w:rPr>
-              <w:t>واﻟﺮواﺗﺐ</w:t>
-            </w:r>
-            <w:proofErr w:type="spellEnd"/>
+              <w:t>قسم شؤون الموظفين</w:t>
+            </w:r>
           </w:p>
         </w:tc>
       </w:tr>
       <w:tr>
         <w:trPr>
-          <w:trHeight w:val="399"/>
+          <w:trHeight w:val="389"/>
         </w:trPr>
         <w:tc>
           <w:tcPr>
@@ -5062,170 +3844,84 @@
         </w:tc>
         <w:tc>
           <w:tcPr>
-            <w:tcW w:w="4815" w:type="dxa"/>
-            <w:gridSpan w:val="4"/>
+            <w:tcW w:w="2484" w:type="dxa"/>
+            <w:gridSpan w:val="3"/>
+            <w:tcBorders>
+              <w:right w:val="nil"/>
+            </w:tcBorders>
+            <w:vAlign w:val="center"/>
           </w:tcPr>
           <w:p>
             <w:pPr>
               <w:pStyle w:val="TableParagraph"/>
               <w:spacing w:before="0"/>
-              <w:rPr>
-                <w:rFonts w:ascii="Montserrat"/>
-                <w:sz w:val="12"/>
-              </w:rPr>
-            </w:pPr>
-          </w:p>
-        </w:tc>
-        <w:tc>
-          <w:tcPr>
-            <w:tcW w:w="2709" w:type="dxa"/>
+              <w:jc w:val="center"/>
+              <w:rPr>
+                <w:sz w:val="12"/>
+              </w:rPr>
+            </w:pPr>
+          </w:p>
+        </w:tc>
+        <w:tc>
+          <w:tcPr>
+            <w:tcW w:w="2484" w:type="dxa"/>
+            <w:gridSpan w:val="2"/>
+            <w:tcBorders>
+              <w:top w:val="single" w:sz="4" w:space="0" w:color="000000"/>
+              <w:left w:val="nil"/>
+              <w:bottom w:val="single" w:sz="4" w:space="0" w:color="000000"/>
+            </w:tcBorders>
+            <w:vAlign w:val="center"/>
+          </w:tcPr>
+          <w:p>
+            <w:pPr>
+              <w:pStyle w:val="TableParagraph"/>
+              <w:spacing w:before="0"/>
+              <w:jc w:val="center"/>
+              <w:rPr>
+                <w:sz w:val="12"/>
+              </w:rPr>
+            </w:pPr>
+          </w:p>
+        </w:tc>
+        <w:tc>
+          <w:tcPr>
+            <w:tcW w:w="2556" w:type="dxa"/>
           </w:tcPr>
           <w:p>
             <w:pPr>
               <w:pStyle w:val="TableParagraph"/>
               <w:bidi/>
               <w:spacing w:before="103"/>
-              <w:ind w:left="823"/>
-              <w:rPr>
-                <w:sz w:val="12"/>
-                <w:szCs w:val="12"/>
-              </w:rPr>
-            </w:pPr>
-            <w:proofErr w:type="spellStart"/>
-            <w:r>
-              <w:rPr>
+              <w:jc w:val="center"/>
+              <w:rPr>
+                <w:sz w:val="12"/>
+                <w:szCs w:val="12"/>
+              </w:rPr>
+            </w:pPr>
+            <w:r>
+              <w:rPr>
+                <w:rFonts w:hint="cs"/>
                 <w:w w:val="91"/>
                 <w:sz w:val="12"/>
                 <w:szCs w:val="12"/>
                 <w:rtl/>
               </w:rPr>
-              <w:t>اﻟﺘﻮﻗﻴﻊ</w:t>
-            </w:r>
-            <w:proofErr w:type="spellEnd"/>
-            <w:r>
-              <w:rPr>
-                <w:spacing w:val="-7"/>
-                <w:w w:val="91"/>
-                <w:sz w:val="12"/>
-                <w:szCs w:val="12"/>
-                <w:rtl/>
-              </w:rPr>
-              <w:t xml:space="preserve"> </w:t>
-            </w:r>
-            <w:proofErr w:type="spellStart"/>
-            <w:r>
-              <w:rPr>
-                <w:w w:val="91"/>
-                <w:sz w:val="12"/>
-                <w:szCs w:val="12"/>
-                <w:rtl/>
-              </w:rPr>
-              <w:t>واﻟﺘـــــــــــــﺎر</w:t>
-            </w:r>
-            <w:proofErr w:type="spellEnd"/>
-            <w:r>
-              <w:rPr>
-                <w:spacing w:val="-18"/>
-                <w:w w:val="91"/>
-                <w:sz w:val="12"/>
-                <w:szCs w:val="12"/>
-                <w:rtl/>
-              </w:rPr>
-              <w:t xml:space="preserve"> </w:t>
-            </w:r>
-            <w:proofErr w:type="spellStart"/>
-            <w:r>
-              <w:rPr>
-                <w:w w:val="91"/>
-                <w:sz w:val="12"/>
-                <w:szCs w:val="12"/>
-                <w:rtl/>
-              </w:rPr>
-              <w:t>ﻳﺦ</w:t>
-            </w:r>
-            <w:proofErr w:type="spellEnd"/>
+              <w:t>التوقيع والتاريخ</w:t>
+            </w:r>
           </w:p>
         </w:tc>
       </w:tr>
       <w:tr>
         <w:trPr>
-          <w:trHeight w:val="227"/>
+          <w:trHeight w:val="288"/>
         </w:trPr>
         <w:tc>
           <w:tcPr>
-            <w:tcW w:w="4986" w:type="dxa"/>
-            <w:gridSpan w:val="3"/>
-            <w:shd w:val="clear" w:color="auto" w:fill="4C1130"/>
-          </w:tcPr>
-          <w:p>
-            <w:pPr>
-              <w:pStyle w:val="TableParagraph"/>
-              <w:spacing w:before="25"/>
-              <w:ind w:left="4" w:right="5"/>
-              <w:jc w:val="center"/>
-              <w:rPr>
-                <w:rFonts w:ascii="Montserrat"/>
-                <w:b/>
-                <w:sz w:val="12"/>
-              </w:rPr>
-            </w:pPr>
-            <w:r>
-              <w:rPr>
-                <w:rFonts w:ascii="Montserrat"/>
-                <w:b/>
-                <w:color w:val="FFFFFF"/>
-                <w:spacing w:val="-2"/>
-                <w:sz w:val="12"/>
-              </w:rPr>
-              <w:t>Approvals</w:t>
-            </w:r>
-          </w:p>
-        </w:tc>
-        <w:tc>
-          <w:tcPr>
-            <w:tcW w:w="5210" w:type="dxa"/>
-            <w:gridSpan w:val="3"/>
-            <w:shd w:val="clear" w:color="auto" w:fill="4C1130"/>
-          </w:tcPr>
-          <w:p>
-            <w:pPr>
-              <w:pStyle w:val="TableParagraph"/>
-              <w:bidi/>
-              <w:spacing w:before="25"/>
-              <w:ind w:left="2084"/>
-              <w:rPr>
-                <w:rFonts w:ascii="Montserrat" w:cs="Readex Pro Light"/>
-                <w:b/>
-                <w:bCs/>
-                <w:sz w:val="12"/>
-                <w:szCs w:val="12"/>
-              </w:rPr>
-            </w:pPr>
-            <w:proofErr w:type="spellStart"/>
-            <w:r>
-              <w:rPr>
-                <w:rFonts w:ascii="Montserrat" w:cs="Readex Pro Light"/>
-                <w:b/>
-                <w:bCs/>
-                <w:color w:val="FFFFFF"/>
-                <w:w w:val="96"/>
-                <w:sz w:val="12"/>
-                <w:szCs w:val="12"/>
-                <w:rtl/>
-              </w:rPr>
-              <w:t>اﻟﻤـــــــــــــــــــــــــــــﻮاﻓﻘﺎت</w:t>
-            </w:r>
-            <w:proofErr w:type="spellEnd"/>
-          </w:p>
-        </w:tc>
-      </w:tr>
-      <w:tr>
-        <w:trPr>
-          <w:trHeight w:val="313"/>
-        </w:trPr>
-        <w:tc>
-          <w:tcPr>
             <w:tcW w:w="2672" w:type="dxa"/>
+            <w:tcBorders>
+              <w:top w:val="single" w:sz="4" w:space="0" w:color="000000"/>
+            </w:tcBorders>
           </w:tcPr>
           <w:p>
             <w:pPr>
@@ -5263,13 +3959,15 @@
         <w:tc>
           <w:tcPr>
             <w:tcW w:w="1157" w:type="dxa"/>
+            <w:tcBorders>
+              <w:top w:val="single" w:sz="4" w:space="0" w:color="000000"/>
+            </w:tcBorders>
           </w:tcPr>
           <w:p>
             <w:pPr>
               <w:pStyle w:val="TableParagraph"/>
               <w:spacing w:before="4"/>
               <w:rPr>
-                <w:rFonts w:ascii="Montserrat"/>
                 <w:sz w:val="7"/>
               </w:rPr>
             </w:pPr>
@@ -5280,14 +3978,12 @@
               <w:spacing w:before="0" w:line="148" w:lineRule="exact"/>
               <w:ind w:left="504"/>
               <w:rPr>
-                <w:rFonts w:ascii="Montserrat"/>
                 <w:position w:val="-2"/>
                 <w:sz w:val="14"/>
               </w:rPr>
             </w:pPr>
             <w:r>
               <w:rPr>
-                <w:rFonts w:ascii="Montserrat"/>
                 <w:noProof/>
                 <w:position w:val="-2"/>
                 <w:sz w:val="14"/>
@@ -5333,6 +4029,9 @@
         <w:tc>
           <w:tcPr>
             <w:tcW w:w="1157" w:type="dxa"/>
+            <w:tcBorders>
+              <w:top w:val="single" w:sz="4" w:space="0" w:color="000000"/>
+            </w:tcBorders>
           </w:tcPr>
           <w:p>
             <w:pPr>
@@ -5378,13 +4077,16 @@
         <w:tc>
           <w:tcPr>
             <w:tcW w:w="1157" w:type="dxa"/>
+            <w:gridSpan w:val="2"/>
+            <w:tcBorders>
+              <w:top w:val="single" w:sz="4" w:space="0" w:color="000000"/>
+            </w:tcBorders>
           </w:tcPr>
           <w:p>
             <w:pPr>
               <w:pStyle w:val="TableParagraph"/>
               <w:spacing w:before="4"/>
               <w:rPr>
-                <w:rFonts w:ascii="Montserrat"/>
                 <w:sz w:val="7"/>
               </w:rPr>
             </w:pPr>
@@ -5395,14 +4097,12 @@
               <w:spacing w:before="0" w:line="148" w:lineRule="exact"/>
               <w:ind w:left="503"/>
               <w:rPr>
-                <w:rFonts w:ascii="Montserrat"/>
                 <w:position w:val="-2"/>
                 <w:sz w:val="14"/>
               </w:rPr>
             </w:pPr>
             <w:r>
               <w:rPr>
-                <w:rFonts w:ascii="Montserrat"/>
                 <w:noProof/>
                 <w:position w:val="-2"/>
                 <w:sz w:val="14"/>
@@ -5447,7 +4147,10 @@
         </w:tc>
         <w:tc>
           <w:tcPr>
-            <w:tcW w:w="1344" w:type="dxa"/>
+            <w:tcW w:w="1497" w:type="dxa"/>
+            <w:tcBorders>
+              <w:top w:val="single" w:sz="4" w:space="0" w:color="000000"/>
+            </w:tcBorders>
           </w:tcPr>
           <w:p>
             <w:pPr>
@@ -5505,57 +4208,35 @@
         </w:tc>
         <w:tc>
           <w:tcPr>
-            <w:tcW w:w="2709" w:type="dxa"/>
+            <w:tcW w:w="2556" w:type="dxa"/>
           </w:tcPr>
           <w:p>
             <w:pPr>
               <w:pStyle w:val="TableParagraph"/>
               <w:bidi/>
               <w:spacing w:before="60"/>
-              <w:ind w:left="976"/>
-              <w:rPr>
-                <w:sz w:val="12"/>
-                <w:szCs w:val="12"/>
-              </w:rPr>
-            </w:pPr>
-            <w:proofErr w:type="spellStart"/>
-            <w:r>
-              <w:rPr>
+              <w:jc w:val="center"/>
+              <w:rPr>
+                <w:sz w:val="12"/>
+                <w:szCs w:val="12"/>
+              </w:rPr>
+            </w:pPr>
+            <w:r>
+              <w:rPr>
+                <w:rFonts w:hint="cs"/>
                 <w:w w:val="106"/>
                 <w:sz w:val="12"/>
                 <w:szCs w:val="12"/>
                 <w:rtl/>
               </w:rPr>
-              <w:t>اﻟﻤﺪﻳﺮ</w:t>
-            </w:r>
-            <w:proofErr w:type="spellEnd"/>
-            <w:r>
-              <w:rPr>
-                <w:spacing w:val="-13"/>
-                <w:w w:val="106"/>
-                <w:sz w:val="12"/>
-                <w:szCs w:val="12"/>
-                <w:rtl/>
-              </w:rPr>
-              <w:t xml:space="preserve"> </w:t>
-            </w:r>
-            <w:proofErr w:type="spellStart"/>
-            <w:r>
-              <w:rPr>
-                <w:w w:val="106"/>
-                <w:sz w:val="12"/>
-                <w:szCs w:val="12"/>
-                <w:rtl/>
-              </w:rPr>
-              <w:t>اﻟﻤﺒﺎﺷﺮ</w:t>
-            </w:r>
-            <w:proofErr w:type="spellEnd"/>
+              <w:t>المدير المباشر</w:t>
+            </w:r>
           </w:p>
         </w:tc>
       </w:tr>
       <w:tr>
         <w:trPr>
-          <w:trHeight w:val="313"/>
+          <w:trHeight w:val="403"/>
         </w:trPr>
         <w:tc>
           <w:tcPr>
@@ -5609,98 +4290,84 @@
         </w:tc>
         <w:tc>
           <w:tcPr>
-            <w:tcW w:w="4815" w:type="dxa"/>
-            <w:gridSpan w:val="4"/>
+            <w:tcW w:w="2484" w:type="dxa"/>
+            <w:gridSpan w:val="3"/>
+            <w:tcBorders>
+              <w:right w:val="nil"/>
+            </w:tcBorders>
+            <w:vAlign w:val="center"/>
           </w:tcPr>
           <w:p>
             <w:pPr>
               <w:pStyle w:val="TableParagraph"/>
               <w:spacing w:before="0"/>
-              <w:rPr>
-                <w:rFonts w:ascii="Montserrat"/>
-                <w:sz w:val="12"/>
-              </w:rPr>
-            </w:pPr>
-          </w:p>
-        </w:tc>
-        <w:tc>
-          <w:tcPr>
-            <w:tcW w:w="2709" w:type="dxa"/>
+              <w:jc w:val="center"/>
+              <w:rPr>
+                <w:sz w:val="12"/>
+              </w:rPr>
+            </w:pPr>
+          </w:p>
+        </w:tc>
+        <w:tc>
+          <w:tcPr>
+            <w:tcW w:w="2484" w:type="dxa"/>
+            <w:gridSpan w:val="2"/>
+            <w:tcBorders>
+              <w:top w:val="single" w:sz="4" w:space="0" w:color="000000"/>
+              <w:left w:val="nil"/>
+              <w:bottom w:val="single" w:sz="4" w:space="0" w:color="000000"/>
+            </w:tcBorders>
+            <w:vAlign w:val="center"/>
+          </w:tcPr>
+          <w:p>
+            <w:pPr>
+              <w:pStyle w:val="TableParagraph"/>
+              <w:spacing w:before="0"/>
+              <w:jc w:val="center"/>
+              <w:rPr>
+                <w:sz w:val="12"/>
+              </w:rPr>
+            </w:pPr>
+          </w:p>
+        </w:tc>
+        <w:tc>
+          <w:tcPr>
+            <w:tcW w:w="2556" w:type="dxa"/>
           </w:tcPr>
           <w:p>
             <w:pPr>
               <w:pStyle w:val="TableParagraph"/>
               <w:bidi/>
               <w:spacing w:before="60"/>
-              <w:ind w:left="823"/>
-              <w:rPr>
-                <w:sz w:val="12"/>
-                <w:szCs w:val="12"/>
-              </w:rPr>
-            </w:pPr>
-            <w:proofErr w:type="spellStart"/>
-            <w:r>
-              <w:rPr>
+              <w:jc w:val="center"/>
+              <w:rPr>
+                <w:sz w:val="12"/>
+                <w:szCs w:val="12"/>
+              </w:rPr>
+            </w:pPr>
+            <w:r>
+              <w:rPr>
+                <w:rFonts w:hint="cs"/>
                 <w:w w:val="91"/>
                 <w:sz w:val="12"/>
                 <w:szCs w:val="12"/>
                 <w:rtl/>
               </w:rPr>
-              <w:t>اﻟﺘﻮﻗﻴﻊ</w:t>
-            </w:r>
-            <w:proofErr w:type="spellEnd"/>
-            <w:r>
-              <w:rPr>
-                <w:spacing w:val="-7"/>
-                <w:w w:val="91"/>
-                <w:sz w:val="12"/>
-                <w:szCs w:val="12"/>
-                <w:rtl/>
-              </w:rPr>
-              <w:t xml:space="preserve"> </w:t>
-            </w:r>
-            <w:proofErr w:type="spellStart"/>
-            <w:r>
-              <w:rPr>
-                <w:w w:val="91"/>
-                <w:sz w:val="12"/>
-                <w:szCs w:val="12"/>
-                <w:rtl/>
-              </w:rPr>
-              <w:t>واﻟﺘـــــــــــــﺎر</w:t>
-            </w:r>
-            <w:proofErr w:type="spellEnd"/>
-            <w:r>
-              <w:rPr>
-                <w:spacing w:val="-18"/>
-                <w:w w:val="91"/>
-                <w:sz w:val="12"/>
-                <w:szCs w:val="12"/>
-                <w:rtl/>
-              </w:rPr>
-              <w:t xml:space="preserve"> </w:t>
-            </w:r>
-            <w:proofErr w:type="spellStart"/>
-            <w:r>
-              <w:rPr>
-                <w:w w:val="91"/>
-                <w:sz w:val="12"/>
-                <w:szCs w:val="12"/>
-                <w:rtl/>
-              </w:rPr>
-              <w:t>ﻳﺦ</w:t>
-            </w:r>
-            <w:proofErr w:type="spellEnd"/>
+              <w:t>التوقيع والتاريخ</w:t>
+            </w:r>
           </w:p>
         </w:tc>
       </w:tr>
       <w:tr>
         <w:trPr>
-          <w:trHeight w:val="313"/>
+          <w:trHeight w:val="288"/>
         </w:trPr>
         <w:tc>
           <w:tcPr>
             <w:tcW w:w="2672" w:type="dxa"/>
+            <w:tcBorders>
+              <w:top w:val="single" w:sz="4" w:space="0" w:color="000000"/>
+            </w:tcBorders>
           </w:tcPr>
           <w:p>
             <w:pPr>
@@ -5775,13 +4442,15 @@
         <w:tc>
           <w:tcPr>
             <w:tcW w:w="1157" w:type="dxa"/>
+            <w:tcBorders>
+              <w:top w:val="single" w:sz="4" w:space="0" w:color="000000"/>
+            </w:tcBorders>
           </w:tcPr>
           <w:p>
             <w:pPr>
               <w:pStyle w:val="TableParagraph"/>
               <w:spacing w:before="4"/>
               <w:rPr>
-                <w:rFonts w:ascii="Montserrat"/>
                 <w:sz w:val="7"/>
               </w:rPr>
             </w:pPr>
@@ -5792,14 +4461,12 @@
               <w:spacing w:before="0" w:line="150" w:lineRule="exact"/>
               <w:ind w:left="504"/>
               <w:rPr>
-                <w:rFonts w:ascii="Montserrat"/>
                 <w:position w:val="-2"/>
                 <w:sz w:val="15"/>
               </w:rPr>
             </w:pPr>
             <w:r>
               <w:rPr>
-                <w:rFonts w:ascii="Montserrat"/>
                 <w:noProof/>
                 <w:position w:val="-2"/>
                 <w:sz w:val="15"/>
@@ -5845,6 +4512,9 @@
         <w:tc>
           <w:tcPr>
             <w:tcW w:w="1157" w:type="dxa"/>
+            <w:tcBorders>
+              <w:top w:val="single" w:sz="4" w:space="0" w:color="000000"/>
+            </w:tcBorders>
           </w:tcPr>
           <w:p>
             <w:pPr>
@@ -5890,13 +4560,16 @@
         <w:tc>
           <w:tcPr>
             <w:tcW w:w="1157" w:type="dxa"/>
+            <w:gridSpan w:val="2"/>
+            <w:tcBorders>
+              <w:top w:val="single" w:sz="4" w:space="0" w:color="000000"/>
+            </w:tcBorders>
           </w:tcPr>
           <w:p>
             <w:pPr>
               <w:pStyle w:val="TableParagraph"/>
               <w:spacing w:before="4"/>
               <w:rPr>
-                <w:rFonts w:ascii="Montserrat"/>
                 <w:sz w:val="7"/>
               </w:rPr>
             </w:pPr>
@@ -5907,14 +4580,12 @@
               <w:spacing w:before="0" w:line="150" w:lineRule="exact"/>
               <w:ind w:left="503"/>
               <w:rPr>
-                <w:rFonts w:ascii="Montserrat"/>
                 <w:position w:val="-2"/>
                 <w:sz w:val="15"/>
               </w:rPr>
             </w:pPr>
             <w:r>
               <w:rPr>
-                <w:rFonts w:ascii="Montserrat"/>
                 <w:noProof/>
                 <w:position w:val="-2"/>
                 <w:sz w:val="15"/>
@@ -5959,7 +4630,10 @@
         </w:tc>
         <w:tc>
           <w:tcPr>
-            <w:tcW w:w="1344" w:type="dxa"/>
+            <w:tcW w:w="1497" w:type="dxa"/>
+            <w:tcBorders>
+              <w:top w:val="single" w:sz="4" w:space="0" w:color="000000"/>
+            </w:tcBorders>
           </w:tcPr>
           <w:p>
             <w:pPr>
@@ -6017,115 +4691,45 @@
         </w:tc>
         <w:tc>
           <w:tcPr>
-            <w:tcW w:w="2709" w:type="dxa"/>
+            <w:tcW w:w="2556" w:type="dxa"/>
           </w:tcPr>
           <w:p>
             <w:pPr>
               <w:pStyle w:val="TableParagraph"/>
               <w:bidi/>
               <w:spacing w:before="60"/>
-              <w:ind w:left="695"/>
-              <w:rPr>
-                <w:sz w:val="12"/>
-                <w:szCs w:val="12"/>
-              </w:rPr>
-            </w:pPr>
-            <w:proofErr w:type="spellStart"/>
-            <w:r>
-              <w:rPr>
+              <w:jc w:val="center"/>
+              <w:rPr>
+                <w:sz w:val="12"/>
+                <w:szCs w:val="12"/>
+              </w:rPr>
+            </w:pPr>
+            <w:r>
+              <w:rPr>
+                <w:rFonts w:hint="cs"/>
                 <w:w w:val="109"/>
                 <w:sz w:val="12"/>
                 <w:szCs w:val="12"/>
                 <w:rtl/>
               </w:rPr>
-              <w:t>رﺋﻴﺲ</w:t>
-            </w:r>
-            <w:proofErr w:type="spellEnd"/>
-            <w:r>
-              <w:rPr>
-                <w:spacing w:val="-11"/>
+              <w:t xml:space="preserve">رئيس القسم / مدير </w:t>
+            </w:r>
+            <w:r>
+              <w:rPr>
+                <w:rFonts w:hint="eastAsia"/>
                 <w:w w:val="109"/>
                 <w:sz w:val="12"/>
                 <w:szCs w:val="12"/>
                 <w:rtl/>
               </w:rPr>
-              <w:t xml:space="preserve"> </w:t>
-            </w:r>
-            <w:proofErr w:type="spellStart"/>
-            <w:r>
-              <w:rPr>
-                <w:w w:val="109"/>
-                <w:sz w:val="12"/>
-                <w:szCs w:val="12"/>
-                <w:rtl/>
-              </w:rPr>
-              <w:t>اﻟﻘﺴﻢ</w:t>
-            </w:r>
-            <w:proofErr w:type="spellEnd"/>
-            <w:r>
-              <w:rPr>
-                <w:spacing w:val="-12"/>
-                <w:w w:val="109"/>
-                <w:sz w:val="12"/>
-                <w:szCs w:val="12"/>
-                <w:rtl/>
-              </w:rPr>
-              <w:t xml:space="preserve"> </w:t>
-            </w:r>
-            <w:r>
-              <w:rPr>
-                <w:w w:val="109"/>
-                <w:sz w:val="12"/>
-                <w:szCs w:val="12"/>
-              </w:rPr>
-              <w:t>\</w:t>
-            </w:r>
-            <w:r>
-              <w:rPr>
-                <w:spacing w:val="-11"/>
-                <w:w w:val="109"/>
-                <w:sz w:val="12"/>
-                <w:szCs w:val="12"/>
-                <w:rtl/>
-              </w:rPr>
-              <w:t xml:space="preserve"> </w:t>
-            </w:r>
-            <w:proofErr w:type="spellStart"/>
-            <w:r>
-              <w:rPr>
-                <w:w w:val="109"/>
-                <w:sz w:val="12"/>
-                <w:szCs w:val="12"/>
-                <w:rtl/>
-              </w:rPr>
-              <w:t>ﻣﺪﻳﺮ</w:t>
-            </w:r>
-            <w:proofErr w:type="spellEnd"/>
-            <w:r>
-              <w:rPr>
-                <w:spacing w:val="-12"/>
-                <w:w w:val="109"/>
-                <w:sz w:val="12"/>
-                <w:szCs w:val="12"/>
-                <w:rtl/>
-              </w:rPr>
-              <w:t xml:space="preserve"> </w:t>
-            </w:r>
-            <w:r>
-              <w:rPr>
-                <w:w w:val="109"/>
-                <w:sz w:val="12"/>
-                <w:szCs w:val="12"/>
-                <w:rtl/>
-              </w:rPr>
-              <w:t>إدارة</w:t>
+              <w:t>الإدارة</w:t>
             </w:r>
           </w:p>
         </w:tc>
       </w:tr>
       <w:tr>
         <w:trPr>
-          <w:trHeight w:val="313"/>
+          <w:trHeight w:val="403"/>
         </w:trPr>
         <w:tc>
           <w:tcPr>
@@ -6179,98 +4783,84 @@
         </w:tc>
         <w:tc>
           <w:tcPr>
-            <w:tcW w:w="4815" w:type="dxa"/>
-            <w:gridSpan w:val="4"/>
+            <w:tcW w:w="2484" w:type="dxa"/>
+            <w:gridSpan w:val="3"/>
+            <w:tcBorders>
+              <w:right w:val="nil"/>
+            </w:tcBorders>
+            <w:vAlign w:val="center"/>
           </w:tcPr>
           <w:p>
             <w:pPr>
               <w:pStyle w:val="TableParagraph"/>
               <w:spacing w:before="0"/>
-              <w:rPr>
-                <w:rFonts w:ascii="Montserrat"/>
-                <w:sz w:val="12"/>
-              </w:rPr>
-            </w:pPr>
-          </w:p>
-        </w:tc>
-        <w:tc>
-          <w:tcPr>
-            <w:tcW w:w="2709" w:type="dxa"/>
+              <w:jc w:val="center"/>
+              <w:rPr>
+                <w:sz w:val="12"/>
+              </w:rPr>
+            </w:pPr>
+          </w:p>
+        </w:tc>
+        <w:tc>
+          <w:tcPr>
+            <w:tcW w:w="2484" w:type="dxa"/>
+            <w:gridSpan w:val="2"/>
+            <w:tcBorders>
+              <w:top w:val="single" w:sz="4" w:space="0" w:color="000000"/>
+              <w:left w:val="nil"/>
+              <w:bottom w:val="single" w:sz="4" w:space="0" w:color="000000"/>
+            </w:tcBorders>
+            <w:vAlign w:val="center"/>
+          </w:tcPr>
+          <w:p>
+            <w:pPr>
+              <w:pStyle w:val="TableParagraph"/>
+              <w:spacing w:before="0"/>
+              <w:jc w:val="center"/>
+              <w:rPr>
+                <w:sz w:val="12"/>
+              </w:rPr>
+            </w:pPr>
+          </w:p>
+        </w:tc>
+        <w:tc>
+          <w:tcPr>
+            <w:tcW w:w="2556" w:type="dxa"/>
           </w:tcPr>
           <w:p>
             <w:pPr>
               <w:pStyle w:val="TableParagraph"/>
               <w:bidi/>
               <w:spacing w:before="60"/>
-              <w:ind w:left="823"/>
-              <w:rPr>
-                <w:sz w:val="12"/>
-                <w:szCs w:val="12"/>
-              </w:rPr>
-            </w:pPr>
-            <w:proofErr w:type="spellStart"/>
-            <w:r>
-              <w:rPr>
+              <w:jc w:val="center"/>
+              <w:rPr>
+                <w:sz w:val="12"/>
+                <w:szCs w:val="12"/>
+              </w:rPr>
+            </w:pPr>
+            <w:r>
+              <w:rPr>
+                <w:rFonts w:hint="cs"/>
                 <w:w w:val="91"/>
                 <w:sz w:val="12"/>
                 <w:szCs w:val="12"/>
                 <w:rtl/>
               </w:rPr>
-              <w:t>اﻟﺘﻮﻗﻴﻊ</w:t>
-            </w:r>
-            <w:proofErr w:type="spellEnd"/>
-            <w:r>
-              <w:rPr>
-                <w:spacing w:val="-7"/>
-                <w:w w:val="91"/>
-                <w:sz w:val="12"/>
-                <w:szCs w:val="12"/>
-                <w:rtl/>
-              </w:rPr>
-              <w:t xml:space="preserve"> </w:t>
-            </w:r>
-            <w:proofErr w:type="spellStart"/>
-            <w:r>
-              <w:rPr>
-                <w:w w:val="91"/>
-                <w:sz w:val="12"/>
-                <w:szCs w:val="12"/>
-                <w:rtl/>
-              </w:rPr>
-              <w:t>واﻟﺘـــــــــــــﺎر</w:t>
-            </w:r>
-            <w:proofErr w:type="spellEnd"/>
-            <w:r>
-              <w:rPr>
-                <w:spacing w:val="-18"/>
-                <w:w w:val="91"/>
-                <w:sz w:val="12"/>
-                <w:szCs w:val="12"/>
-                <w:rtl/>
-              </w:rPr>
-              <w:t xml:space="preserve"> </w:t>
-            </w:r>
-            <w:proofErr w:type="spellStart"/>
-            <w:r>
-              <w:rPr>
-                <w:w w:val="91"/>
-                <w:sz w:val="12"/>
-                <w:szCs w:val="12"/>
-                <w:rtl/>
-              </w:rPr>
-              <w:t>ﻳﺦ</w:t>
-            </w:r>
-            <w:proofErr w:type="spellEnd"/>
+              <w:t>التوقيع والتاريخ</w:t>
+            </w:r>
           </w:p>
         </w:tc>
       </w:tr>
       <w:tr>
         <w:trPr>
-          <w:trHeight w:val="313"/>
+          <w:trHeight w:val="288"/>
         </w:trPr>
         <w:tc>
           <w:tcPr>
             <w:tcW w:w="2672" w:type="dxa"/>
+            <w:tcBorders>
+              <w:top w:val="single" w:sz="4" w:space="0" w:color="000000"/>
+            </w:tcBorders>
           </w:tcPr>
           <w:p>
             <w:pPr>
@@ -6332,13 +4922,15 @@
         <w:tc>
           <w:tcPr>
             <w:tcW w:w="1157" w:type="dxa"/>
+            <w:tcBorders>
+              <w:top w:val="single" w:sz="4" w:space="0" w:color="000000"/>
+            </w:tcBorders>
           </w:tcPr>
           <w:p>
             <w:pPr>
               <w:pStyle w:val="TableParagraph"/>
               <w:spacing w:before="4"/>
               <w:rPr>
-                <w:rFonts w:ascii="Montserrat"/>
                 <w:sz w:val="7"/>
               </w:rPr>
             </w:pPr>
@@ -6349,14 +4941,12 @@
               <w:spacing w:before="0" w:line="150" w:lineRule="exact"/>
               <w:ind w:left="504"/>
               <w:rPr>
-                <w:rFonts w:ascii="Montserrat"/>
                 <w:position w:val="-2"/>
                 <w:sz w:val="15"/>
               </w:rPr>
             </w:pPr>
             <w:r>
               <w:rPr>
-                <w:rFonts w:ascii="Montserrat"/>
                 <w:noProof/>
                 <w:position w:val="-2"/>
                 <w:sz w:val="15"/>
@@ -6402,6 +4992,9 @@
         <w:tc>
           <w:tcPr>
             <w:tcW w:w="1157" w:type="dxa"/>
+            <w:tcBorders>
+              <w:top w:val="single" w:sz="4" w:space="0" w:color="000000"/>
+            </w:tcBorders>
           </w:tcPr>
           <w:p>
             <w:pPr>
@@ -6447,13 +5040,16 @@
         <w:tc>
           <w:tcPr>
             <w:tcW w:w="1157" w:type="dxa"/>
+            <w:gridSpan w:val="2"/>
+            <w:tcBorders>
+              <w:top w:val="single" w:sz="4" w:space="0" w:color="000000"/>
+            </w:tcBorders>
           </w:tcPr>
           <w:p>
             <w:pPr>
               <w:pStyle w:val="TableParagraph"/>
               <w:spacing w:before="4"/>
               <w:rPr>
-                <w:rFonts w:ascii="Montserrat"/>
                 <w:sz w:val="7"/>
               </w:rPr>
             </w:pPr>
@@ -6464,14 +5060,12 @@
               <w:spacing w:before="0" w:line="150" w:lineRule="exact"/>
               <w:ind w:left="503"/>
               <w:rPr>
-                <w:rFonts w:ascii="Montserrat"/>
                 <w:position w:val="-2"/>
                 <w:sz w:val="15"/>
               </w:rPr>
             </w:pPr>
             <w:r>
               <w:rPr>
-                <w:rFonts w:ascii="Montserrat"/>
                 <w:noProof/>
                 <w:position w:val="-2"/>
                 <w:sz w:val="15"/>
@@ -6516,7 +5110,10 @@
         </w:tc>
         <w:tc>
           <w:tcPr>
-            <w:tcW w:w="1344" w:type="dxa"/>
+            <w:tcW w:w="1497" w:type="dxa"/>
+            <w:tcBorders>
+              <w:top w:val="single" w:sz="4" w:space="0" w:color="000000"/>
+            </w:tcBorders>
           </w:tcPr>
           <w:p>
             <w:pPr>
@@ -6574,118 +5171,35 @@
         </w:tc>
         <w:tc>
           <w:tcPr>
-            <w:tcW w:w="2709" w:type="dxa"/>
+            <w:tcW w:w="2556" w:type="dxa"/>
           </w:tcPr>
           <w:p>
             <w:pPr>
               <w:pStyle w:val="TableParagraph"/>
               <w:bidi/>
               <w:spacing w:before="60"/>
-              <w:ind w:left="674"/>
-              <w:rPr>
-                <w:sz w:val="12"/>
-                <w:szCs w:val="12"/>
-              </w:rPr>
-            </w:pPr>
-            <w:proofErr w:type="spellStart"/>
-            <w:r>
-              <w:rPr>
+              <w:jc w:val="center"/>
+              <w:rPr>
+                <w:sz w:val="12"/>
+                <w:szCs w:val="12"/>
+              </w:rPr>
+            </w:pPr>
+            <w:r>
+              <w:rPr>
+                <w:rFonts w:hint="cs"/>
                 <w:w w:val="109"/>
                 <w:sz w:val="12"/>
                 <w:szCs w:val="12"/>
                 <w:rtl/>
               </w:rPr>
-              <w:t>ﻣﺪﻳﺮ</w:t>
-            </w:r>
-            <w:proofErr w:type="spellEnd"/>
-            <w:r>
-              <w:rPr>
-                <w:spacing w:val="-13"/>
-                <w:w w:val="109"/>
-                <w:sz w:val="12"/>
-                <w:szCs w:val="12"/>
-                <w:rtl/>
-              </w:rPr>
-              <w:t xml:space="preserve"> </w:t>
-            </w:r>
-            <w:r>
-              <w:rPr>
-                <w:w w:val="109"/>
-                <w:sz w:val="12"/>
-                <w:szCs w:val="12"/>
-                <w:rtl/>
-              </w:rPr>
-              <w:t>إدارة</w:t>
-            </w:r>
-            <w:r>
-              <w:rPr>
-                <w:spacing w:val="-14"/>
-                <w:w w:val="109"/>
-                <w:sz w:val="12"/>
-                <w:szCs w:val="12"/>
-                <w:rtl/>
-              </w:rPr>
-              <w:t xml:space="preserve"> </w:t>
-            </w:r>
-            <w:proofErr w:type="spellStart"/>
-            <w:r>
-              <w:rPr>
-                <w:w w:val="109"/>
-                <w:sz w:val="12"/>
-                <w:szCs w:val="12"/>
-                <w:rtl/>
-              </w:rPr>
-              <w:t>اﻟﻤﻮارد</w:t>
-            </w:r>
-            <w:proofErr w:type="spellEnd"/>
-            <w:r>
-              <w:rPr>
-                <w:spacing w:val="-13"/>
-                <w:w w:val="109"/>
-                <w:sz w:val="12"/>
-                <w:szCs w:val="12"/>
-                <w:rtl/>
-              </w:rPr>
-              <w:t xml:space="preserve"> </w:t>
-            </w:r>
-            <w:proofErr w:type="spellStart"/>
-            <w:r>
-              <w:rPr>
-                <w:w w:val="109"/>
-                <w:sz w:val="12"/>
-                <w:szCs w:val="12"/>
-                <w:rtl/>
-              </w:rPr>
-              <w:t>اﻟﺒﺸﺮ</w:t>
-            </w:r>
-            <w:proofErr w:type="spellEnd"/>
-            <w:r>
-              <w:rPr>
-                <w:spacing w:val="-25"/>
-                <w:w w:val="109"/>
-                <w:sz w:val="12"/>
-                <w:szCs w:val="12"/>
-                <w:rtl/>
-              </w:rPr>
-              <w:t xml:space="preserve"> </w:t>
-            </w:r>
-            <w:proofErr w:type="spellStart"/>
-            <w:r>
-              <w:rPr>
-                <w:w w:val="109"/>
-                <w:sz w:val="12"/>
-                <w:szCs w:val="12"/>
-                <w:rtl/>
-              </w:rPr>
-              <w:t>ﻳﺔ</w:t>
-            </w:r>
-            <w:proofErr w:type="spellEnd"/>
+              <w:t>مدير الموارد البشرية</w:t>
+            </w:r>
           </w:p>
         </w:tc>
       </w:tr>
       <w:tr>
         <w:trPr>
-          <w:trHeight w:val="313"/>
+          <w:trHeight w:val="403"/>
         </w:trPr>
         <w:tc>
           <w:tcPr>
@@ -6739,88 +5253,71 @@
         </w:tc>
         <w:tc>
           <w:tcPr>
-            <w:tcW w:w="4815" w:type="dxa"/>
-            <w:gridSpan w:val="4"/>
+            <w:tcW w:w="2484" w:type="dxa"/>
+            <w:gridSpan w:val="3"/>
+            <w:tcBorders>
+              <w:right w:val="nil"/>
+            </w:tcBorders>
+            <w:vAlign w:val="center"/>
           </w:tcPr>
           <w:p>
             <w:pPr>
               <w:pStyle w:val="TableParagraph"/>
               <w:spacing w:before="0"/>
-              <w:rPr>
-                <w:rFonts w:ascii="Montserrat"/>
-                <w:sz w:val="12"/>
-              </w:rPr>
-            </w:pPr>
-          </w:p>
-        </w:tc>
-        <w:tc>
-          <w:tcPr>
-            <w:tcW w:w="2709" w:type="dxa"/>
+              <w:jc w:val="center"/>
+              <w:rPr>
+                <w:sz w:val="12"/>
+              </w:rPr>
+            </w:pPr>
+          </w:p>
+        </w:tc>
+        <w:tc>
+          <w:tcPr>
+            <w:tcW w:w="2484" w:type="dxa"/>
+            <w:gridSpan w:val="2"/>
+            <w:tcBorders>
+              <w:top w:val="single" w:sz="4" w:space="0" w:color="000000"/>
+              <w:left w:val="nil"/>
+              <w:bottom w:val="single" w:sz="4" w:space="0" w:color="000000"/>
+            </w:tcBorders>
+            <w:vAlign w:val="center"/>
+          </w:tcPr>
+          <w:p>
+            <w:pPr>
+              <w:pStyle w:val="TableParagraph"/>
+              <w:spacing w:before="0"/>
+              <w:jc w:val="center"/>
+              <w:rPr>
+                <w:sz w:val="12"/>
+              </w:rPr>
+            </w:pPr>
+          </w:p>
+        </w:tc>
+        <w:tc>
+          <w:tcPr>
+            <w:tcW w:w="2556" w:type="dxa"/>
           </w:tcPr>
           <w:p>
             <w:pPr>
               <w:pStyle w:val="TableParagraph"/>
               <w:bidi/>
               <w:spacing w:before="60"/>
-              <w:ind w:left="823"/>
-              <w:rPr>
-                <w:sz w:val="12"/>
-                <w:szCs w:val="12"/>
-              </w:rPr>
-            </w:pPr>
-            <w:proofErr w:type="spellStart"/>
-            <w:r>
-              <w:rPr>
+              <w:jc w:val="center"/>
+              <w:rPr>
+                <w:sz w:val="12"/>
+                <w:szCs w:val="12"/>
+              </w:rPr>
+            </w:pPr>
+            <w:r>
+              <w:rPr>
+                <w:rFonts w:hint="cs"/>
                 <w:w w:val="91"/>
                 <w:sz w:val="12"/>
                 <w:szCs w:val="12"/>
                 <w:rtl/>
               </w:rPr>
-              <w:t>اﻟﺘﻮﻗﻴﻊ</w:t>
-            </w:r>
-            <w:proofErr w:type="spellEnd"/>
-            <w:r>
-              <w:rPr>
-                <w:spacing w:val="-7"/>
-                <w:w w:val="91"/>
-                <w:sz w:val="12"/>
-                <w:szCs w:val="12"/>
-                <w:rtl/>
-              </w:rPr>
-              <w:t xml:space="preserve"> </w:t>
-            </w:r>
-            <w:proofErr w:type="spellStart"/>
-            <w:r>
-              <w:rPr>
-                <w:w w:val="91"/>
-                <w:sz w:val="12"/>
-                <w:szCs w:val="12"/>
-                <w:rtl/>
-              </w:rPr>
-              <w:t>واﻟﺘـــــــــــــﺎر</w:t>
-            </w:r>
-            <w:proofErr w:type="spellEnd"/>
-            <w:r>
-              <w:rPr>
-                <w:spacing w:val="-18"/>
-                <w:w w:val="91"/>
-                <w:sz w:val="12"/>
-                <w:szCs w:val="12"/>
-                <w:rtl/>
-              </w:rPr>
-              <w:t xml:space="preserve"> </w:t>
-            </w:r>
-            <w:proofErr w:type="spellStart"/>
-            <w:r>
-              <w:rPr>
-                <w:w w:val="91"/>
-                <w:sz w:val="12"/>
-                <w:szCs w:val="12"/>
-                <w:rtl/>
-              </w:rPr>
-              <w:t>ﻳﺦ</w:t>
-            </w:r>
-            <w:proofErr w:type="spellEnd"/>
+              <w:t>التوقيع والتاريخ</w:t>
+            </w:r>
           </w:p>
         </w:tc>
       </w:tr>
@@ -6841,14 +5338,12 @@
               <w:ind w:left="4" w:right="5"/>
               <w:jc w:val="center"/>
               <w:rPr>
-                <w:rFonts w:ascii="Montserrat"/>
                 <w:b/>
                 <w:sz w:val="12"/>
               </w:rPr>
             </w:pPr>
             <w:r>
               <w:rPr>
-                <w:rFonts w:ascii="Montserrat"/>
                 <w:b/>
                 <w:color w:val="FFFFFF"/>
                 <w:spacing w:val="-2"/>
@@ -6861,7 +5356,7 @@
         <w:tc>
           <w:tcPr>
             <w:tcW w:w="5210" w:type="dxa"/>
-            <w:gridSpan w:val="3"/>
+            <w:gridSpan w:val="4"/>
             <w:shd w:val="clear" w:color="auto" w:fill="4C1130"/>
           </w:tcPr>
           <w:p>
@@ -6869,36 +5364,31 @@
               <w:pStyle w:val="TableParagraph"/>
               <w:bidi/>
               <w:spacing w:before="25"/>
-              <w:ind w:left="2316"/>
-              <w:rPr>
-                <w:rFonts w:ascii="Montserrat" w:cs="Readex Pro Light"/>
+              <w:jc w:val="center"/>
+              <w:rPr>
                 <w:b/>
                 <w:bCs/>
                 <w:sz w:val="12"/>
                 <w:szCs w:val="12"/>
               </w:rPr>
             </w:pPr>
-            <w:proofErr w:type="spellStart"/>
-            <w:r>
-              <w:rPr>
-                <w:rFonts w:ascii="Montserrat" w:cs="Readex Pro Light"/>
+            <w:r>
+              <w:rPr>
+                <w:rFonts w:hint="cs"/>
                 <w:b/>
                 <w:bCs/>
-                <w:color w:val="FFFFFF"/>
-                <w:w w:val="136"/>
-                <w:sz w:val="12"/>
-                <w:szCs w:val="12"/>
-                <w:rtl/>
-              </w:rPr>
-              <w:t>اﻹﻋﺘﻤﺎدات</w:t>
-            </w:r>
-            <w:proofErr w:type="spellEnd"/>
+                <w:sz w:val="12"/>
+                <w:szCs w:val="12"/>
+                <w:rtl/>
+              </w:rPr>
+              <w:t>الاعتمادات</w:t>
+            </w:r>
           </w:p>
         </w:tc>
       </w:tr>
       <w:tr>
         <w:trPr>
-          <w:trHeight w:val="284"/>
+          <w:trHeight w:val="403"/>
         </w:trPr>
         <w:tc>
           <w:tcPr>
@@ -6937,91 +5427,86 @@
         </w:tc>
         <w:tc>
           <w:tcPr>
-            <w:tcW w:w="4815" w:type="dxa"/>
-            <w:gridSpan w:val="4"/>
+            <w:tcW w:w="2484" w:type="dxa"/>
+            <w:gridSpan w:val="3"/>
+            <w:tcBorders>
+              <w:right w:val="nil"/>
+            </w:tcBorders>
+            <w:vAlign w:val="center"/>
           </w:tcPr>
           <w:p>
             <w:pPr>
               <w:pStyle w:val="TableParagraph"/>
               <w:spacing w:before="0"/>
-              <w:rPr>
-                <w:rFonts w:ascii="Montserrat"/>
-                <w:sz w:val="12"/>
-              </w:rPr>
-            </w:pPr>
-          </w:p>
-        </w:tc>
-        <w:tc>
-          <w:tcPr>
-            <w:tcW w:w="2709" w:type="dxa"/>
+              <w:jc w:val="center"/>
+              <w:rPr>
+                <w:sz w:val="12"/>
+              </w:rPr>
+            </w:pPr>
+          </w:p>
+        </w:tc>
+        <w:tc>
+          <w:tcPr>
+            <w:tcW w:w="2484" w:type="dxa"/>
+            <w:gridSpan w:val="2"/>
+            <w:tcBorders>
+              <w:top w:val="single" w:sz="4" w:space="0" w:color="000000"/>
+              <w:left w:val="nil"/>
+              <w:bottom w:val="single" w:sz="4" w:space="0" w:color="000000"/>
+            </w:tcBorders>
+            <w:vAlign w:val="center"/>
+          </w:tcPr>
+          <w:p>
+            <w:pPr>
+              <w:pStyle w:val="TableParagraph"/>
+              <w:spacing w:before="0"/>
+              <w:jc w:val="center"/>
+              <w:rPr>
+                <w:sz w:val="12"/>
+              </w:rPr>
+            </w:pPr>
+          </w:p>
+        </w:tc>
+        <w:tc>
+          <w:tcPr>
+            <w:tcW w:w="2556" w:type="dxa"/>
           </w:tcPr>
           <w:p>
             <w:pPr>
               <w:pStyle w:val="TableParagraph"/>
               <w:bidi/>
-              <w:ind w:left="1002"/>
-              <w:rPr>
-                <w:sz w:val="12"/>
-                <w:szCs w:val="12"/>
-              </w:rPr>
-            </w:pPr>
-            <w:proofErr w:type="spellStart"/>
-            <w:r>
-              <w:rPr>
+              <w:jc w:val="center"/>
+              <w:rPr>
+                <w:sz w:val="12"/>
+                <w:szCs w:val="12"/>
+              </w:rPr>
+            </w:pPr>
+            <w:r>
+              <w:rPr>
+                <w:rFonts w:hint="cs"/>
                 <w:w w:val="105"/>
                 <w:sz w:val="12"/>
                 <w:szCs w:val="12"/>
                 <w:rtl/>
               </w:rPr>
-              <w:t>اﻟﻤﺪﻳﺮ</w:t>
-            </w:r>
-            <w:proofErr w:type="spellEnd"/>
-            <w:r>
-              <w:rPr>
-                <w:spacing w:val="-12"/>
+              <w:t xml:space="preserve">المدير </w:t>
+            </w:r>
+            <w:r>
+              <w:rPr>
+                <w:rFonts w:hint="eastAsia"/>
                 <w:w w:val="105"/>
                 <w:sz w:val="12"/>
                 <w:szCs w:val="12"/>
                 <w:rtl/>
               </w:rPr>
-              <w:t xml:space="preserve"> </w:t>
-            </w:r>
-            <w:proofErr w:type="spellStart"/>
-            <w:r>
-              <w:rPr>
-                <w:w w:val="105"/>
-                <w:sz w:val="12"/>
-                <w:szCs w:val="12"/>
-                <w:rtl/>
-              </w:rPr>
-              <w:t>اﻹدار</w:t>
-            </w:r>
-            <w:proofErr w:type="spellEnd"/>
-            <w:r>
-              <w:rPr>
-                <w:spacing w:val="-29"/>
-                <w:w w:val="105"/>
-                <w:sz w:val="12"/>
-                <w:szCs w:val="12"/>
-                <w:rtl/>
-              </w:rPr>
-              <w:t xml:space="preserve"> </w:t>
-            </w:r>
-            <w:r>
-              <w:rPr>
-                <w:w w:val="105"/>
-                <w:sz w:val="12"/>
-                <w:szCs w:val="12"/>
-                <w:rtl/>
-              </w:rPr>
-              <w:t>ي</w:t>
+              <w:t>الإداري</w:t>
             </w:r>
           </w:p>
         </w:tc>
       </w:tr>
       <w:tr>
         <w:trPr>
-          <w:trHeight w:val="298"/>
+          <w:trHeight w:val="403"/>
         </w:trPr>
         <w:tc>
           <w:tcPr>
@@ -7053,67 +5538,71 @@
         </w:tc>
         <w:tc>
           <w:tcPr>
-            <w:tcW w:w="4815" w:type="dxa"/>
-            <w:gridSpan w:val="4"/>
+            <w:tcW w:w="2484" w:type="dxa"/>
+            <w:gridSpan w:val="3"/>
+            <w:tcBorders>
+              <w:right w:val="nil"/>
+            </w:tcBorders>
+            <w:vAlign w:val="center"/>
           </w:tcPr>
           <w:p>
             <w:pPr>
               <w:pStyle w:val="TableParagraph"/>
               <w:spacing w:before="0"/>
-              <w:rPr>
-                <w:rFonts w:ascii="Montserrat"/>
-                <w:sz w:val="12"/>
-              </w:rPr>
-            </w:pPr>
-          </w:p>
-        </w:tc>
-        <w:tc>
-          <w:tcPr>
-            <w:tcW w:w="2709" w:type="dxa"/>
+              <w:jc w:val="center"/>
+              <w:rPr>
+                <w:sz w:val="12"/>
+              </w:rPr>
+            </w:pPr>
+          </w:p>
+        </w:tc>
+        <w:tc>
+          <w:tcPr>
+            <w:tcW w:w="2484" w:type="dxa"/>
+            <w:gridSpan w:val="2"/>
+            <w:tcBorders>
+              <w:top w:val="single" w:sz="4" w:space="0" w:color="000000"/>
+              <w:left w:val="nil"/>
+              <w:bottom w:val="single" w:sz="4" w:space="0" w:color="000000"/>
+            </w:tcBorders>
+            <w:vAlign w:val="center"/>
+          </w:tcPr>
+          <w:p>
+            <w:pPr>
+              <w:pStyle w:val="TableParagraph"/>
+              <w:spacing w:before="0"/>
+              <w:jc w:val="center"/>
+              <w:rPr>
+                <w:sz w:val="12"/>
+              </w:rPr>
+            </w:pPr>
+          </w:p>
+        </w:tc>
+        <w:tc>
+          <w:tcPr>
+            <w:tcW w:w="2556" w:type="dxa"/>
           </w:tcPr>
           <w:p>
             <w:pPr>
               <w:pStyle w:val="TableParagraph"/>
               <w:bidi/>
               <w:spacing w:before="53"/>
-              <w:ind w:left="1029"/>
-              <w:rPr>
-                <w:sz w:val="12"/>
-                <w:szCs w:val="12"/>
-              </w:rPr>
-            </w:pPr>
-            <w:proofErr w:type="spellStart"/>
-            <w:r>
-              <w:rPr>
+              <w:jc w:val="center"/>
+              <w:rPr>
+                <w:sz w:val="12"/>
+                <w:szCs w:val="12"/>
+              </w:rPr>
+            </w:pPr>
+            <w:r>
+              <w:rPr>
+                <w:rFonts w:hint="cs"/>
                 <w:w w:val="117"/>
                 <w:sz w:val="12"/>
                 <w:szCs w:val="12"/>
                 <w:rtl/>
               </w:rPr>
-              <w:t>اﻟﻤﺪﻳﺮ</w:t>
-            </w:r>
-            <w:proofErr w:type="spellEnd"/>
-            <w:r>
-              <w:rPr>
-                <w:spacing w:val="2"/>
-                <w:w w:val="117"/>
-                <w:sz w:val="12"/>
-                <w:szCs w:val="12"/>
-                <w:rtl/>
-              </w:rPr>
-              <w:t xml:space="preserve"> </w:t>
-            </w:r>
-            <w:proofErr w:type="spellStart"/>
-            <w:r>
-              <w:rPr>
-                <w:w w:val="117"/>
-                <w:sz w:val="12"/>
-                <w:szCs w:val="12"/>
-                <w:rtl/>
-              </w:rPr>
-              <w:t>اﻟﻌﺎم</w:t>
-            </w:r>
-            <w:proofErr w:type="spellEnd"/>
+              <w:t>المدير العام</w:t>
+            </w:r>
           </w:p>
         </w:tc>
       </w:tr>
@@ -7147,64 +5636,44 @@
         </w:tc>
         <w:tc>
           <w:tcPr>
-            <w:tcW w:w="4815" w:type="dxa"/>
-            <w:gridSpan w:val="4"/>
+            <w:tcW w:w="4968" w:type="dxa"/>
+            <w:gridSpan w:val="5"/>
+            <w:vAlign w:val="center"/>
           </w:tcPr>
           <w:p>
             <w:pPr>
               <w:pStyle w:val="TableParagraph"/>
               <w:spacing w:before="0"/>
               <w:rPr>
-                <w:rFonts w:ascii="Montserrat"/>
-                <w:sz w:val="12"/>
-              </w:rPr>
-            </w:pPr>
-          </w:p>
-        </w:tc>
-        <w:tc>
-          <w:tcPr>
-            <w:tcW w:w="2709" w:type="dxa"/>
+                <w:sz w:val="12"/>
+              </w:rPr>
+            </w:pPr>
+          </w:p>
+        </w:tc>
+        <w:tc>
+          <w:tcPr>
+            <w:tcW w:w="2556" w:type="dxa"/>
           </w:tcPr>
           <w:p>
             <w:pPr>
               <w:pStyle w:val="TableParagraph"/>
               <w:bidi/>
               <w:spacing w:before="39"/>
-              <w:ind w:left="1178"/>
-              <w:rPr>
-                <w:sz w:val="12"/>
-                <w:szCs w:val="12"/>
-              </w:rPr>
-            </w:pPr>
-            <w:proofErr w:type="spellStart"/>
-            <w:r>
-              <w:rPr>
-                <w:sz w:val="12"/>
-                <w:szCs w:val="12"/>
-                <w:rtl/>
-              </w:rPr>
-              <w:t>اﻟﺘﺎر</w:t>
-            </w:r>
-            <w:proofErr w:type="spellEnd"/>
-            <w:r>
-              <w:rPr>
-                <w:spacing w:val="-10"/>
-                <w:sz w:val="12"/>
-                <w:szCs w:val="12"/>
-                <w:rtl/>
-              </w:rPr>
-              <w:t xml:space="preserve"> </w:t>
-            </w:r>
-            <w:proofErr w:type="spellStart"/>
-            <w:r>
-              <w:rPr>
-                <w:sz w:val="12"/>
-                <w:szCs w:val="12"/>
-                <w:rtl/>
-              </w:rPr>
-              <w:t>ﻳﺦ</w:t>
-            </w:r>
-            <w:proofErr w:type="spellEnd"/>
+              <w:jc w:val="center"/>
+              <w:rPr>
+                <w:sz w:val="12"/>
+                <w:szCs w:val="12"/>
+              </w:rPr>
+            </w:pPr>
+            <w:r>
+              <w:rPr>
+                <w:rFonts w:hint="cs"/>
+                <w:sz w:val="12"/>
+                <w:szCs w:val="12"/>
+                <w:rtl/>
+              </w:rPr>
+              <w:t>التاريخ</w:t>
+            </w:r>
           </w:p>
         </w:tc>
       </w:tr>
@@ -7332,7 +5801,7 @@
         <w:tc>
           <w:tcPr>
             <w:tcW w:w="5210" w:type="dxa"/>
-            <w:gridSpan w:val="3"/>
+            <w:gridSpan w:val="4"/>
           </w:tcPr>
           <w:p>
             <w:pPr>
@@ -7503,7 +5972,7 @@
         <w:tc>
           <w:tcPr>
             <w:tcW w:w="5210" w:type="dxa"/>
-            <w:gridSpan w:val="3"/>
+            <w:gridSpan w:val="4"/>
           </w:tcPr>
           <w:p>
             <w:pPr>
